--- a/fuentes/41410002_CF02_CFA.docx
+++ b/fuentes/41410002_CF02_CFA.docx
@@ -1,6 +1,6 @@
 
 <file path=word/document.xml><?xml version="1.0" encoding="utf-8"?>
-<w:document xmlns:wpc="http://schemas.microsoft.com/office/word/2010/wordprocessingCanvas" xmlns:cx="http://schemas.microsoft.com/office/drawing/2014/chartex" xmlns:cx1="http://schemas.microsoft.com/office/drawing/2015/9/8/chartex" xmlns:cx2="http://schemas.microsoft.com/office/drawing/2015/10/21/chartex" xmlns:cx3="http://schemas.microsoft.com/office/drawing/2016/5/9/chartex" xmlns:cx4="http://schemas.microsoft.com/office/drawing/2016/5/10/chartex" xmlns:cx5="http://schemas.microsoft.com/office/drawing/2016/5/11/chartex" xmlns:cx6="http://schemas.microsoft.com/office/drawing/2016/5/12/chartex" xmlns:cx7="http://schemas.microsoft.com/office/drawing/2016/5/13/chartex" xmlns:cx8="http://schemas.microsoft.com/office/drawing/2016/5/14/chartex" xmlns:mc="http://schemas.openxmlformats.org/markup-compatibility/2006" xmlns:aink="http://schemas.microsoft.com/office/drawing/2016/ink" xmlns:am3d="http://schemas.microsoft.com/office/drawing/2017/model3d" xmlns:o="urn:schemas-microsoft-com:office:office" xmlns:r="http://schemas.openxmlformats.org/officeDocument/2006/relationships" xmlns:m="http://schemas.openxmlformats.org/officeDocument/2006/math" xmlns:v="urn:schemas-microsoft-com:vml" xmlns:wp14="http://schemas.microsoft.com/office/word/2010/wordprocessingDrawing" xmlns:wp="http://schemas.openxmlformats.org/drawingml/2006/wordprocessingDrawing" xmlns:w10="urn:schemas-microsoft-com:office:word" xmlns:w="http://schemas.openxmlformats.org/wordprocessingml/2006/main" xmlns:w14="http://schemas.microsoft.com/office/word/2010/wordml" xmlns:w15="http://schemas.microsoft.com/office/word/2012/wordml" xmlns:w16cid="http://schemas.microsoft.com/office/word/2016/wordml/cid" xmlns:w16se="http://schemas.microsoft.com/office/word/2015/wordml/symex" xmlns:wpg="http://schemas.microsoft.com/office/word/2010/wordprocessingGroup" xmlns:wpi="http://schemas.microsoft.com/office/word/2010/wordprocessingInk" xmlns:wne="http://schemas.microsoft.com/office/word/2006/wordml" xmlns:wps="http://schemas.microsoft.com/office/word/2010/wordprocessingShape" mc:Ignorable="w14 w15 w16se w16cid wp14">
+<w:document xmlns:wpc="http://schemas.microsoft.com/office/word/2010/wordprocessingCanvas" xmlns:cx="http://schemas.microsoft.com/office/drawing/2014/chartex" xmlns:cx1="http://schemas.microsoft.com/office/drawing/2015/9/8/chartex" xmlns:cx2="http://schemas.microsoft.com/office/drawing/2015/10/21/chartex" xmlns:cx3="http://schemas.microsoft.com/office/drawing/2016/5/9/chartex" xmlns:cx4="http://schemas.microsoft.com/office/drawing/2016/5/10/chartex" xmlns:cx5="http://schemas.microsoft.com/office/drawing/2016/5/11/chartex" xmlns:cx6="http://schemas.microsoft.com/office/drawing/2016/5/12/chartex" xmlns:cx7="http://schemas.microsoft.com/office/drawing/2016/5/13/chartex" xmlns:cx8="http://schemas.microsoft.com/office/drawing/2016/5/14/chartex" xmlns:mc="http://schemas.openxmlformats.org/markup-compatibility/2006" xmlns:aink="http://schemas.microsoft.com/office/drawing/2016/ink" xmlns:am3d="http://schemas.microsoft.com/office/drawing/2017/model3d" xmlns:o="urn:schemas-microsoft-com:office:office" xmlns:r="http://schemas.openxmlformats.org/officeDocument/2006/relationships" xmlns:m="http://schemas.openxmlformats.org/officeDocument/2006/math" xmlns:v="urn:schemas-microsoft-com:vml" xmlns:wp14="http://schemas.microsoft.com/office/word/2010/wordprocessingDrawing" xmlns:wp="http://schemas.openxmlformats.org/drawingml/2006/wordprocessingDrawing" xmlns:w10="urn:schemas-microsoft-com:office:word" xmlns:w="http://schemas.openxmlformats.org/wordprocessingml/2006/main" xmlns:w14="http://schemas.microsoft.com/office/word/2010/wordml" xmlns:w15="http://schemas.microsoft.com/office/word/2012/wordml" xmlns:w16cex="http://schemas.microsoft.com/office/word/2018/wordml/cex" xmlns:w16cid="http://schemas.microsoft.com/office/word/2016/wordml/cid" xmlns:w16="http://schemas.microsoft.com/office/word/2018/wordml" xmlns:w16sdtdh="http://schemas.microsoft.com/office/word/2020/wordml/sdtdatahash" xmlns:w16se="http://schemas.microsoft.com/office/word/2015/wordml/symex" xmlns:wpg="http://schemas.microsoft.com/office/word/2010/wordprocessingGroup" xmlns:wpi="http://schemas.microsoft.com/office/word/2010/wordprocessingInk" xmlns:wne="http://schemas.microsoft.com/office/word/2006/wordml" xmlns:wps="http://schemas.microsoft.com/office/word/2010/wordprocessingShape" mc:Ignorable="w14 w15 w16se w16cid w16 w16cex w16sdtdh wp14">
   <w:body>
     <w:p>
       <w:pPr>
@@ -205,7 +205,7 @@
               </wp:anchor>
             </w:drawing>
           </mc:Choice>
-          <mc:Fallback xmlns:oel="http://schemas.microsoft.com/office/2019/extlst" xmlns:w16cex="http://schemas.microsoft.com/office/word/2018/wordml/cex" xmlns:w16="http://schemas.microsoft.com/office/word/2018/wordml" xmlns:w16sdtdh="http://schemas.microsoft.com/office/word/2020/wordml/sdtdatahash">
+          <mc:Fallback xmlns:oel="http://schemas.microsoft.com/office/2019/extlst">
             <w:pict>
               <v:rect w14:anchorId="4C256C62" id="Rectángulo 3" o:spid="_x0000_s1026" alt="&quot;&quot;" style="position:absolute;margin-left:-55.95pt;margin-top:26.4pt;width:613.85pt;height:164.25pt;z-index:-251655168;visibility:visible;mso-wrap-style:square;mso-height-percent:0;mso-wrap-distance-left:9pt;mso-wrap-distance-top:0;mso-wrap-distance-right:9pt;mso-wrap-distance-bottom:0;mso-position-horizontal:absolute;mso-position-horizontal-relative:text;mso-position-vertical:absolute;mso-position-vertical-relative:text;mso-height-percent:0;mso-height-relative:margin;v-text-anchor:middle" o:gfxdata="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" fillcolor="#00314d" stroked="f" strokeweight="1pt"/>
             </w:pict>
@@ -553,8 +553,6 @@
             <w:t>ontenido</w:t>
           </w:r>
         </w:p>
-        <w:bookmarkStart w:id="0" w:name="_GoBack"/>
-        <w:bookmarkEnd w:id="0"/>
         <w:p>
           <w:pPr>
             <w:pStyle w:val="TDC1"/>
@@ -2041,12 +2039,11 @@
       <w:pPr>
         <w:pStyle w:val="Titulosgenerales"/>
       </w:pPr>
-      <w:bookmarkStart w:id="1" w:name="_Toc243638907"/>
-      <w:r>
-        <w:lastRenderedPageBreak/>
+      <w:bookmarkStart w:id="0" w:name="_Toc243638907"/>
+      <w:r>
         <w:t>Introducción</w:t>
       </w:r>
-      <w:bookmarkEnd w:id="1"/>
+      <w:bookmarkEnd w:id="0"/>
     </w:p>
     <w:p>
       <w:r>
@@ -2075,15 +2072,17 @@
     </w:p>
     <w:p>
       <w:r>
-        <w:lastRenderedPageBreak/>
-        <w:t>Para complementar la comprensión de los temas abordados, se recomienda acceder al siguiente video.</w:t>
+        <w:t>Para complementar la comprensión de los temas abordados, se recomienda acceder al siguiente video</w:t>
+      </w:r>
+      <w:r>
+        <w:t>:</w:t>
       </w:r>
     </w:p>
     <w:p>
       <w:pPr>
         <w:pStyle w:val="Video"/>
       </w:pPr>
-      <w:bookmarkStart w:id="2" w:name="_Hlk243544635"/>
+      <w:bookmarkStart w:id="1" w:name="_Hlk243544635"/>
       <w:r>
         <w:t>Planeación de procesos formativos y recursos tecnológicos</w:t>
       </w:r>
@@ -2212,7 +2211,6 @@
           </w:p>
           <w:p>
             <w:r>
-              <w:lastRenderedPageBreak/>
               <w:t>A lo largo de la historia, enseñar ha implicado mucho más que transmitir información. Desde las conversaciones en las que se compartían saberes de generación en generación hasta los actuales ambientes digitales, la intención de orientar a otros ha requerido organización, creatividad y comprensión de las necesidades de quienes aprenden.</w:t>
             </w:r>
           </w:p>
@@ -2233,7 +2231,7 @@
           </w:p>
         </w:tc>
       </w:tr>
-      <w:bookmarkEnd w:id="2"/>
+      <w:bookmarkEnd w:id="1"/>
     </w:tbl>
     <w:p>
       <w:pPr>
@@ -2241,7 +2239,6 @@
         <w:ind w:firstLine="0"/>
       </w:pPr>
       <w:r>
-        <w:lastRenderedPageBreak/>
         <w:br w:type="page"/>
       </w:r>
     </w:p>
@@ -2249,101 +2246,93 @@
       <w:pPr>
         <w:pStyle w:val="Ttulo1"/>
       </w:pPr>
-      <w:bookmarkStart w:id="3" w:name="_Toc243638908"/>
-      <w:r>
-        <w:lastRenderedPageBreak/>
+      <w:bookmarkStart w:id="2" w:name="_Toc243638908"/>
+      <w:r>
         <w:t>Plan de formación</w:t>
       </w:r>
+      <w:bookmarkEnd w:id="2"/>
+    </w:p>
+    <w:p>
+      <w:pPr>
+        <w:rPr>
+          <w:lang w:val="es-419" w:eastAsia="es-CO"/>
+        </w:rPr>
+      </w:pPr>
+      <w:r>
+        <w:rPr>
+          <w:lang w:val="es-419" w:eastAsia="es-CO"/>
+        </w:rPr>
+        <w:t>La planeación de un proceso formativo requiere organizar de manera coherente los aprendizajes esperados, las actividades, las estrategias metodológicas, los materiales educativos y la evaluación. Para ello, el plan de formación constituye una herramienta que orienta las decisiones pedagógicas y permite establecer cómo se desarrollará el proceso para alcanzar los resultados de aprendizaje previstos.</w:t>
+      </w:r>
+    </w:p>
+    <w:p>
+      <w:pPr>
+        <w:rPr>
+          <w:lang w:val="es-419" w:eastAsia="es-CO"/>
+        </w:rPr>
+      </w:pPr>
+      <w:r>
+        <w:rPr>
+          <w:lang w:val="es-419" w:eastAsia="es-CO"/>
+        </w:rPr>
+        <w:t>En el contexto de la formación para el trabajo, estructurar un plan implica partir de las competencias y los resultados de aprendizaje establecidos en el diseño curricular, reconocer las características de los aprendices y determinar las actividades y los recursos que favorecerán el desarrollo de sus capacidades. También requiere definir las evidencias que permitirán valorar los aprendizajes y los instrumentos que se utilizarán para evaluarlas.</w:t>
+      </w:r>
+    </w:p>
+    <w:p>
+      <w:pPr>
+        <w:rPr>
+          <w:lang w:val="es-419" w:eastAsia="es-CO"/>
+        </w:rPr>
+      </w:pPr>
+      <w:r>
+        <w:rPr>
+          <w:lang w:val="es-419" w:eastAsia="es-CO"/>
+        </w:rPr>
+        <w:t>La elaboración del plan de formación no consiste únicamente en distribuir contenidos o programar actividades. Su propósito es articular los diferentes elementos del proceso formativo, de manera que cada decisión responda a los resultados de aprendizaje y a las condiciones en las que se desarrolla la formación.</w:t>
+      </w:r>
+    </w:p>
+    <w:p>
+      <w:pPr>
+        <w:rPr>
+          <w:lang w:val="es-419" w:eastAsia="es-CO"/>
+        </w:rPr>
+      </w:pPr>
+      <w:r>
+        <w:rPr>
+          <w:lang w:val="es-419" w:eastAsia="es-CO"/>
+        </w:rPr>
+        <w:t>El plan de formación también debe contemplar las condiciones del entorno y las posibilidades que ofrecen los recursos tecnológicos. La selección de plataformas, materiales digitales y herramientas de apoyo debe responder a los propósitos formativos, facilitar el desarrollo de las actividades y contribuir al aprendizaje, sin perder de vista las características del grupo y los recursos disponibles.</w:t>
+      </w:r>
+    </w:p>
+    <w:p>
+      <w:pPr>
+        <w:rPr>
+          <w:lang w:val="es-419" w:eastAsia="es-CO"/>
+        </w:rPr>
+      </w:pPr>
+      <w:r>
+        <w:rPr>
+          <w:lang w:val="es-419" w:eastAsia="es-CO"/>
+        </w:rPr>
+        <w:t>De esta manera, el plan de formación se convierte en una guía para orientar el proceso con intención pedagógica, realizar los ajustes necesarios y mantener la coherencia entre lo que se espera aprender, las actividades propuestas y los resultados que se busca alcanzar.</w:t>
+      </w:r>
+    </w:p>
+    <w:p>
+      <w:pPr>
+        <w:rPr>
+          <w:lang w:val="es-419" w:eastAsia="es-CO"/>
+        </w:rPr>
+      </w:pPr>
+    </w:p>
+    <w:p>
+      <w:pPr>
+        <w:pStyle w:val="Ttulo2"/>
+      </w:pPr>
+      <w:bookmarkStart w:id="3" w:name="_Toc243638909"/>
+      <w:r>
+        <w:t>Elementos del plan de formación</w:t>
+      </w:r>
       <w:bookmarkEnd w:id="3"/>
-    </w:p>
-    <w:p>
-      <w:pPr>
-        <w:rPr>
-          <w:lang w:val="es-419" w:eastAsia="es-CO"/>
-        </w:rPr>
-      </w:pPr>
-      <w:r>
-        <w:rPr>
-          <w:lang w:val="es-419" w:eastAsia="es-CO"/>
-        </w:rPr>
-        <w:t>La planeación de un proceso formativo requiere organizar de manera coherente los aprendizajes esperados, las actividades, las estrategias metodológicas, los materiales educativos y la evaluación. Para ello, el plan de formación constituye una herramienta que orienta las decisiones pedagógicas y permite establecer cómo se desarrollará el proceso para alcanzar los resultados de aprendizaje previstos.</w:t>
-      </w:r>
-    </w:p>
-    <w:p>
-      <w:pPr>
-        <w:rPr>
-          <w:lang w:val="es-419" w:eastAsia="es-CO"/>
-        </w:rPr>
-      </w:pPr>
-      <w:r>
-        <w:rPr>
-          <w:lang w:val="es-419" w:eastAsia="es-CO"/>
-        </w:rPr>
-        <w:t>En el contexto de la formación para el trabajo, estructurar un plan implica partir de las competencias y los resultados de aprendizaje establecidos en el diseño curricular, reconocer las características de los aprendices y determinar las actividades y los recursos que favorecerán el desarrollo de sus capacidades. También requiere definir las evidencias que permitirán valorar los aprendizajes y los instrumentos que se utilizarán para evaluarlas.</w:t>
-      </w:r>
-    </w:p>
-    <w:p>
-      <w:pPr>
-        <w:rPr>
-          <w:lang w:val="es-419" w:eastAsia="es-CO"/>
-        </w:rPr>
-      </w:pPr>
-      <w:r>
-        <w:rPr>
-          <w:lang w:val="es-419" w:eastAsia="es-CO"/>
-        </w:rPr>
-        <w:t>La elaboración del plan de formación no consiste únicamente en distribuir contenidos o programar actividades. Su propósito es articular los diferentes elementos del proceso formativo, de manera que cada decisión responda a los resultados de aprendizaje y a las condiciones en las que se desarrolla la formación.</w:t>
-      </w:r>
-    </w:p>
-    <w:p>
-      <w:pPr>
-        <w:rPr>
-          <w:lang w:val="es-419" w:eastAsia="es-CO"/>
-        </w:rPr>
-      </w:pPr>
-      <w:r>
-        <w:rPr>
-          <w:lang w:val="es-419" w:eastAsia="es-CO"/>
-        </w:rPr>
-        <w:t>El plan de formación también debe contemplar las condiciones del entorno y las posibilidades que ofrecen los recursos tecnológicos. La selección de plataformas, materiales digitales y herramientas de apoyo debe responder a los propósitos formativos, facilitar el desarrollo de las actividades y contribuir al aprendizaje, sin perder de vista las características del grupo y los recursos disponibles.</w:t>
-      </w:r>
-    </w:p>
-    <w:p>
-      <w:pPr>
-        <w:rPr>
-          <w:lang w:val="es-419" w:eastAsia="es-CO"/>
-        </w:rPr>
-      </w:pPr>
-      <w:r>
-        <w:rPr>
-          <w:lang w:val="es-419" w:eastAsia="es-CO"/>
-        </w:rPr>
-        <w:t xml:space="preserve">De esta manera, el plan de formación se convierte en una guía para orientar el proceso con intención pedagógica, realizar los ajustes necesarios y mantener la </w:t>
-      </w:r>
-      <w:r>
-        <w:rPr>
-          <w:lang w:val="es-419" w:eastAsia="es-CO"/>
-        </w:rPr>
-        <w:lastRenderedPageBreak/>
-        <w:t>coherencia entre lo que se espera aprender, las actividades propuestas y los resultados que se busca alcanzar.</w:t>
-      </w:r>
-    </w:p>
-    <w:p>
-      <w:pPr>
-        <w:rPr>
-          <w:lang w:val="es-419" w:eastAsia="es-CO"/>
-        </w:rPr>
-      </w:pPr>
-    </w:p>
-    <w:p>
-      <w:pPr>
-        <w:pStyle w:val="Ttulo2"/>
-      </w:pPr>
-      <w:bookmarkStart w:id="4" w:name="_Toc243638909"/>
-      <w:r>
-        <w:t>Elementos del plan de formación</w:t>
-      </w:r>
-      <w:bookmarkEnd w:id="4"/>
     </w:p>
     <w:p>
       <w:pPr>
@@ -2487,7 +2476,6 @@
           <w:b/>
           <w:lang w:val="es-419" w:eastAsia="es-CO"/>
         </w:rPr>
-        <w:lastRenderedPageBreak/>
         <w:t>Materiales y recursos educativos</w:t>
       </w:r>
       <w:r>
@@ -2584,30 +2572,23 @@
       <w:pPr>
         <w:pStyle w:val="Ttulo2"/>
       </w:pPr>
-      <w:bookmarkStart w:id="5" w:name="_Toc243638910"/>
+      <w:bookmarkStart w:id="4" w:name="_Toc243638910"/>
       <w:r>
         <w:t>Procedimiento para estructurar un plan de formación</w:t>
       </w:r>
-      <w:bookmarkEnd w:id="5"/>
-    </w:p>
-    <w:p>
-      <w:pPr>
-        <w:rPr>
-          <w:lang w:val="es-419" w:eastAsia="es-CO"/>
-        </w:rPr>
-      </w:pPr>
-      <w:r>
-        <w:rPr>
-          <w:lang w:val="es-419" w:eastAsia="es-CO"/>
-        </w:rPr>
-        <w:t xml:space="preserve">La estructuración de un plan de formación requiere un proceso organizado de análisis, planificación y toma de decisiones. El punto de partida es el diseño curricular, ya que allí se establecen las competencias, los resultados de aprendizaje y los criterios </w:t>
-      </w:r>
-      <w:r>
-        <w:rPr>
-          <w:lang w:val="es-419" w:eastAsia="es-CO"/>
-        </w:rPr>
-        <w:lastRenderedPageBreak/>
-        <w:t>de evaluación que orientan la formación. A partir de estos referentes, el instructor-tutor define las actividades, selecciona las estrategias metodológicas y los recursos educativos, y determina cómo se recogerán las evidencias del aprendizaje.</w:t>
+      <w:bookmarkEnd w:id="4"/>
+    </w:p>
+    <w:p>
+      <w:pPr>
+        <w:rPr>
+          <w:lang w:val="es-419" w:eastAsia="es-CO"/>
+        </w:rPr>
+      </w:pPr>
+      <w:r>
+        <w:rPr>
+          <w:lang w:val="es-419" w:eastAsia="es-CO"/>
+        </w:rPr>
+        <w:t>La estructuración de un plan de formación requiere un proceso organizado de análisis, planificación y toma de decisiones. El punto de partida es el diseño curricular, ya que allí se establecen las competencias, los resultados de aprendizaje y los criterios de evaluación que orientan la formación. A partir de estos referentes, el instructor-tutor define las actividades, selecciona las estrategias metodológicas y los recursos educativos, y determina cómo se recogerán las evidencias del aprendizaje.</w:t>
       </w:r>
     </w:p>
     <w:p>
@@ -2883,7 +2864,6 @@
               </w:rPr>
             </w:pPr>
             <w:r>
-              <w:lastRenderedPageBreak/>
               <w:t>3</w:t>
             </w:r>
           </w:p>
@@ -3156,7 +3136,6 @@
         <w:rPr>
           <w:lang w:val="es-419" w:eastAsia="es-CO"/>
         </w:rPr>
-        <w:lastRenderedPageBreak/>
         <w:t>El procedimiento requiere mantener la coherencia entre cada uno de sus pasos. Los resultados del diagnóstico orientan la selección de las actividades; estas determinan las estrategias y los recursos necesarios, mientras que la evaluación permite establecer si las evidencias obtenidas corresponden a los aprendizajes esperados.</w:t>
       </w:r>
     </w:p>
@@ -3197,11 +3176,11 @@
       <w:pPr>
         <w:pStyle w:val="Ttulo2"/>
       </w:pPr>
-      <w:bookmarkStart w:id="6" w:name="_Toc243638911"/>
+      <w:bookmarkStart w:id="5" w:name="_Toc243638911"/>
       <w:r>
         <w:t>Caracterización de los aprendices y evaluación diagnóstica</w:t>
       </w:r>
-      <w:bookmarkEnd w:id="6"/>
+      <w:bookmarkEnd w:id="5"/>
     </w:p>
     <w:p>
       <w:pPr>
@@ -3338,7 +3317,6 @@
           <w:b/>
           <w:lang w:val="es-419" w:eastAsia="es-CO"/>
         </w:rPr>
-        <w:lastRenderedPageBreak/>
         <w:t>Necesidades de aprendizaje</w:t>
       </w:r>
       <w:r>
@@ -3525,30 +3503,23 @@
       <w:pPr>
         <w:pStyle w:val="Ttulo2"/>
       </w:pPr>
-      <w:bookmarkStart w:id="7" w:name="_Toc243638912"/>
+      <w:bookmarkStart w:id="6" w:name="_Toc243638912"/>
       <w:r>
         <w:t>Articulación entre competencias, resultados de aprendizaje, actividades y evaluación</w:t>
       </w:r>
-      <w:bookmarkEnd w:id="7"/>
-    </w:p>
-    <w:p>
-      <w:pPr>
-        <w:rPr>
-          <w:lang w:val="es-419" w:eastAsia="es-CO"/>
-        </w:rPr>
-      </w:pPr>
-      <w:r>
-        <w:rPr>
-          <w:lang w:val="es-419" w:eastAsia="es-CO"/>
-        </w:rPr>
-        <w:t xml:space="preserve">La planeación de un proceso formativo requiere mantener una relación coherente entre lo que se espera que el aprendiz logre, las actividades que desarrolla y </w:t>
-      </w:r>
-      <w:r>
-        <w:rPr>
-          <w:lang w:val="es-419" w:eastAsia="es-CO"/>
-        </w:rPr>
-        <w:lastRenderedPageBreak/>
-        <w:t>la forma en que se valoran sus aprendizajes. Esta relación permite que cada actividad tenga un propósito claro y contribuya al desarrollo de las competencias previstas.</w:t>
+      <w:bookmarkEnd w:id="6"/>
+    </w:p>
+    <w:p>
+      <w:pPr>
+        <w:rPr>
+          <w:lang w:val="es-419" w:eastAsia="es-CO"/>
+        </w:rPr>
+      </w:pPr>
+      <w:r>
+        <w:rPr>
+          <w:lang w:val="es-419" w:eastAsia="es-CO"/>
+        </w:rPr>
+        <w:t>La planeación de un proceso formativo requiere mantener una relación coherente entre lo que se espera que el aprendiz logre, las actividades que desarrolla y la forma en que se valoran sus aprendizajes. Esta relación permite que cada actividad tenga un propósito claro y contribuya al desarrollo de las competencias previstas.</w:t>
       </w:r>
     </w:p>
     <w:p>
@@ -3900,7 +3871,6 @@
               </w:rPr>
             </w:pPr>
             <w:r>
-              <w:lastRenderedPageBreak/>
               <w:t>Actividad de aprendizaje</w:t>
             </w:r>
           </w:p>
@@ -4154,88 +4124,80 @@
       <w:pPr>
         <w:pStyle w:val="Ttulo1"/>
       </w:pPr>
-      <w:bookmarkStart w:id="8" w:name="_Toc243638913"/>
-      <w:r>
-        <w:lastRenderedPageBreak/>
+      <w:bookmarkStart w:id="7" w:name="_Toc243638913"/>
+      <w:r>
         <w:t>Material educativo</w:t>
       </w:r>
+      <w:bookmarkEnd w:id="7"/>
+    </w:p>
+    <w:p>
+      <w:pPr>
+        <w:rPr>
+          <w:lang w:val="es-419" w:eastAsia="es-CO"/>
+        </w:rPr>
+      </w:pPr>
+      <w:r>
+        <w:rPr>
+          <w:lang w:val="es-419" w:eastAsia="es-CO"/>
+        </w:rPr>
+        <w:t>Los materiales educativos son recursos físicos o digitales que apoyan el proceso de enseñanza y aprendizaje. Su función consiste en facilitar el acceso a la información, favorecer la comprensión de conceptos y orientar el desarrollo de actividades que contribuyan al logro de los resultados de aprendizaje. Estos materiales no se limitan a transmitir contenidos, sino que también pueden promover la participación, la reflexión, la práctica y la aplicación de los conocimientos en diferentes contextos.</w:t>
+      </w:r>
+    </w:p>
+    <w:p>
+      <w:pPr>
+        <w:rPr>
+          <w:lang w:val="es-419" w:eastAsia="es-CO"/>
+        </w:rPr>
+      </w:pPr>
+      <w:r>
+        <w:rPr>
+          <w:lang w:val="es-419" w:eastAsia="es-CO"/>
+        </w:rPr>
+        <w:t>Entre los materiales educativos se encuentran las guías de aprendizaje, los libros, los documentos, las presentaciones, los videos, las infografías, los simuladores y las herramientas interactivas. Cada tipo de material ofrece posibilidades particulares para abordar los contenidos y acompañar las actividades formativas. Por esta razón, su selección debe responder a la finalidad pedagógica, al tipo de aprendizaje que se busca desarrollar y a las características de los participantes.</w:t>
+      </w:r>
+    </w:p>
+    <w:p>
+      <w:pPr>
+        <w:rPr>
+          <w:lang w:val="es-419" w:eastAsia="es-CO"/>
+        </w:rPr>
+      </w:pPr>
+      <w:r>
+        <w:rPr>
+          <w:lang w:val="es-419" w:eastAsia="es-CO"/>
+        </w:rPr>
+        <w:t>En los ambientes de aprendizaje mediados por Tecnologías de la Información y la Comunicación (TIC), los materiales educativos permiten integrar diferentes formatos y ampliar las oportunidades de acceso a los contenidos. Las plataformas de aprendizaje pueden reunir documentos, recursos audiovisuales, cuestionarios y espacios colaborativos que favorecen el trabajo autónomo y la interacción. Sin embargo, la incorporación de herramientas tecnológicas debe responder a una necesidad formativa concreta, ya que su disponibilidad no garantiza, por sí sola, mejores resultados de aprendizaje.</w:t>
+      </w:r>
+    </w:p>
+    <w:p>
+      <w:pPr>
+        <w:rPr>
+          <w:lang w:val="es-419" w:eastAsia="es-CO"/>
+        </w:rPr>
+      </w:pPr>
+      <w:r>
+        <w:rPr>
+          <w:lang w:val="es-419" w:eastAsia="es-CO"/>
+        </w:rPr>
+        <w:t>En este sentido, el instructor-tutor debe conocer las características y funciones de los materiales educativos para seleccionarlos, adaptarlos o combinarlos de acuerdo con los propósitos de formación. Para ello, es necesario considerar su pertinencia, claridad, accesibilidad, calidad técnica y relación con las estrategias metodológicas y la evaluación. De esta manera, los materiales se convierten en apoyos pedagógicos que contribuyen al desarrollo de las competencias y mantienen la coherencia entre las actividades propuestas y los resultados de aprendizaje esperados.</w:t>
+      </w:r>
+    </w:p>
+    <w:p>
+      <w:pPr>
+        <w:rPr>
+          <w:lang w:val="es-419" w:eastAsia="es-CO"/>
+        </w:rPr>
+      </w:pPr>
+    </w:p>
+    <w:p>
+      <w:pPr>
+        <w:pStyle w:val="Ttulo2"/>
+      </w:pPr>
+      <w:bookmarkStart w:id="8" w:name="_Toc243638914"/>
+      <w:r>
+        <w:t>Clasificación de los materiales educativos</w:t>
+      </w:r>
       <w:bookmarkEnd w:id="8"/>
-    </w:p>
-    <w:p>
-      <w:pPr>
-        <w:rPr>
-          <w:lang w:val="es-419" w:eastAsia="es-CO"/>
-        </w:rPr>
-      </w:pPr>
-      <w:r>
-        <w:rPr>
-          <w:lang w:val="es-419" w:eastAsia="es-CO"/>
-        </w:rPr>
-        <w:t>Los materiales educativos son recursos físicos o digitales que apoyan el proceso de enseñanza y aprendizaje. Su función consiste en facilitar el acceso a la información, favorecer la comprensión de conceptos y orientar el desarrollo de actividades que contribuyan al logro de los resultados de aprendizaje. Estos materiales no se limitan a transmitir contenidos, sino que también pueden promover la participación, la reflexión, la práctica y la aplicación de los conocimientos en diferentes contextos.</w:t>
-      </w:r>
-    </w:p>
-    <w:p>
-      <w:pPr>
-        <w:rPr>
-          <w:lang w:val="es-419" w:eastAsia="es-CO"/>
-        </w:rPr>
-      </w:pPr>
-      <w:r>
-        <w:rPr>
-          <w:lang w:val="es-419" w:eastAsia="es-CO"/>
-        </w:rPr>
-        <w:t>Entre los materiales educativos se encuentran las guías de aprendizaje, los libros, los documentos, las presentaciones, los videos, las infografías, los simuladores y las herramientas interactivas. Cada tipo de material ofrece posibilidades particulares para abordar los contenidos y acompañar las actividades formativas. Por esta razón, su selección debe responder a la finalidad pedagógica, al tipo de aprendizaje que se busca desarrollar y a las características de los participantes.</w:t>
-      </w:r>
-    </w:p>
-    <w:p>
-      <w:pPr>
-        <w:rPr>
-          <w:lang w:val="es-419" w:eastAsia="es-CO"/>
-        </w:rPr>
-      </w:pPr>
-      <w:r>
-        <w:rPr>
-          <w:lang w:val="es-419" w:eastAsia="es-CO"/>
-        </w:rPr>
-        <w:t>En los ambientes de aprendizaje mediados por Tecnologías de la Información y la Comunicación (TIC), los materiales educativos permiten integrar diferentes formatos y ampliar las oportunidades de acceso a los contenidos. Las plataformas de aprendizaje pueden reunir documentos, recursos audiovisuales, cuestionarios y espacios colaborativos que favorecen el trabajo autónomo y la interacción. Sin embargo, la incorporación de herramientas tecnológicas debe responder a una necesidad formativa concreta, ya que su disponibilidad no garantiza, por sí sola, mejores resultados de aprendizaje.</w:t>
-      </w:r>
-    </w:p>
-    <w:p>
-      <w:pPr>
-        <w:rPr>
-          <w:lang w:val="es-419" w:eastAsia="es-CO"/>
-        </w:rPr>
-      </w:pPr>
-      <w:r>
-        <w:rPr>
-          <w:lang w:val="es-419" w:eastAsia="es-CO"/>
-        </w:rPr>
-        <w:t xml:space="preserve">En este sentido, el instructor-tutor debe conocer las características y funciones de los materiales educativos para seleccionarlos, adaptarlos o combinarlos de acuerdo con los propósitos de formación. Para ello, es necesario considerar su pertinencia, claridad, </w:t>
-      </w:r>
-      <w:r>
-        <w:rPr>
-          <w:lang w:val="es-419" w:eastAsia="es-CO"/>
-        </w:rPr>
-        <w:lastRenderedPageBreak/>
-        <w:t>accesibilidad, calidad técnica y relación con las estrategias metodológicas y la evaluación. De esta manera, los materiales se convierten en apoyos pedagógicos que contribuyen al desarrollo de las competencias y mantienen la coherencia entre las actividades propuestas y los resultados de aprendizaje esperados.</w:t>
-      </w:r>
-    </w:p>
-    <w:p>
-      <w:pPr>
-        <w:rPr>
-          <w:lang w:val="es-419" w:eastAsia="es-CO"/>
-        </w:rPr>
-      </w:pPr>
-    </w:p>
-    <w:p>
-      <w:pPr>
-        <w:pStyle w:val="Ttulo2"/>
-      </w:pPr>
-      <w:bookmarkStart w:id="9" w:name="_Toc243638914"/>
-      <w:r>
-        <w:t>Clasificación de los materiales educativos</w:t>
-      </w:r>
-      <w:bookmarkEnd w:id="9"/>
     </w:p>
     <w:p>
       <w:pPr>
@@ -4291,21 +4253,7 @@
         <w:rPr>
           <w:lang w:val="es-419" w:eastAsia="es-CO"/>
         </w:rPr>
-        <w:t xml:space="preserve">roporcionan información organizada para facilitar la comprensión de los temas. Incluyen textos, documentos, presentaciones, videos explicativos, infografías y </w:t>
-      </w:r>
-      <w:proofErr w:type="spellStart"/>
-      <w:r>
-        <w:rPr>
-          <w:lang w:val="es-419" w:eastAsia="es-CO"/>
-        </w:rPr>
-        <w:t>pódcast</w:t>
-      </w:r>
-      <w:proofErr w:type="spellEnd"/>
-      <w:r>
-        <w:rPr>
-          <w:lang w:val="es-419" w:eastAsia="es-CO"/>
-        </w:rPr>
-        <w:t>.</w:t>
+        <w:t>roporcionan información organizada para facilitar la comprensión de los temas. Incluyen textos, documentos, presentaciones, videos explicativos, infografías y pódcast.</w:t>
       </w:r>
     </w:p>
     <w:p>
@@ -4393,7 +4341,6 @@
         <w:rPr>
           <w:lang w:val="es-419" w:eastAsia="es-CO"/>
         </w:rPr>
-        <w:lastRenderedPageBreak/>
         <w:t>Esta clasificación responde al propósito con el que se utiliza cada recurso, por lo que un mismo material puede cumplir varias funciones. Por ejemplo, un video puede presentar un concepto, servir de base para resolver un caso práctico y aportar información para una actividad evaluativa, siempre que se integre de manera intencionada a la estrategia pedagógica.</w:t>
       </w:r>
     </w:p>
@@ -4421,11 +4368,11 @@
       <w:pPr>
         <w:pStyle w:val="Ttulo2"/>
       </w:pPr>
-      <w:bookmarkStart w:id="10" w:name="_Toc243638915"/>
+      <w:bookmarkStart w:id="9" w:name="_Toc243638915"/>
       <w:r>
         <w:t>Materiales educativos impresos, audiovisuales, digitales e interactivos</w:t>
       </w:r>
-      <w:bookmarkEnd w:id="10"/>
+      <w:bookmarkEnd w:id="9"/>
     </w:p>
     <w:p>
       <w:pPr>
@@ -4468,14 +4415,7 @@
         <w:rPr>
           <w:lang w:val="es-419" w:eastAsia="es-CO"/>
         </w:rPr>
-        <w:t xml:space="preserve">omprenden recursos elaborados principalmente mediante texto e imágenes estáticas, como libros, cartillas, manuales, guías de aprendizaje, folletos y fichas de trabajo. Facilitan la consulta, la lectura detallada, la toma de apuntes y el desarrollo de ejercicios a un </w:t>
-      </w:r>
-      <w:r>
-        <w:rPr>
-          <w:lang w:val="es-419" w:eastAsia="es-CO"/>
-        </w:rPr>
-        <w:lastRenderedPageBreak/>
-        <w:t>ritmo propio. En ambientes virtuales, estos materiales también pueden distribuirse en formatos digitales, como PDF, conservando una estructura similar a la de un documento impreso. Su efectividad depende de la claridad de la información, la organización del contenido y la pertinencia de las actividades que proponen.</w:t>
+        <w:t>omprenden recursos elaborados principalmente mediante texto e imágenes estáticas, como libros, cartillas, manuales, guías de aprendizaje, folletos y fichas de trabajo. Facilitan la consulta, la lectura detallada, la toma de apuntes y el desarrollo de ejercicios a un ritmo propio. En ambientes virtuales, estos materiales también pueden distribuirse en formatos digitales, como PDF, conservando una estructura similar a la de un documento impreso. Su efectividad depende de la claridad de la información, la organización del contenido y la pertinencia de las actividades que proponen.</w:t>
       </w:r>
     </w:p>
     <w:p>
@@ -4506,21 +4446,7 @@
         <w:rPr>
           <w:lang w:val="es-419" w:eastAsia="es-CO"/>
         </w:rPr>
-        <w:t xml:space="preserve">ombinan imágenes, sonido, narración, música o movimiento para comunicar información y explicar conceptos o procedimientos. Entre ellos se encuentran los videos educativos, las animaciones, los documentales, las demostraciones grabadas y los </w:t>
-      </w:r>
-      <w:proofErr w:type="spellStart"/>
-      <w:r>
-        <w:rPr>
-          <w:lang w:val="es-419" w:eastAsia="es-CO"/>
-        </w:rPr>
-        <w:t>pódcast</w:t>
-      </w:r>
-      <w:proofErr w:type="spellEnd"/>
-      <w:r>
-        <w:rPr>
-          <w:lang w:val="es-419" w:eastAsia="es-CO"/>
-        </w:rPr>
-        <w:t>. Estos recursos pueden facilitar la comprensión de procesos complejos, presentar situaciones del contexto laboral y complementar las explicaciones escritas. Para aprovecharlos pedagógicamente, conviene vincularlos con actividades como preguntas orientadoras, análisis de casos, toma de notas o ejercicios de aplicación, en lugar de utilizarlos únicamente como elementos de observación o escucha.</w:t>
+        <w:t>ombinan imágenes, sonido, narración, música o movimiento para comunicar información y explicar conceptos o procedimientos. Entre ellos se encuentran los videos educativos, las animaciones, los documentales, las demostraciones grabadas y los pódcast. Estos recursos pueden facilitar la comprensión de procesos complejos, presentar situaciones del contexto laboral y complementar las explicaciones escritas. Para aprovecharlos pedagógicamente, conviene vincularlos con actividades como preguntas orientadoras, análisis de casos, toma de notas o ejercicios de aplicación, en lugar de utilizarlos únicamente como elementos de observación o escucha.</w:t>
       </w:r>
     </w:p>
     <w:p>
@@ -4551,14 +4477,7 @@
         <w:rPr>
           <w:lang w:val="es-419" w:eastAsia="es-CO"/>
         </w:rPr>
-        <w:t xml:space="preserve">on recursos creados, almacenados o distribuidos mediante dispositivos y plataformas tecnológicas. Incluyen documentos electrónicos, presentaciones digitales, infografías, libros electrónicos, bibliotecas virtuales y objetos virtuales de aprendizaje. Su uso facilita el acceso a la información, la actualización de contenidos y la integración de diferentes formatos en un mismo entorno. Además, pueden incorporarse a los sistemas de gestión del aprendizaje (LMS, por su sigla en inglés), donde se organizan los contenidos y las actividades de acuerdo con la secuencia formativa. Para utilizarlos adecuadamente, es necesario considerar su </w:t>
-      </w:r>
-      <w:r>
-        <w:rPr>
-          <w:lang w:val="es-419" w:eastAsia="es-CO"/>
-        </w:rPr>
-        <w:lastRenderedPageBreak/>
-        <w:t>compatibilidad con los dispositivos, la facilidad de acceso y las condiciones de conectividad de los aprendices.</w:t>
+        <w:t>on recursos creados, almacenados o distribuidos mediante dispositivos y plataformas tecnológicas. Incluyen documentos electrónicos, presentaciones digitales, infografías, libros electrónicos, bibliotecas virtuales y objetos virtuales de aprendizaje. Su uso facilita el acceso a la información, la actualización de contenidos y la integración de diferentes formatos en un mismo entorno. Además, pueden incorporarse a los sistemas de gestión del aprendizaje (LMS, por su sigla en inglés), donde se organizan los contenidos y las actividades de acuerdo con la secuencia formativa. Para utilizarlos adecuadamente, es necesario considerar su compatibilidad con los dispositivos, la facilidad de acceso y las condiciones de conectividad de los aprendices.</w:t>
       </w:r>
     </w:p>
     <w:p>
@@ -4765,11 +4684,7 @@
               </w:rPr>
             </w:pPr>
             <w:r>
-              <w:t xml:space="preserve">Consultar conceptos, seguir instrucciones y </w:t>
-            </w:r>
-            <w:r>
-              <w:lastRenderedPageBreak/>
-              <w:t>desarrollar ejercicios.</w:t>
+              <w:t>Consultar conceptos, seguir instrucciones y desarrollar ejercicios.</w:t>
             </w:r>
           </w:p>
         </w:tc>
@@ -4787,7 +4702,6 @@
               </w:rPr>
             </w:pPr>
             <w:r>
-              <w:lastRenderedPageBreak/>
               <w:t>Audiovisual</w:t>
             </w:r>
           </w:p>
@@ -4820,15 +4734,7 @@
               </w:rPr>
             </w:pPr>
             <w:r>
-              <w:t xml:space="preserve">Videos, animaciones y </w:t>
-            </w:r>
-            <w:proofErr w:type="spellStart"/>
-            <w:r>
-              <w:t>pódcast</w:t>
-            </w:r>
-            <w:proofErr w:type="spellEnd"/>
-            <w:r>
-              <w:t>.</w:t>
+              <w:t>Videos, animaciones y pódcast.</w:t>
             </w:r>
           </w:p>
         </w:tc>
@@ -5002,7 +4908,6 @@
         <w:rPr>
           <w:lang w:val="es-419" w:eastAsia="es-CO"/>
         </w:rPr>
-        <w:lastRenderedPageBreak/>
         <w:t>Es importante tener en cuenta que estas categorías no son excluyentes. Un material puede combinar varios formatos y funciones: por ejemplo, un objeto virtual de aprendizaje puede integrar textos, videos, actividades interactivas y cuestionarios. Por ello, la clasificación debe servir como orientación para seleccionar y combinar recursos, no como una separación rígida entre ellos.</w:t>
       </w:r>
     </w:p>
@@ -5030,11 +4935,11 @@
       <w:pPr>
         <w:pStyle w:val="Ttulo2"/>
       </w:pPr>
-      <w:bookmarkStart w:id="11" w:name="_Toc243638916"/>
+      <w:bookmarkStart w:id="10" w:name="_Toc243638916"/>
       <w:r>
         <w:t>Funcionamiento de los recursos tecnológicos en ambientes de aprendizaje</w:t>
       </w:r>
-      <w:bookmarkEnd w:id="11"/>
+      <w:bookmarkEnd w:id="10"/>
     </w:p>
     <w:p>
       <w:pPr>
@@ -5059,14 +4964,7 @@
         <w:rPr>
           <w:lang w:val="es-419" w:eastAsia="es-CO"/>
         </w:rPr>
-        <w:t xml:space="preserve">Uno de los recursos más utilizados son los sistemas de gestión del aprendizaje (LMS), plataformas que permiten organizar y administrar experiencias formativas en entornos digitales. En ellas, el instructor-tutor puede publicar documentos, incorporar </w:t>
-      </w:r>
-      <w:r>
-        <w:rPr>
-          <w:lang w:val="es-419" w:eastAsia="es-CO"/>
-        </w:rPr>
-        <w:lastRenderedPageBreak/>
-        <w:t>videos, configurar cuestionarios, proponer tareas, habilitar foros y realizar seguimiento al progreso de los aprendices. Por su parte, los aprendices pueden consultar los contenidos, desarrollar las actividades, entregar evidencias y recibir orientaciones o retroalimentación. De esta manera, la plataforma funciona como un espacio que reúne diferentes recursos y facilita la organización del proceso formativo.</w:t>
+        <w:t>Uno de los recursos más utilizados son los sistemas de gestión del aprendizaje (LMS), plataformas que permiten organizar y administrar experiencias formativas en entornos digitales. En ellas, el instructor-tutor puede publicar documentos, incorporar videos, configurar cuestionarios, proponer tareas, habilitar foros y realizar seguimiento al progreso de los aprendices. Por su parte, los aprendices pueden consultar los contenidos, desarrollar las actividades, entregar evidencias y recibir orientaciones o retroalimentación. De esta manera, la plataforma funciona como un espacio que reúne diferentes recursos y facilita la organización del proceso formativo.</w:t>
       </w:r>
     </w:p>
     <w:p>
@@ -5247,14 +5145,7 @@
         <w:rPr>
           <w:lang w:val="es-419" w:eastAsia="es-CO"/>
         </w:rPr>
-        <w:t xml:space="preserve">Para comprender cómo se integran estos recursos, conviene reconocer que su uso no consiste simplemente en incorporar herramientas digitales a una actividad. Es necesario establecer qué función desempeñan, cómo se utilizarán y qué resultado se </w:t>
-      </w:r>
-      <w:r>
-        <w:rPr>
-          <w:lang w:val="es-419" w:eastAsia="es-CO"/>
-        </w:rPr>
-        <w:lastRenderedPageBreak/>
-        <w:t>espera alcanzar. Por ejemplo, si la actividad busca desarrollar la capacidad de resolver una situación del contexto laboral, el instructor-tutor puede proponer un caso de estudio en la plataforma, facilitar un documento de consulta, organizar un foro de discusión y solicitar una propuesta de solución como evidencia de aprendizaje.</w:t>
+        <w:t>Para comprender cómo se integran estos recursos, conviene reconocer que su uso no consiste simplemente en incorporar herramientas digitales a una actividad. Es necesario establecer qué función desempeñan, cómo se utilizarán y qué resultado se espera alcanzar. Por ejemplo, si la actividad busca desarrollar la capacidad de resolver una situación del contexto laboral, el instructor-tutor puede proponer un caso de estudio en la plataforma, facilitar un documento de consulta, organizar un foro de discusión y solicitar una propuesta de solución como evidencia de aprendizaje.</w:t>
       </w:r>
     </w:p>
     <w:p>
@@ -5571,7 +5462,6 @@
               </w:rPr>
             </w:pPr>
             <w:r>
-              <w:lastRenderedPageBreak/>
               <w:t>Herramienta colaborativa</w:t>
             </w:r>
           </w:p>
@@ -5697,12 +5587,11 @@
       <w:pPr>
         <w:pStyle w:val="Ttulo2"/>
       </w:pPr>
-      <w:bookmarkStart w:id="12" w:name="_Toc243638917"/>
-      <w:r>
-        <w:lastRenderedPageBreak/>
+      <w:bookmarkStart w:id="11" w:name="_Toc243638917"/>
+      <w:r>
         <w:t>Criterios para seleccionar materiales educativos</w:t>
       </w:r>
-      <w:bookmarkEnd w:id="12"/>
+      <w:bookmarkEnd w:id="11"/>
     </w:p>
     <w:p>
       <w:pPr>
@@ -5827,14 +5716,7 @@
         <w:rPr>
           <w:lang w:val="es-419" w:eastAsia="es-CO"/>
         </w:rPr>
-        <w:t xml:space="preserve">: el material debe considerar los conocimientos previos, las necesidades de aprendizaje, las experiencias y </w:t>
-      </w:r>
-      <w:r>
-        <w:rPr>
-          <w:lang w:val="es-419" w:eastAsia="es-CO"/>
-        </w:rPr>
-        <w:lastRenderedPageBreak/>
-        <w:t>las características del grupo. Su lenguaje, nivel de complejidad y forma de presentación deben facilitar la comprensión.</w:t>
+        <w:t>: el material debe considerar los conocimientos previos, las necesidades de aprendizaje, las experiencias y las características del grupo. Su lenguaje, nivel de complejidad y forma de presentación deben facilitar la comprensión.</w:t>
       </w:r>
     </w:p>
     <w:p>
@@ -5975,7 +5857,6 @@
         <w:rPr>
           <w:lang w:val="es-419" w:eastAsia="es-CO"/>
         </w:rPr>
-        <w:lastRenderedPageBreak/>
         <w:t>Criterios para la selección de materiales educativos</w:t>
       </w:r>
     </w:p>
@@ -6329,7 +6210,6 @@
         <w:rPr>
           <w:lang w:val="es-419" w:eastAsia="es-CO"/>
         </w:rPr>
-        <w:lastRenderedPageBreak/>
         <w:t>La aplicación de estos criterios permite tomar decisiones fundamentadas y evitar la incorporación de recursos que no aporten al propósito formativo. Por ejemplo, si se busca que los aprendices desarrollen un procedimiento técnico, un video demostrativo puede facilitar la comprensión inicial, mientras que un simulador o una práctica guiada puede favorecer la aplicación de los conocimientos. La elección dependerá de las condiciones de formación y de la evidencia que se espera obtener.</w:t>
       </w:r>
     </w:p>
@@ -6385,11 +6265,86 @@
       <w:pPr>
         <w:pStyle w:val="Ttulo1"/>
       </w:pPr>
-      <w:bookmarkStart w:id="13" w:name="_Toc243638918"/>
-      <w:r>
-        <w:lastRenderedPageBreak/>
+      <w:bookmarkStart w:id="12" w:name="_Toc243638918"/>
+      <w:r>
         <w:t>Planeación didáctica de una clase</w:t>
       </w:r>
+      <w:bookmarkEnd w:id="12"/>
+    </w:p>
+    <w:p>
+      <w:pPr>
+        <w:rPr>
+          <w:lang w:val="es-419" w:eastAsia="es-CO"/>
+        </w:rPr>
+      </w:pPr>
+      <w:r>
+        <w:rPr>
+          <w:lang w:val="es-419" w:eastAsia="es-CO"/>
+        </w:rPr>
+        <w:t>La planeación didáctica permite organizar las actividades de enseñanza y aprendizaje para orientar el desarrollo de una clase hacia el logro de los resultados de aprendizaje. Este proceso implica definir los propósitos, establecer una secuencia de actividades, seleccionar las estrategias metodológicas y los materiales educativos, y determinar cómo se valorarán los aprendizajes alcanzados. De esta manera, cada decisión responde a una intención pedagógica y contribuye a mantener la coherencia entre lo que se espera aprender y las acciones propuestas.</w:t>
+      </w:r>
+    </w:p>
+    <w:p>
+      <w:pPr>
+        <w:rPr>
+          <w:lang w:val="es-419" w:eastAsia="es-CO"/>
+        </w:rPr>
+      </w:pPr>
+      <w:r>
+        <w:rPr>
+          <w:lang w:val="es-419" w:eastAsia="es-CO"/>
+        </w:rPr>
+        <w:t>Para elaborar una planeación pertinente, el instructor-tutor debe considerar los resultados de aprendizaje, los conocimientos previos, las características de los aprendices, el tiempo disponible y los recursos del ambiente formativo. Estos elementos permiten establecer actividades acordes con las necesidades del grupo y prever las orientaciones y los apoyos requeridos durante la clase. La planeación también debe guardar coherencia con el plan de formación y los lineamientos institucionales que orientan el proceso educativo.</w:t>
+      </w:r>
+    </w:p>
+    <w:p>
+      <w:pPr>
+        <w:rPr>
+          <w:lang w:val="es-419" w:eastAsia="es-CO"/>
+        </w:rPr>
+      </w:pPr>
+      <w:r>
+        <w:rPr>
+          <w:lang w:val="es-419" w:eastAsia="es-CO"/>
+        </w:rPr>
+        <w:t>Una clase puede organizarse mediante una secuencia didáctica que comprende tres momentos: apertura, desarrollo y cierre. En la apertura se recuperan los saberes previos y se presenta el propósito de aprendizaje; durante el desarrollo se realizan las actividades centrales para construir y aplicar los conocimientos; y en el cierre se sintetizan los aprendizajes, se revisan los resultados y se ofrece retroalimentación. Aunque cada momento cumple una función específica, todos deben articularse para favorecer el aprendizaje.</w:t>
+      </w:r>
+    </w:p>
+    <w:p>
+      <w:pPr>
+        <w:rPr>
+          <w:lang w:val="es-419" w:eastAsia="es-CO"/>
+        </w:rPr>
+      </w:pPr>
+    </w:p>
+    <w:p>
+      <w:pPr>
+        <w:rPr>
+          <w:lang w:val="es-419" w:eastAsia="es-CO"/>
+        </w:rPr>
+      </w:pPr>
+      <w:r>
+        <w:rPr>
+          <w:lang w:val="es-419" w:eastAsia="es-CO"/>
+        </w:rPr>
+        <w:t>Los recursos tecnológicos pueden enriquecer esta planeación mediante videos, presentaciones, simuladores, plataformas educativas y herramientas colaborativas, siempre que su uso responda a un propósito definido. Su incorporación debe facilitar la comprensión, la práctica, la interacción o la evaluación, sin convertirse en un fin en sí mismo. Una planeación didáctica efectiva integra de manera coherente los resultados de aprendizaje, las actividades, las estrategias, los materiales y la evaluación, de acuerdo con las características del grupo y las condiciones de formación.</w:t>
+      </w:r>
+    </w:p>
+    <w:p>
+      <w:pPr>
+        <w:rPr>
+          <w:lang w:val="es-419" w:eastAsia="es-CO"/>
+        </w:rPr>
+      </w:pPr>
+    </w:p>
+    <w:p>
+      <w:pPr>
+        <w:pStyle w:val="Ttulo2"/>
+      </w:pPr>
+      <w:bookmarkStart w:id="13" w:name="_Toc243638919"/>
+      <w:r>
+        <w:t>Secuencia didáctica</w:t>
+      </w:r>
       <w:bookmarkEnd w:id="13"/>
     </w:p>
     <w:p>
@@ -6402,83 +6357,6 @@
         <w:rPr>
           <w:lang w:val="es-419" w:eastAsia="es-CO"/>
         </w:rPr>
-        <w:t>La planeación didáctica permite organizar las actividades de enseñanza y aprendizaje para orientar el desarrollo de una clase hacia el logro de los resultados de aprendizaje. Este proceso implica definir los propósitos, establecer una secuencia de actividades, seleccionar las estrategias metodológicas y los materiales educativos, y determinar cómo se valorarán los aprendizajes alcanzados. De esta manera, cada decisión responde a una intención pedagógica y contribuye a mantener la coherencia entre lo que se espera aprender y las acciones propuestas.</w:t>
-      </w:r>
-    </w:p>
-    <w:p>
-      <w:pPr>
-        <w:rPr>
-          <w:lang w:val="es-419" w:eastAsia="es-CO"/>
-        </w:rPr>
-      </w:pPr>
-      <w:r>
-        <w:rPr>
-          <w:lang w:val="es-419" w:eastAsia="es-CO"/>
-        </w:rPr>
-        <w:t>Para elaborar una planeación pertinente, el instructor-tutor debe considerar los resultados de aprendizaje, los conocimientos previos, las características de los aprendices, el tiempo disponible y los recursos del ambiente formativo. Estos elementos permiten establecer actividades acordes con las necesidades del grupo y prever las orientaciones y los apoyos requeridos durante la clase. La planeación también debe guardar coherencia con el plan de formación y los lineamientos institucionales que orientan el proceso educativo.</w:t>
-      </w:r>
-    </w:p>
-    <w:p>
-      <w:pPr>
-        <w:rPr>
-          <w:lang w:val="es-419" w:eastAsia="es-CO"/>
-        </w:rPr>
-      </w:pPr>
-      <w:r>
-        <w:rPr>
-          <w:lang w:val="es-419" w:eastAsia="es-CO"/>
-        </w:rPr>
-        <w:t>Una clase puede organizarse mediante una secuencia didáctica que comprende tres momentos: apertura, desarrollo y cierre. En la apertura se recuperan los saberes previos y se presenta el propósito de aprendizaje; durante el desarrollo se realizan las actividades centrales para construir y aplicar los conocimientos; y en el cierre se sintetizan los aprendizajes, se revisan los resultados y se ofrece retroalimentación. Aunque cada momento cumple una función específica, todos deben articularse para favorecer el aprendizaje.</w:t>
-      </w:r>
-    </w:p>
-    <w:p>
-      <w:pPr>
-        <w:rPr>
-          <w:lang w:val="es-419" w:eastAsia="es-CO"/>
-        </w:rPr>
-      </w:pPr>
-    </w:p>
-    <w:p>
-      <w:pPr>
-        <w:rPr>
-          <w:lang w:val="es-419" w:eastAsia="es-CO"/>
-        </w:rPr>
-      </w:pPr>
-      <w:r>
-        <w:rPr>
-          <w:lang w:val="es-419" w:eastAsia="es-CO"/>
-        </w:rPr>
-        <w:lastRenderedPageBreak/>
-        <w:t>Los recursos tecnológicos pueden enriquecer esta planeación mediante videos, presentaciones, simuladores, plataformas educativas y herramientas colaborativas, siempre que su uso responda a un propósito definido. Su incorporación debe facilitar la comprensión, la práctica, la interacción o la evaluación, sin convertirse en un fin en sí mismo. Una planeación didáctica efectiva integra de manera coherente los resultados de aprendizaje, las actividades, las estrategias, los materiales y la evaluación, de acuerdo con las características del grupo y las condiciones de formación.</w:t>
-      </w:r>
-    </w:p>
-    <w:p>
-      <w:pPr>
-        <w:rPr>
-          <w:lang w:val="es-419" w:eastAsia="es-CO"/>
-        </w:rPr>
-      </w:pPr>
-    </w:p>
-    <w:p>
-      <w:pPr>
-        <w:pStyle w:val="Ttulo2"/>
-      </w:pPr>
-      <w:bookmarkStart w:id="14" w:name="_Toc243638919"/>
-      <w:r>
-        <w:t>Secuencia didáctica</w:t>
-      </w:r>
-      <w:bookmarkEnd w:id="14"/>
-    </w:p>
-    <w:p>
-      <w:pPr>
-        <w:rPr>
-          <w:lang w:val="es-419" w:eastAsia="es-CO"/>
-        </w:rPr>
-      </w:pPr>
-      <w:r>
-        <w:rPr>
-          <w:lang w:val="es-419" w:eastAsia="es-CO"/>
-        </w:rPr>
         <w:t>La secuencia didáctica es la organización ordenada y articulada de las actividades que se desarrollan durante una clase para alcanzar los resultados de aprendizaje previstos. Su estructura permite orientar el proceso formativo desde la exploración de los conocimientos previos hasta la aplicación de lo aprendido y la valoración de los avances. Para construirla, el instructor-tutor debe considerar el propósito de la clase, las características de los aprendices, el tiempo disponible, las estrategias metodológicas y los recursos educativos que facilitarán el aprendizaje.</w:t>
       </w:r>
     </w:p>
@@ -6512,7 +6390,6 @@
         <w:rPr>
           <w:lang w:val="es-419" w:eastAsia="es-CO"/>
         </w:rPr>
-        <w:lastRenderedPageBreak/>
         <w:t>Los momentos de la secuencia didáctica son:</w:t>
       </w:r>
     </w:p>
@@ -6633,7 +6510,6 @@
         <w:rPr>
           <w:lang w:val="es-419" w:eastAsia="es-CO"/>
         </w:rPr>
-        <w:lastRenderedPageBreak/>
         <w:t>La siguiente tabla resume los propósitos y las actividades que pueden desarrollarse en cada momento de la secuencia didáctica:</w:t>
       </w:r>
     </w:p>
@@ -6896,14 +6772,7 @@
         <w:rPr>
           <w:lang w:val="es-419" w:eastAsia="es-CO"/>
         </w:rPr>
-        <w:t xml:space="preserve">Los recursos tecnológicos pueden incorporarse en cualquiera de los tres momentos, siempre que cumplan una función definida. Por ejemplo, un video puede </w:t>
-      </w:r>
-      <w:r>
-        <w:rPr>
-          <w:lang w:val="es-419" w:eastAsia="es-CO"/>
-        </w:rPr>
-        <w:lastRenderedPageBreak/>
-        <w:t>utilizarse en la apertura para plantear una situación, un simulador en el desarrollo para practicar un procedimiento y un cuestionario digital en el cierre para comprobar la comprensión. La clave está en articular cada recurso con una actividad y un propósito de aprendizaje, evitando su uso aislado o meramente decorativo.</w:t>
+        <w:t>Los recursos tecnológicos pueden incorporarse en cualquiera de los tres momentos, siempre que cumplan una función definida. Por ejemplo, un video puede utilizarse en la apertura para plantear una situación, un simulador en el desarrollo para practicar un procedimiento y un cuestionario digital en el cierre para comprobar la comprensión. La clave está en articular cada recurso con una actividad y un propósito de aprendizaje, evitando su uso aislado o meramente decorativo.</w:t>
       </w:r>
     </w:p>
     <w:p>
@@ -6917,11 +6786,11 @@
       <w:pPr>
         <w:pStyle w:val="Ttulo2"/>
       </w:pPr>
-      <w:bookmarkStart w:id="15" w:name="_Toc243638920"/>
+      <w:bookmarkStart w:id="14" w:name="_Toc243638920"/>
       <w:r>
         <w:t>Articulación de actividades, estrategias, materiales y evaluación</w:t>
       </w:r>
-      <w:bookmarkEnd w:id="15"/>
+      <w:bookmarkEnd w:id="14"/>
     </w:p>
     <w:p>
       <w:pPr>
@@ -7003,7 +6872,6 @@
           <w:b/>
           <w:lang w:val="es-419" w:eastAsia="es-CO"/>
         </w:rPr>
-        <w:lastRenderedPageBreak/>
         <w:t>Actividad de aprendizaje</w:t>
       </w:r>
       <w:r>
@@ -7138,7 +7006,6 @@
         <w:rPr>
           <w:lang w:val="es-419" w:eastAsia="es-CO"/>
         </w:rPr>
-        <w:lastRenderedPageBreak/>
         <w:t>Para verificar esta coherencia, el instructor-tutor puede formularse las siguientes preguntas:</w:t>
       </w:r>
     </w:p>
@@ -7256,11 +7123,11 @@
       <w:pPr>
         <w:pStyle w:val="Ttulo2"/>
       </w:pPr>
-      <w:bookmarkStart w:id="16" w:name="_Toc243638921"/>
+      <w:bookmarkStart w:id="15" w:name="_Toc243638921"/>
       <w:r>
         <w:t>Lineamientos institucionales para la planeación de clases</w:t>
       </w:r>
-      <w:bookmarkEnd w:id="16"/>
+      <w:bookmarkEnd w:id="15"/>
     </w:p>
     <w:p>
       <w:pPr>
@@ -7285,14 +7152,7 @@
         <w:rPr>
           <w:lang w:val="es-419" w:eastAsia="es-CO"/>
         </w:rPr>
-        <w:t xml:space="preserve">En el contexto del SENA, el instructor-tutor debe tomar como referencia el diseño curricular del programa, las competencias, los resultados de aprendizaje y los criterios de evaluación correspondientes. La planeación de la clase debe contribuir al desarrollo </w:t>
-      </w:r>
-      <w:r>
-        <w:rPr>
-          <w:lang w:val="es-419" w:eastAsia="es-CO"/>
-        </w:rPr>
-        <w:lastRenderedPageBreak/>
-        <w:t>de estos elementos y mantener relación con el plan de formación. Por ello, las actividades no deben plantearse de manera aislada, sino como parte de un proceso organizado que favorezca el desarrollo de las competencias previstas.</w:t>
+        <w:t>En el contexto del SENA, el instructor-tutor debe tomar como referencia el diseño curricular del programa, las competencias, los resultados de aprendizaje y los criterios de evaluación correspondientes. La planeación de la clase debe contribuir al desarrollo de estos elementos y mantener relación con el plan de formación. Por ello, las actividades no deben plantearse de manera aislada, sino como parte de un proceso organizado que favorezca el desarrollo de las competencias previstas.</w:t>
       </w:r>
     </w:p>
     <w:p>
@@ -7486,14 +7346,7 @@
         <w:rPr>
           <w:lang w:val="es-419" w:eastAsia="es-CO"/>
         </w:rPr>
-        <w:t xml:space="preserve">Es importante señalar que los lineamientos institucionales orientan la planeación, pero no eliminan la posibilidad de adaptar las estrategias y las actividades a las </w:t>
-      </w:r>
-      <w:r>
-        <w:rPr>
-          <w:lang w:val="es-419" w:eastAsia="es-CO"/>
-        </w:rPr>
-        <w:lastRenderedPageBreak/>
-        <w:t>necesidades del grupo. El instructor-tutor puede proponer recursos, ejercicios y metodologías pertinentes, siempre que mantenga la coherencia con el diseño curricular y los resultados de aprendizaje.</w:t>
+        <w:t>Es importante señalar que los lineamientos institucionales orientan la planeación, pero no eliminan la posibilidad de adaptar las estrategias y las actividades a las necesidades del grupo. El instructor-tutor puede proponer recursos, ejercicios y metodologías pertinentes, siempre que mantenga la coherencia con el diseño curricular y los resultados de aprendizaje.</w:t>
       </w:r>
     </w:p>
     <w:p>
@@ -7520,11 +7373,11 @@
       <w:pPr>
         <w:pStyle w:val="Ttulo2"/>
       </w:pPr>
-      <w:bookmarkStart w:id="17" w:name="_Toc243638922"/>
+      <w:bookmarkStart w:id="16" w:name="_Toc243638922"/>
       <w:r>
         <w:t>Ejemplo integrador de planeación didáctica con recursos tecnológicos</w:t>
       </w:r>
-      <w:bookmarkEnd w:id="17"/>
+      <w:bookmarkEnd w:id="16"/>
     </w:p>
     <w:p>
       <w:pPr>
@@ -7564,7 +7417,6 @@
         <w:pStyle w:val="Video"/>
       </w:pPr>
       <w:r>
-        <w:lastRenderedPageBreak/>
         <w:t>¿Cómo planear una clase con recursos tecnológicos?</w:t>
       </w:r>
     </w:p>
@@ -7718,7 +7570,6 @@
               </w:numPr>
             </w:pPr>
             <w:r>
-              <w:lastRenderedPageBreak/>
               <w:t xml:space="preserve">Seleccionar la estrategia metodológica: según el resultado esperado, se elige una estrategia pertinente. En este ejemplo, el aprendizaje basado en problemas permite analizar una situación y proponer alternativas de solución. </w:t>
             </w:r>
           </w:p>
@@ -8123,7 +7974,6 @@
               </w:rPr>
             </w:pPr>
             <w:r>
-              <w:lastRenderedPageBreak/>
               <w:t>Instrumento de evaluación</w:t>
             </w:r>
           </w:p>
@@ -8189,12 +8039,11 @@
           <w:u w:val="single"/>
         </w:rPr>
       </w:pPr>
-      <w:bookmarkStart w:id="18" w:name="_Toc243638923"/>
-      <w:r>
-        <w:lastRenderedPageBreak/>
+      <w:bookmarkStart w:id="17" w:name="_Toc243638923"/>
+      <w:r>
         <w:t>Síntesis</w:t>
       </w:r>
-      <w:bookmarkEnd w:id="18"/>
+      <w:bookmarkEnd w:id="17"/>
       <w:r>
         <w:t xml:space="preserve"> </w:t>
       </w:r>
@@ -8286,12 +8135,11 @@
       <w:pPr>
         <w:pStyle w:val="Titulosgenerales"/>
       </w:pPr>
-      <w:bookmarkStart w:id="19" w:name="_Toc243638924"/>
-      <w:r>
-        <w:lastRenderedPageBreak/>
+      <w:bookmarkStart w:id="18" w:name="_Toc243638924"/>
+      <w:r>
         <w:t>Glosario</w:t>
       </w:r>
-      <w:bookmarkEnd w:id="19"/>
+      <w:bookmarkEnd w:id="18"/>
     </w:p>
     <w:p>
       <w:pPr>
@@ -8464,7 +8312,6 @@
           <w:b/>
           <w:bCs/>
         </w:rPr>
-        <w:lastRenderedPageBreak/>
         <w:t>Material educativo</w:t>
       </w:r>
       <w:r>
@@ -8605,12 +8452,11 @@
       <w:pPr>
         <w:pStyle w:val="Titulosgenerales"/>
       </w:pPr>
-      <w:bookmarkStart w:id="20" w:name="_Toc243638925"/>
-      <w:r>
-        <w:lastRenderedPageBreak/>
+      <w:bookmarkStart w:id="19" w:name="_Toc243638925"/>
+      <w:r>
         <w:t>Referencias bibliográficas</w:t>
       </w:r>
-      <w:bookmarkEnd w:id="20"/>
+      <w:bookmarkEnd w:id="19"/>
       <w:r>
         <w:t xml:space="preserve"> </w:t>
       </w:r>
@@ -8624,9 +8470,18 @@
       <w:r>
         <w:t xml:space="preserve">, J., &amp; Tang, C. (2011). </w:t>
       </w:r>
+      <w:r>
+        <w:rPr>
+          <w:lang w:val="en-US"/>
+        </w:rPr>
+        <w:t xml:space="preserve">Teaching for quality learning at university (4th ed.). </w:t>
+      </w:r>
+      <w:r>
+        <w:t xml:space="preserve">Open </w:t>
+      </w:r>
       <w:proofErr w:type="spellStart"/>
       <w:r>
-        <w:t>Teaching</w:t>
+        <w:t>University</w:t>
       </w:r>
       <w:proofErr w:type="spellEnd"/>
       <w:r>
@@ -8634,170 +8489,75 @@
       </w:r>
       <w:proofErr w:type="spellStart"/>
       <w:r>
-        <w:t>for</w:t>
+        <w:t>Press</w:t>
       </w:r>
       <w:proofErr w:type="spellEnd"/>
       <w:r>
-        <w:t xml:space="preserve"> </w:t>
-      </w:r>
+        <w:t xml:space="preserve">. </w:t>
+      </w:r>
+    </w:p>
+    <w:p>
+      <w:pPr>
+        <w:rPr>
+          <w:lang w:val="en-US"/>
+        </w:rPr>
+      </w:pPr>
+      <w:r>
+        <w:t xml:space="preserve">Díaz Barriga Arceo, F., &amp; Hernández Rojas, G. (2010). Estrategias docentes para un aprendizaje significativo: Una interpretación constructivista (3.ª ed.). </w:t>
+      </w:r>
+      <w:r>
+        <w:rPr>
+          <w:lang w:val="en-US"/>
+        </w:rPr>
+        <w:t xml:space="preserve">McGraw-Hill. </w:t>
+      </w:r>
+    </w:p>
+    <w:p>
+      <w:pPr>
+        <w:rPr>
+          <w:lang w:val="en-US"/>
+        </w:rPr>
+      </w:pPr>
       <w:proofErr w:type="spellStart"/>
       <w:r>
-        <w:t>quality</w:t>
+        <w:rPr>
+          <w:lang w:val="en-US"/>
+        </w:rPr>
+        <w:t>Gagné</w:t>
       </w:r>
       <w:proofErr w:type="spellEnd"/>
       <w:r>
-        <w:t xml:space="preserve"> </w:t>
+        <w:rPr>
+          <w:lang w:val="en-US"/>
+        </w:rPr>
+        <w:t xml:space="preserve">, R. M., Wager, W. W., </w:t>
       </w:r>
       <w:proofErr w:type="spellStart"/>
       <w:r>
-        <w:t>learning</w:t>
+        <w:rPr>
+          <w:lang w:val="en-US"/>
+        </w:rPr>
+        <w:t>Golas</w:t>
       </w:r>
       <w:proofErr w:type="spellEnd"/>
       <w:r>
-        <w:t xml:space="preserve"> at </w:t>
-      </w:r>
-      <w:proofErr w:type="spellStart"/>
-      <w:r>
-        <w:t>university</w:t>
-      </w:r>
-      <w:proofErr w:type="spellEnd"/>
-      <w:r>
-        <w:t xml:space="preserve"> (4th ed.). Open </w:t>
-      </w:r>
-      <w:proofErr w:type="spellStart"/>
-      <w:r>
-        <w:t>University</w:t>
-      </w:r>
-      <w:proofErr w:type="spellEnd"/>
-      <w:r>
-        <w:t xml:space="preserve"> </w:t>
-      </w:r>
-      <w:proofErr w:type="spellStart"/>
-      <w:r>
-        <w:t>Press</w:t>
-      </w:r>
-      <w:proofErr w:type="spellEnd"/>
-      <w:r>
-        <w:t xml:space="preserve">. </w:t>
-      </w:r>
-    </w:p>
-    <w:p>
-      <w:r>
-        <w:t xml:space="preserve">Díaz Barriga Arceo, F., &amp; Hernández Rojas, G. (2010). Estrategias docentes para un aprendizaje significativo: Una interpretación constructivista (3.ª ed.). McGraw-Hill. </w:t>
-      </w:r>
-    </w:p>
-    <w:p>
-      <w:r>
-        <w:t xml:space="preserve">Gagné, R. M., </w:t>
-      </w:r>
-      <w:proofErr w:type="spellStart"/>
-      <w:r>
-        <w:t>Wager</w:t>
-      </w:r>
-      <w:proofErr w:type="spellEnd"/>
-      <w:r>
-        <w:t xml:space="preserve">, W. W., Golas, K. C., &amp; Keller, J. M. (2005). </w:t>
-      </w:r>
-      <w:proofErr w:type="spellStart"/>
-      <w:r>
-        <w:t>Principles</w:t>
-      </w:r>
-      <w:proofErr w:type="spellEnd"/>
-      <w:r>
-        <w:t xml:space="preserve"> </w:t>
-      </w:r>
-      <w:proofErr w:type="spellStart"/>
-      <w:r>
-        <w:t>of</w:t>
-      </w:r>
-      <w:proofErr w:type="spellEnd"/>
-      <w:r>
-        <w:t xml:space="preserve"> </w:t>
-      </w:r>
-      <w:proofErr w:type="spellStart"/>
-      <w:r>
-        <w:t>instructional</w:t>
-      </w:r>
-      <w:proofErr w:type="spellEnd"/>
-      <w:r>
-        <w:t xml:space="preserve"> </w:t>
-      </w:r>
-      <w:proofErr w:type="spellStart"/>
-      <w:r>
-        <w:t>design</w:t>
-      </w:r>
-      <w:proofErr w:type="spellEnd"/>
-      <w:r>
-        <w:t xml:space="preserve"> (5th ed.). Thomson/Wadsworth. </w:t>
-      </w:r>
-    </w:p>
-    <w:p>
-      <w:r>
-        <w:t xml:space="preserve">Merrill, M. D. (2002). </w:t>
-      </w:r>
-      <w:proofErr w:type="spellStart"/>
-      <w:r>
-        <w:t>First</w:t>
-      </w:r>
-      <w:proofErr w:type="spellEnd"/>
-      <w:r>
-        <w:t xml:space="preserve"> </w:t>
-      </w:r>
-      <w:proofErr w:type="spellStart"/>
-      <w:r>
-        <w:t>principles</w:t>
-      </w:r>
-      <w:proofErr w:type="spellEnd"/>
-      <w:r>
-        <w:t xml:space="preserve"> </w:t>
-      </w:r>
-      <w:proofErr w:type="spellStart"/>
-      <w:r>
-        <w:t>of</w:t>
-      </w:r>
-      <w:proofErr w:type="spellEnd"/>
-      <w:r>
-        <w:t xml:space="preserve"> </w:t>
-      </w:r>
-      <w:proofErr w:type="spellStart"/>
-      <w:r>
-        <w:t>instruction</w:t>
-      </w:r>
-      <w:proofErr w:type="spellEnd"/>
-      <w:r>
-        <w:t xml:space="preserve">. </w:t>
-      </w:r>
-      <w:proofErr w:type="spellStart"/>
-      <w:r>
-        <w:t>Educational</w:t>
-      </w:r>
-      <w:proofErr w:type="spellEnd"/>
-      <w:r>
-        <w:t xml:space="preserve"> </w:t>
-      </w:r>
-      <w:proofErr w:type="spellStart"/>
-      <w:r>
-        <w:t>Technology</w:t>
-      </w:r>
-      <w:proofErr w:type="spellEnd"/>
-      <w:r>
-        <w:t xml:space="preserve"> </w:t>
-      </w:r>
-      <w:proofErr w:type="spellStart"/>
-      <w:r>
-        <w:t>Research</w:t>
-      </w:r>
-      <w:proofErr w:type="spellEnd"/>
-      <w:r>
-        <w:t xml:space="preserve"> and </w:t>
-      </w:r>
-      <w:proofErr w:type="spellStart"/>
-      <w:r>
-        <w:t>Development</w:t>
-      </w:r>
-      <w:proofErr w:type="spellEnd"/>
-      <w:r>
-        <w:t>, 50, 43–59.</w:t>
+        <w:rPr>
+          <w:lang w:val="en-US"/>
+        </w:rPr>
+        <w:t xml:space="preserve">, K. C., &amp; Keller, J. M. (2005). Principles of instructional design (5th ed.). Thomson/Wadsworth. </w:t>
+      </w:r>
+    </w:p>
+    <w:p>
+      <w:pPr>
+        <w:rPr>
+          <w:lang w:val="en-US"/>
+        </w:rPr>
+      </w:pPr>
+      <w:r>
+        <w:rPr>
+          <w:lang w:val="en-US"/>
+        </w:rPr>
+        <w:t>Merrill, M. D. (2002). First principles of instruction. Educational Technology Research and Development, 50, 43–59.</w:t>
       </w:r>
     </w:p>
     <w:p>
@@ -8826,12 +8586,11 @@
       <w:pPr>
         <w:pStyle w:val="Titulosgenerales"/>
       </w:pPr>
-      <w:bookmarkStart w:id="21" w:name="_Toc243638926"/>
-      <w:r>
-        <w:lastRenderedPageBreak/>
+      <w:bookmarkStart w:id="20" w:name="_Toc243638926"/>
+      <w:r>
         <w:t>Créditos</w:t>
       </w:r>
-      <w:bookmarkEnd w:id="21"/>
+      <w:bookmarkEnd w:id="20"/>
     </w:p>
     <w:tbl>
       <w:tblPr>
@@ -9422,7 +9181,7 @@
 </file>
 
 <file path=word/endnotes.xml><?xml version="1.0" encoding="utf-8"?>
-<w:endnotes xmlns:wpc="http://schemas.microsoft.com/office/word/2010/wordprocessingCanvas" xmlns:cx="http://schemas.microsoft.com/office/drawing/2014/chartex" xmlns:cx1="http://schemas.microsoft.com/office/drawing/2015/9/8/chartex" xmlns:cx2="http://schemas.microsoft.com/office/drawing/2015/10/21/chartex" xmlns:cx3="http://schemas.microsoft.com/office/drawing/2016/5/9/chartex" xmlns:cx4="http://schemas.microsoft.com/office/drawing/2016/5/10/chartex" xmlns:cx5="http://schemas.microsoft.com/office/drawing/2016/5/11/chartex" xmlns:cx6="http://schemas.microsoft.com/office/drawing/2016/5/12/chartex" xmlns:cx7="http://schemas.microsoft.com/office/drawing/2016/5/13/chartex" xmlns:cx8="http://schemas.microsoft.com/office/drawing/2016/5/14/chartex" xmlns:mc="http://schemas.openxmlformats.org/markup-compatibility/2006" xmlns:aink="http://schemas.microsoft.com/office/drawing/2016/ink" xmlns:am3d="http://schemas.microsoft.com/office/drawing/2017/model3d" xmlns:o="urn:schemas-microsoft-com:office:office" xmlns:r="http://schemas.openxmlformats.org/officeDocument/2006/relationships" xmlns:m="http://schemas.openxmlformats.org/officeDocument/2006/math" xmlns:v="urn:schemas-microsoft-com:vml" xmlns:wp14="http://schemas.microsoft.com/office/word/2010/wordprocessingDrawing" xmlns:wp="http://schemas.openxmlformats.org/drawingml/2006/wordprocessingDrawing" xmlns:w10="urn:schemas-microsoft-com:office:word" xmlns:w="http://schemas.openxmlformats.org/wordprocessingml/2006/main" xmlns:w14="http://schemas.microsoft.com/office/word/2010/wordml" xmlns:w15="http://schemas.microsoft.com/office/word/2012/wordml" xmlns:w16cid="http://schemas.microsoft.com/office/word/2016/wordml/cid" xmlns:w16se="http://schemas.microsoft.com/office/word/2015/wordml/symex" xmlns:wpg="http://schemas.microsoft.com/office/word/2010/wordprocessingGroup" xmlns:wpi="http://schemas.microsoft.com/office/word/2010/wordprocessingInk" xmlns:wne="http://schemas.microsoft.com/office/word/2006/wordml" xmlns:wps="http://schemas.microsoft.com/office/word/2010/wordprocessingShape" mc:Ignorable="w14 w15 w16se w16cid wp14">
+<w:endnotes xmlns:wpc="http://schemas.microsoft.com/office/word/2010/wordprocessingCanvas" xmlns:cx="http://schemas.microsoft.com/office/drawing/2014/chartex" xmlns:cx1="http://schemas.microsoft.com/office/drawing/2015/9/8/chartex" xmlns:cx2="http://schemas.microsoft.com/office/drawing/2015/10/21/chartex" xmlns:cx3="http://schemas.microsoft.com/office/drawing/2016/5/9/chartex" xmlns:cx4="http://schemas.microsoft.com/office/drawing/2016/5/10/chartex" xmlns:cx5="http://schemas.microsoft.com/office/drawing/2016/5/11/chartex" xmlns:cx6="http://schemas.microsoft.com/office/drawing/2016/5/12/chartex" xmlns:cx7="http://schemas.microsoft.com/office/drawing/2016/5/13/chartex" xmlns:cx8="http://schemas.microsoft.com/office/drawing/2016/5/14/chartex" xmlns:mc="http://schemas.openxmlformats.org/markup-compatibility/2006" xmlns:aink="http://schemas.microsoft.com/office/drawing/2016/ink" xmlns:am3d="http://schemas.microsoft.com/office/drawing/2017/model3d" xmlns:o="urn:schemas-microsoft-com:office:office" xmlns:r="http://schemas.openxmlformats.org/officeDocument/2006/relationships" xmlns:m="http://schemas.openxmlformats.org/officeDocument/2006/math" xmlns:v="urn:schemas-microsoft-com:vml" xmlns:wp14="http://schemas.microsoft.com/office/word/2010/wordprocessingDrawing" xmlns:wp="http://schemas.openxmlformats.org/drawingml/2006/wordprocessingDrawing" xmlns:w10="urn:schemas-microsoft-com:office:word" xmlns:w="http://schemas.openxmlformats.org/wordprocessingml/2006/main" xmlns:w14="http://schemas.microsoft.com/office/word/2010/wordml" xmlns:w15="http://schemas.microsoft.com/office/word/2012/wordml" xmlns:w16cex="http://schemas.microsoft.com/office/word/2018/wordml/cex" xmlns:w16cid="http://schemas.microsoft.com/office/word/2016/wordml/cid" xmlns:w16="http://schemas.microsoft.com/office/word/2018/wordml" xmlns:w16sdtdh="http://schemas.microsoft.com/office/word/2020/wordml/sdtdatahash" xmlns:w16se="http://schemas.microsoft.com/office/word/2015/wordml/symex" xmlns:wpg="http://schemas.microsoft.com/office/word/2010/wordprocessingGroup" xmlns:wpi="http://schemas.microsoft.com/office/word/2010/wordprocessingInk" xmlns:wne="http://schemas.microsoft.com/office/word/2006/wordml" xmlns:wps="http://schemas.microsoft.com/office/word/2010/wordprocessingShape" mc:Ignorable="w14 w15 w16se w16cid w16 w16cex w16sdtdh wp14">
   <w:endnote w:type="separator" w:id="-1">
     <w:p>
       <w:pPr>
@@ -9447,7 +9206,7 @@
 </file>
 
 <file path=word/footer1.xml><?xml version="1.0" encoding="utf-8"?>
-<w:ftr xmlns:wpc="http://schemas.microsoft.com/office/word/2010/wordprocessingCanvas" xmlns:cx="http://schemas.microsoft.com/office/drawing/2014/chartex" xmlns:cx1="http://schemas.microsoft.com/office/drawing/2015/9/8/chartex" xmlns:cx2="http://schemas.microsoft.com/office/drawing/2015/10/21/chartex" xmlns:cx3="http://schemas.microsoft.com/office/drawing/2016/5/9/chartex" xmlns:cx4="http://schemas.microsoft.com/office/drawing/2016/5/10/chartex" xmlns:cx5="http://schemas.microsoft.com/office/drawing/2016/5/11/chartex" xmlns:cx6="http://schemas.microsoft.com/office/drawing/2016/5/12/chartex" xmlns:cx7="http://schemas.microsoft.com/office/drawing/2016/5/13/chartex" xmlns:cx8="http://schemas.microsoft.com/office/drawing/2016/5/14/chartex" xmlns:mc="http://schemas.openxmlformats.org/markup-compatibility/2006" xmlns:aink="http://schemas.microsoft.com/office/drawing/2016/ink" xmlns:am3d="http://schemas.microsoft.com/office/drawing/2017/model3d" xmlns:o="urn:schemas-microsoft-com:office:office" xmlns:r="http://schemas.openxmlformats.org/officeDocument/2006/relationships" xmlns:m="http://schemas.openxmlformats.org/officeDocument/2006/math" xmlns:v="urn:schemas-microsoft-com:vml" xmlns:wp14="http://schemas.microsoft.com/office/word/2010/wordprocessingDrawing" xmlns:wp="http://schemas.openxmlformats.org/drawingml/2006/wordprocessingDrawing" xmlns:w10="urn:schemas-microsoft-com:office:word" xmlns:w="http://schemas.openxmlformats.org/wordprocessingml/2006/main" xmlns:w14="http://schemas.microsoft.com/office/word/2010/wordml" xmlns:w15="http://schemas.microsoft.com/office/word/2012/wordml" xmlns:w16cid="http://schemas.microsoft.com/office/word/2016/wordml/cid" xmlns:w16se="http://schemas.microsoft.com/office/word/2015/wordml/symex" xmlns:wpg="http://schemas.microsoft.com/office/word/2010/wordprocessingGroup" xmlns:wpi="http://schemas.microsoft.com/office/word/2010/wordprocessingInk" xmlns:wne="http://schemas.microsoft.com/office/word/2006/wordml" xmlns:wps="http://schemas.microsoft.com/office/word/2010/wordprocessingShape" mc:Ignorable="w14 w15 w16se w16cid wp14">
+<w:ftr xmlns:wpc="http://schemas.microsoft.com/office/word/2010/wordprocessingCanvas" xmlns:cx="http://schemas.microsoft.com/office/drawing/2014/chartex" xmlns:cx1="http://schemas.microsoft.com/office/drawing/2015/9/8/chartex" xmlns:cx2="http://schemas.microsoft.com/office/drawing/2015/10/21/chartex" xmlns:cx3="http://schemas.microsoft.com/office/drawing/2016/5/9/chartex" xmlns:cx4="http://schemas.microsoft.com/office/drawing/2016/5/10/chartex" xmlns:cx5="http://schemas.microsoft.com/office/drawing/2016/5/11/chartex" xmlns:cx6="http://schemas.microsoft.com/office/drawing/2016/5/12/chartex" xmlns:cx7="http://schemas.microsoft.com/office/drawing/2016/5/13/chartex" xmlns:cx8="http://schemas.microsoft.com/office/drawing/2016/5/14/chartex" xmlns:mc="http://schemas.openxmlformats.org/markup-compatibility/2006" xmlns:aink="http://schemas.microsoft.com/office/drawing/2016/ink" xmlns:am3d="http://schemas.microsoft.com/office/drawing/2017/model3d" xmlns:o="urn:schemas-microsoft-com:office:office" xmlns:r="http://schemas.openxmlformats.org/officeDocument/2006/relationships" xmlns:m="http://schemas.openxmlformats.org/officeDocument/2006/math" xmlns:v="urn:schemas-microsoft-com:vml" xmlns:wp14="http://schemas.microsoft.com/office/word/2010/wordprocessingDrawing" xmlns:wp="http://schemas.openxmlformats.org/drawingml/2006/wordprocessingDrawing" xmlns:w10="urn:schemas-microsoft-com:office:word" xmlns:w="http://schemas.openxmlformats.org/wordprocessingml/2006/main" xmlns:w14="http://schemas.microsoft.com/office/word/2010/wordml" xmlns:w15="http://schemas.microsoft.com/office/word/2012/wordml" xmlns:w16cex="http://schemas.microsoft.com/office/word/2018/wordml/cex" xmlns:w16cid="http://schemas.microsoft.com/office/word/2016/wordml/cid" xmlns:w16="http://schemas.microsoft.com/office/word/2018/wordml" xmlns:w16sdtdh="http://schemas.microsoft.com/office/word/2020/wordml/sdtdatahash" xmlns:w16se="http://schemas.microsoft.com/office/word/2015/wordml/symex" xmlns:wpg="http://schemas.microsoft.com/office/word/2010/wordprocessingGroup" xmlns:wpi="http://schemas.microsoft.com/office/word/2010/wordprocessingInk" xmlns:wne="http://schemas.microsoft.com/office/word/2006/wordml" xmlns:wps="http://schemas.microsoft.com/office/word/2010/wordprocessingShape" mc:Ignorable="w14 w15 w16se w16cid w16 w16cex w16sdtdh wp14">
   <w:sdt>
     <w:sdtPr>
       <w:id w:val="-1465197936"/>
@@ -9493,7 +9252,7 @@
 </file>
 
 <file path=word/footnotes.xml><?xml version="1.0" encoding="utf-8"?>
-<w:footnotes xmlns:wpc="http://schemas.microsoft.com/office/word/2010/wordprocessingCanvas" xmlns:cx="http://schemas.microsoft.com/office/drawing/2014/chartex" xmlns:cx1="http://schemas.microsoft.com/office/drawing/2015/9/8/chartex" xmlns:cx2="http://schemas.microsoft.com/office/drawing/2015/10/21/chartex" xmlns:cx3="http://schemas.microsoft.com/office/drawing/2016/5/9/chartex" xmlns:cx4="http://schemas.microsoft.com/office/drawing/2016/5/10/chartex" xmlns:cx5="http://schemas.microsoft.com/office/drawing/2016/5/11/chartex" xmlns:cx6="http://schemas.microsoft.com/office/drawing/2016/5/12/chartex" xmlns:cx7="http://schemas.microsoft.com/office/drawing/2016/5/13/chartex" xmlns:cx8="http://schemas.microsoft.com/office/drawing/2016/5/14/chartex" xmlns:mc="http://schemas.openxmlformats.org/markup-compatibility/2006" xmlns:aink="http://schemas.microsoft.com/office/drawing/2016/ink" xmlns:am3d="http://schemas.microsoft.com/office/drawing/2017/model3d" xmlns:o="urn:schemas-microsoft-com:office:office" xmlns:r="http://schemas.openxmlformats.org/officeDocument/2006/relationships" xmlns:m="http://schemas.openxmlformats.org/officeDocument/2006/math" xmlns:v="urn:schemas-microsoft-com:vml" xmlns:wp14="http://schemas.microsoft.com/office/word/2010/wordprocessingDrawing" xmlns:wp="http://schemas.openxmlformats.org/drawingml/2006/wordprocessingDrawing" xmlns:w10="urn:schemas-microsoft-com:office:word" xmlns:w="http://schemas.openxmlformats.org/wordprocessingml/2006/main" xmlns:w14="http://schemas.microsoft.com/office/word/2010/wordml" xmlns:w15="http://schemas.microsoft.com/office/word/2012/wordml" xmlns:w16cid="http://schemas.microsoft.com/office/word/2016/wordml/cid" xmlns:w16se="http://schemas.microsoft.com/office/word/2015/wordml/symex" xmlns:wpg="http://schemas.microsoft.com/office/word/2010/wordprocessingGroup" xmlns:wpi="http://schemas.microsoft.com/office/word/2010/wordprocessingInk" xmlns:wne="http://schemas.microsoft.com/office/word/2006/wordml" xmlns:wps="http://schemas.microsoft.com/office/word/2010/wordprocessingShape" mc:Ignorable="w14 w15 w16se w16cid wp14">
+<w:footnotes xmlns:wpc="http://schemas.microsoft.com/office/word/2010/wordprocessingCanvas" xmlns:cx="http://schemas.microsoft.com/office/drawing/2014/chartex" xmlns:cx1="http://schemas.microsoft.com/office/drawing/2015/9/8/chartex" xmlns:cx2="http://schemas.microsoft.com/office/drawing/2015/10/21/chartex" xmlns:cx3="http://schemas.microsoft.com/office/drawing/2016/5/9/chartex" xmlns:cx4="http://schemas.microsoft.com/office/drawing/2016/5/10/chartex" xmlns:cx5="http://schemas.microsoft.com/office/drawing/2016/5/11/chartex" xmlns:cx6="http://schemas.microsoft.com/office/drawing/2016/5/12/chartex" xmlns:cx7="http://schemas.microsoft.com/office/drawing/2016/5/13/chartex" xmlns:cx8="http://schemas.microsoft.com/office/drawing/2016/5/14/chartex" xmlns:mc="http://schemas.openxmlformats.org/markup-compatibility/2006" xmlns:aink="http://schemas.microsoft.com/office/drawing/2016/ink" xmlns:am3d="http://schemas.microsoft.com/office/drawing/2017/model3d" xmlns:o="urn:schemas-microsoft-com:office:office" xmlns:r="http://schemas.openxmlformats.org/officeDocument/2006/relationships" xmlns:m="http://schemas.openxmlformats.org/officeDocument/2006/math" xmlns:v="urn:schemas-microsoft-com:vml" xmlns:wp14="http://schemas.microsoft.com/office/word/2010/wordprocessingDrawing" xmlns:wp="http://schemas.openxmlformats.org/drawingml/2006/wordprocessingDrawing" xmlns:w10="urn:schemas-microsoft-com:office:word" xmlns:w="http://schemas.openxmlformats.org/wordprocessingml/2006/main" xmlns:w14="http://schemas.microsoft.com/office/word/2010/wordml" xmlns:w15="http://schemas.microsoft.com/office/word/2012/wordml" xmlns:w16cex="http://schemas.microsoft.com/office/word/2018/wordml/cex" xmlns:w16cid="http://schemas.microsoft.com/office/word/2016/wordml/cid" xmlns:w16="http://schemas.microsoft.com/office/word/2018/wordml" xmlns:w16sdtdh="http://schemas.microsoft.com/office/word/2020/wordml/sdtdatahash" xmlns:w16se="http://schemas.microsoft.com/office/word/2015/wordml/symex" xmlns:wpg="http://schemas.microsoft.com/office/word/2010/wordprocessingGroup" xmlns:wpi="http://schemas.microsoft.com/office/word/2010/wordprocessingInk" xmlns:wne="http://schemas.microsoft.com/office/word/2006/wordml" xmlns:wps="http://schemas.microsoft.com/office/word/2010/wordprocessingShape" mc:Ignorable="w14 w15 w16se w16cid w16 w16cex w16sdtdh wp14">
   <w:footnote w:type="separator" w:id="-1">
     <w:p>
       <w:pPr>
@@ -9518,7 +9277,7 @@
 </file>
 
 <file path=word/header1.xml><?xml version="1.0" encoding="utf-8"?>
-<w:hdr xmlns:wpc="http://schemas.microsoft.com/office/word/2010/wordprocessingCanvas" xmlns:cx="http://schemas.microsoft.com/office/drawing/2014/chartex" xmlns:cx1="http://schemas.microsoft.com/office/drawing/2015/9/8/chartex" xmlns:cx2="http://schemas.microsoft.com/office/drawing/2015/10/21/chartex" xmlns:cx3="http://schemas.microsoft.com/office/drawing/2016/5/9/chartex" xmlns:cx4="http://schemas.microsoft.com/office/drawing/2016/5/10/chartex" xmlns:cx5="http://schemas.microsoft.com/office/drawing/2016/5/11/chartex" xmlns:cx6="http://schemas.microsoft.com/office/drawing/2016/5/12/chartex" xmlns:cx7="http://schemas.microsoft.com/office/drawing/2016/5/13/chartex" xmlns:cx8="http://schemas.microsoft.com/office/drawing/2016/5/14/chartex" xmlns:mc="http://schemas.openxmlformats.org/markup-compatibility/2006" xmlns:aink="http://schemas.microsoft.com/office/drawing/2016/ink" xmlns:am3d="http://schemas.microsoft.com/office/drawing/2017/model3d" xmlns:o="urn:schemas-microsoft-com:office:office" xmlns:r="http://schemas.openxmlformats.org/officeDocument/2006/relationships" xmlns:m="http://schemas.openxmlformats.org/officeDocument/2006/math" xmlns:v="urn:schemas-microsoft-com:vml" xmlns:wp14="http://schemas.microsoft.com/office/word/2010/wordprocessingDrawing" xmlns:wp="http://schemas.openxmlformats.org/drawingml/2006/wordprocessingDrawing" xmlns:w10="urn:schemas-microsoft-com:office:word" xmlns:w="http://schemas.openxmlformats.org/wordprocessingml/2006/main" xmlns:w14="http://schemas.microsoft.com/office/word/2010/wordml" xmlns:w15="http://schemas.microsoft.com/office/word/2012/wordml" xmlns:w16cid="http://schemas.microsoft.com/office/word/2016/wordml/cid" xmlns:w16se="http://schemas.microsoft.com/office/word/2015/wordml/symex" xmlns:wpg="http://schemas.microsoft.com/office/word/2010/wordprocessingGroup" xmlns:wpi="http://schemas.microsoft.com/office/word/2010/wordprocessingInk" xmlns:wne="http://schemas.microsoft.com/office/word/2006/wordml" xmlns:wps="http://schemas.microsoft.com/office/word/2010/wordprocessingShape" mc:Ignorable="w14 w15 w16se w16cid wp14">
+<w:hdr xmlns:wpc="http://schemas.microsoft.com/office/word/2010/wordprocessingCanvas" xmlns:cx="http://schemas.microsoft.com/office/drawing/2014/chartex" xmlns:cx1="http://schemas.microsoft.com/office/drawing/2015/9/8/chartex" xmlns:cx2="http://schemas.microsoft.com/office/drawing/2015/10/21/chartex" xmlns:cx3="http://schemas.microsoft.com/office/drawing/2016/5/9/chartex" xmlns:cx4="http://schemas.microsoft.com/office/drawing/2016/5/10/chartex" xmlns:cx5="http://schemas.microsoft.com/office/drawing/2016/5/11/chartex" xmlns:cx6="http://schemas.microsoft.com/office/drawing/2016/5/12/chartex" xmlns:cx7="http://schemas.microsoft.com/office/drawing/2016/5/13/chartex" xmlns:cx8="http://schemas.microsoft.com/office/drawing/2016/5/14/chartex" xmlns:mc="http://schemas.openxmlformats.org/markup-compatibility/2006" xmlns:aink="http://schemas.microsoft.com/office/drawing/2016/ink" xmlns:am3d="http://schemas.microsoft.com/office/drawing/2017/model3d" xmlns:o="urn:schemas-microsoft-com:office:office" xmlns:r="http://schemas.openxmlformats.org/officeDocument/2006/relationships" xmlns:m="http://schemas.openxmlformats.org/officeDocument/2006/math" xmlns:v="urn:schemas-microsoft-com:vml" xmlns:wp14="http://schemas.microsoft.com/office/word/2010/wordprocessingDrawing" xmlns:wp="http://schemas.openxmlformats.org/drawingml/2006/wordprocessingDrawing" xmlns:w10="urn:schemas-microsoft-com:office:word" xmlns:w="http://schemas.openxmlformats.org/wordprocessingml/2006/main" xmlns:w14="http://schemas.microsoft.com/office/word/2010/wordml" xmlns:w15="http://schemas.microsoft.com/office/word/2012/wordml" xmlns:w16cex="http://schemas.microsoft.com/office/word/2018/wordml/cex" xmlns:w16cid="http://schemas.microsoft.com/office/word/2016/wordml/cid" xmlns:w16="http://schemas.microsoft.com/office/word/2018/wordml" xmlns:w16sdtdh="http://schemas.microsoft.com/office/word/2020/wordml/sdtdatahash" xmlns:w16se="http://schemas.microsoft.com/office/word/2015/wordml/symex" xmlns:wpg="http://schemas.microsoft.com/office/word/2010/wordprocessingGroup" xmlns:wpi="http://schemas.microsoft.com/office/word/2010/wordprocessingInk" xmlns:wne="http://schemas.microsoft.com/office/word/2006/wordml" xmlns:wps="http://schemas.microsoft.com/office/word/2010/wordprocessingShape" mc:Ignorable="w14 w15 w16se w16cid w16 w16cex w16sdtdh wp14">
   <w:p>
     <w:pPr>
       <w:pStyle w:val="Encabezado"/>
@@ -9604,7 +9363,7 @@
 </file>
 
 <file path=word/numbering.xml><?xml version="1.0" encoding="utf-8"?>
-<w:numbering xmlns:wpc="http://schemas.microsoft.com/office/word/2010/wordprocessingCanvas" xmlns:cx="http://schemas.microsoft.com/office/drawing/2014/chartex" xmlns:cx1="http://schemas.microsoft.com/office/drawing/2015/9/8/chartex" xmlns:cx2="http://schemas.microsoft.com/office/drawing/2015/10/21/chartex" xmlns:cx3="http://schemas.microsoft.com/office/drawing/2016/5/9/chartex" xmlns:cx4="http://schemas.microsoft.com/office/drawing/2016/5/10/chartex" xmlns:cx5="http://schemas.microsoft.com/office/drawing/2016/5/11/chartex" xmlns:cx6="http://schemas.microsoft.com/office/drawing/2016/5/12/chartex" xmlns:cx7="http://schemas.microsoft.com/office/drawing/2016/5/13/chartex" xmlns:cx8="http://schemas.microsoft.com/office/drawing/2016/5/14/chartex" xmlns:mc="http://schemas.openxmlformats.org/markup-compatibility/2006" xmlns:aink="http://schemas.microsoft.com/office/drawing/2016/ink" xmlns:am3d="http://schemas.microsoft.com/office/drawing/2017/model3d" xmlns:o="urn:schemas-microsoft-com:office:office" xmlns:r="http://schemas.openxmlformats.org/officeDocument/2006/relationships" xmlns:m="http://schemas.openxmlformats.org/officeDocument/2006/math" xmlns:v="urn:schemas-microsoft-com:vml" xmlns:wp14="http://schemas.microsoft.com/office/word/2010/wordprocessingDrawing" xmlns:wp="http://schemas.openxmlformats.org/drawingml/2006/wordprocessingDrawing" xmlns:w10="urn:schemas-microsoft-com:office:word" xmlns:w="http://schemas.openxmlformats.org/wordprocessingml/2006/main" xmlns:w14="http://schemas.microsoft.com/office/word/2010/wordml" xmlns:w15="http://schemas.microsoft.com/office/word/2012/wordml" xmlns:w16cid="http://schemas.microsoft.com/office/word/2016/wordml/cid" xmlns:w16se="http://schemas.microsoft.com/office/word/2015/wordml/symex" xmlns:wpg="http://schemas.microsoft.com/office/word/2010/wordprocessingGroup" xmlns:wpi="http://schemas.microsoft.com/office/word/2010/wordprocessingInk" xmlns:wne="http://schemas.microsoft.com/office/word/2006/wordml" xmlns:wps="http://schemas.microsoft.com/office/word/2010/wordprocessingShape" mc:Ignorable="w14 w15 w16se w16cid wp14">
+<w:numbering xmlns:wpc="http://schemas.microsoft.com/office/word/2010/wordprocessingCanvas" xmlns:cx="http://schemas.microsoft.com/office/drawing/2014/chartex" xmlns:cx1="http://schemas.microsoft.com/office/drawing/2015/9/8/chartex" xmlns:cx2="http://schemas.microsoft.com/office/drawing/2015/10/21/chartex" xmlns:cx3="http://schemas.microsoft.com/office/drawing/2016/5/9/chartex" xmlns:cx4="http://schemas.microsoft.com/office/drawing/2016/5/10/chartex" xmlns:cx5="http://schemas.microsoft.com/office/drawing/2016/5/11/chartex" xmlns:cx6="http://schemas.microsoft.com/office/drawing/2016/5/12/chartex" xmlns:cx7="http://schemas.microsoft.com/office/drawing/2016/5/13/chartex" xmlns:cx8="http://schemas.microsoft.com/office/drawing/2016/5/14/chartex" xmlns:mc="http://schemas.openxmlformats.org/markup-compatibility/2006" xmlns:aink="http://schemas.microsoft.com/office/drawing/2016/ink" xmlns:am3d="http://schemas.microsoft.com/office/drawing/2017/model3d" xmlns:o="urn:schemas-microsoft-com:office:office" xmlns:r="http://schemas.openxmlformats.org/officeDocument/2006/relationships" xmlns:m="http://schemas.openxmlformats.org/officeDocument/2006/math" xmlns:v="urn:schemas-microsoft-com:vml" xmlns:wp14="http://schemas.microsoft.com/office/word/2010/wordprocessingDrawing" xmlns:wp="http://schemas.openxmlformats.org/drawingml/2006/wordprocessingDrawing" xmlns:w10="urn:schemas-microsoft-com:office:word" xmlns:w="http://schemas.openxmlformats.org/wordprocessingml/2006/main" xmlns:w14="http://schemas.microsoft.com/office/word/2010/wordml" xmlns:w15="http://schemas.microsoft.com/office/word/2012/wordml" xmlns:w16cex="http://schemas.microsoft.com/office/word/2018/wordml/cex" xmlns:w16cid="http://schemas.microsoft.com/office/word/2016/wordml/cid" xmlns:w16="http://schemas.microsoft.com/office/word/2018/wordml" xmlns:w16sdtdh="http://schemas.microsoft.com/office/word/2020/wordml/sdtdatahash" xmlns:w16se="http://schemas.microsoft.com/office/word/2015/wordml/symex" xmlns:wpg="http://schemas.microsoft.com/office/word/2010/wordprocessingGroup" xmlns:wpi="http://schemas.microsoft.com/office/word/2010/wordprocessingInk" xmlns:wne="http://schemas.microsoft.com/office/word/2006/wordml" xmlns:wps="http://schemas.microsoft.com/office/word/2010/wordprocessingShape" mc:Ignorable="w14 w15 w16se w16cid w16 w16cex w16sdtdh wp14">
   <w:abstractNum w:abstractNumId="0" w15:restartNumberingAfterBreak="0">
     <w:nsid w:val="FFFFFF89"/>
     <w:multiLevelType w:val="singleLevel"/>
@@ -13520,7 +13279,7 @@
 </file>
 
 <file path=word/styles.xml><?xml version="1.0" encoding="utf-8"?>
-<w:styles xmlns:mc="http://schemas.openxmlformats.org/markup-compatibility/2006" xmlns:r="http://schemas.openxmlformats.org/officeDocument/2006/relationships" xmlns:w="http://schemas.openxmlformats.org/wordprocessingml/2006/main" xmlns:w14="http://schemas.microsoft.com/office/word/2010/wordml" xmlns:w15="http://schemas.microsoft.com/office/word/2012/wordml" xmlns:w16cid="http://schemas.microsoft.com/office/word/2016/wordml/cid" xmlns:w16se="http://schemas.microsoft.com/office/word/2015/wordml/symex" mc:Ignorable="w14 w15 w16se w16cid">
+<w:styles xmlns:mc="http://schemas.openxmlformats.org/markup-compatibility/2006" xmlns:r="http://schemas.openxmlformats.org/officeDocument/2006/relationships" xmlns:w="http://schemas.openxmlformats.org/wordprocessingml/2006/main" xmlns:w14="http://schemas.microsoft.com/office/word/2010/wordml" xmlns:w15="http://schemas.microsoft.com/office/word/2012/wordml" xmlns:w16cex="http://schemas.microsoft.com/office/word/2018/wordml/cex" xmlns:w16cid="http://schemas.microsoft.com/office/word/2016/wordml/cid" xmlns:w16="http://schemas.microsoft.com/office/word/2018/wordml" xmlns:w16sdtdh="http://schemas.microsoft.com/office/word/2020/wordml/sdtdatahash" xmlns:w16se="http://schemas.microsoft.com/office/word/2015/wordml/symex" mc:Ignorable="w14 w15 w16se w16cid w16 w16cex w16sdtdh">
   <w:docDefaults>
     <w:rPrDefault>
       <w:rPr>
@@ -13538,7 +13297,7 @@
       </w:pPr>
     </w:pPrDefault>
   </w:docDefaults>
-  <w:latentStyles w:defLockedState="0" w:defUIPriority="99" w:defSemiHidden="0" w:defUnhideWhenUsed="0" w:defQFormat="0" w:count="375">
+  <w:latentStyles w:defLockedState="0" w:defUIPriority="99" w:defSemiHidden="0" w:defUnhideWhenUsed="0" w:defQFormat="0" w:count="376">
     <w:lsdException w:name="Normal" w:uiPriority="0" w:qFormat="1"/>
     <w:lsdException w:name="heading 1" w:uiPriority="9" w:qFormat="1"/>
     <w:lsdException w:name="heading 2" w:semiHidden="1" w:uiPriority="9" w:unhideWhenUsed="1" w:qFormat="1"/>
@@ -13644,7 +13403,6 @@
     <w:lsdException w:name="HTML Sample" w:semiHidden="1" w:unhideWhenUsed="1"/>
     <w:lsdException w:name="HTML Typewriter" w:semiHidden="1" w:unhideWhenUsed="1"/>
     <w:lsdException w:name="HTML Variable" w:semiHidden="1" w:unhideWhenUsed="1"/>
-    <w:lsdException w:name="Normal Table" w:semiHidden="1" w:unhideWhenUsed="1"/>
     <w:lsdException w:name="annotation subject" w:semiHidden="1" w:unhideWhenUsed="1"/>
     <w:lsdException w:name="No List" w:semiHidden="1" w:unhideWhenUsed="1"/>
     <w:lsdException w:name="Outline List 1" w:semiHidden="1" w:unhideWhenUsed="1"/>
@@ -13691,10 +13449,8 @@
     <w:lsdException w:name="Table Subtle 2" w:semiHidden="1" w:unhideWhenUsed="1"/>
     <w:lsdException w:name="Table Web 1" w:semiHidden="1" w:unhideWhenUsed="1"/>
     <w:lsdException w:name="Table Web 2" w:semiHidden="1" w:unhideWhenUsed="1"/>
-    <w:lsdException w:name="Table Web 3" w:semiHidden="1" w:unhideWhenUsed="1"/>
     <w:lsdException w:name="Balloon Text" w:semiHidden="1" w:unhideWhenUsed="1"/>
     <w:lsdException w:name="Table Grid" w:uiPriority="39"/>
-    <w:lsdException w:name="Table Theme" w:semiHidden="1" w:unhideWhenUsed="1"/>
     <w:lsdException w:name="Placeholder Text" w:semiHidden="1"/>
     <w:lsdException w:name="No Spacing" w:uiPriority="1" w:qFormat="1"/>
     <w:lsdException w:name="Light Shading" w:uiPriority="60"/>
@@ -13914,6 +13670,7 @@
     <w:lsdException w:name="Smart Hyperlink" w:semiHidden="1" w:unhideWhenUsed="1"/>
     <w:lsdException w:name="Hashtag" w:semiHidden="1" w:unhideWhenUsed="1"/>
     <w:lsdException w:name="Unresolved Mention" w:semiHidden="1" w:unhideWhenUsed="1"/>
+    <w:lsdException w:name="Smart Link" w:semiHidden="1" w:unhideWhenUsed="1"/>
   </w:latentStyles>
   <w:style w:type="paragraph" w:default="1" w:styleId="Normal">
     <w:name w:val="Normal"/>
@@ -15260,15 +15017,6 @@
 </file>
 
 <file path=customXml/item1.xml><?xml version="1.0" encoding="utf-8"?>
-<?mso-contentType ?>
-<FormTemplates xmlns="http://schemas.microsoft.com/sharepoint/v3/contenttype/forms">
-  <Display>DocumentLibraryForm</Display>
-  <Edit>DocumentLibraryForm</Edit>
-  <New>DocumentLibraryForm</New>
-</FormTemplates>
-</file>
-
-<file path=customXml/item2.xml><?xml version="1.0" encoding="utf-8"?>
 <ct:contentTypeSchema xmlns:ct="http://schemas.microsoft.com/office/2006/metadata/contentType" xmlns:ma="http://schemas.microsoft.com/office/2006/metadata/properties/metaAttributes" ct:_="" ma:_="" ma:contentTypeName="Documento" ma:contentTypeID="0x0101006A81D6BD42E8DF4C91013959704817E1" ma:contentTypeVersion="15" ma:contentTypeDescription="Crear nuevo documento." ma:contentTypeScope="" ma:versionID="bf4f72ffd194f0963ff564daca6869f7">
   <xsd:schema xmlns:xsd="http://www.w3.org/2001/XMLSchema" xmlns:xs="http://www.w3.org/2001/XMLSchema" xmlns:p="http://schemas.microsoft.com/office/2006/metadata/properties" xmlns:ns2="13c90a0b-73bc-4dc0-be5f-28d77b615beb" xmlns:ns3="13c93bba-48ce-428c-bfe5-88b42c19b028" targetNamespace="http://schemas.microsoft.com/office/2006/metadata/properties" ma:root="true" ma:fieldsID="8718d6f4873a5b1392a45044efa78385" ns2:_="" ns3:_="">
     <xsd:import namespace="13c90a0b-73bc-4dc0-be5f-28d77b615beb"/>
@@ -15503,7 +15251,20 @@
 </ct:contentTypeSchema>
 </file>
 
+<file path=customXml/item2.xml><?xml version="1.0" encoding="utf-8"?>
+<?mso-contentType ?>
+<FormTemplates xmlns="http://schemas.microsoft.com/sharepoint/v3/contenttype/forms">
+  <Display>DocumentLibraryForm</Display>
+  <Edit>DocumentLibraryForm</Edit>
+  <New>DocumentLibraryForm</New>
+</FormTemplates>
+</file>
+
 <file path=customXml/item3.xml><?xml version="1.0" encoding="utf-8"?>
+<b:Sources xmlns:b="http://schemas.openxmlformats.org/officeDocument/2006/bibliography" xmlns="http://schemas.openxmlformats.org/officeDocument/2006/bibliography" SelectedStyle="\APASixthEditionOfficeOnline.xsl" StyleName="APA" Version="6"/>
+</file>
+
+<file path=customXml/item4.xml><?xml version="1.0" encoding="utf-8"?>
 <p:properties xmlns:p="http://schemas.microsoft.com/office/2006/metadata/properties" xmlns:xsi="http://www.w3.org/2001/XMLSchema-instance" xmlns:pc="http://schemas.microsoft.com/office/infopath/2007/PartnerControls">
   <documentManagement>
     <TaxCatchAll xmlns="13c90a0b-73bc-4dc0-be5f-28d77b615beb" xsi:nil="true"/>
@@ -15514,19 +15275,7 @@
 </p:properties>
 </file>
 
-<file path=customXml/item4.xml><?xml version="1.0" encoding="utf-8"?>
-<b:Sources xmlns:b="http://schemas.openxmlformats.org/officeDocument/2006/bibliography" xmlns="http://schemas.openxmlformats.org/officeDocument/2006/bibliography" SelectedStyle="\APASixthEditionOfficeOnline.xsl" StyleName="APA" Version="6"/>
-</file>
-
 <file path=customXml/itemProps1.xml><?xml version="1.0" encoding="utf-8"?>
-<ds:datastoreItem xmlns:ds="http://schemas.openxmlformats.org/officeDocument/2006/customXml" ds:itemID="{10663269-2064-4804-8290-36D4A57F5557}">
-  <ds:schemaRefs>
-    <ds:schemaRef ds:uri="http://schemas.microsoft.com/sharepoint/v3/contenttype/forms"/>
-  </ds:schemaRefs>
-</ds:datastoreItem>
-</file>
-
-<file path=customXml/itemProps2.xml><?xml version="1.0" encoding="utf-8"?>
 <ds:datastoreItem xmlns:ds="http://schemas.openxmlformats.org/officeDocument/2006/customXml" ds:itemID="{59065960-E0CA-4804-83B5-320CBCDCC160}">
   <ds:schemaRefs>
     <ds:schemaRef ds:uri="http://schemas.microsoft.com/office/2006/metadata/contentType"/>
@@ -15545,7 +15294,23 @@
 </ds:datastoreItem>
 </file>
 
+<file path=customXml/itemProps2.xml><?xml version="1.0" encoding="utf-8"?>
+<ds:datastoreItem xmlns:ds="http://schemas.openxmlformats.org/officeDocument/2006/customXml" ds:itemID="{10663269-2064-4804-8290-36D4A57F5557}">
+  <ds:schemaRefs>
+    <ds:schemaRef ds:uri="http://schemas.microsoft.com/sharepoint/v3/contenttype/forms"/>
+  </ds:schemaRefs>
+</ds:datastoreItem>
+</file>
+
 <file path=customXml/itemProps3.xml><?xml version="1.0" encoding="utf-8"?>
+<ds:datastoreItem xmlns:ds="http://schemas.openxmlformats.org/officeDocument/2006/customXml" ds:itemID="{D90610A3-46C4-4F81-9E64-DC2831C2CCF9}">
+  <ds:schemaRefs>
+    <ds:schemaRef ds:uri="http://schemas.openxmlformats.org/officeDocument/2006/bibliography"/>
+  </ds:schemaRefs>
+</ds:datastoreItem>
+</file>
+
+<file path=customXml/itemProps4.xml><?xml version="1.0" encoding="utf-8"?>
 <ds:datastoreItem xmlns:ds="http://schemas.openxmlformats.org/officeDocument/2006/customXml" ds:itemID="{1279454D-02BE-4A9C-A117-DCD1573E2608}">
   <ds:schemaRefs>
     <ds:schemaRef ds:uri="http://schemas.microsoft.com/office/2006/metadata/properties"/>
@@ -15554,12 +15319,4 @@
     <ds:schemaRef ds:uri="13c93bba-48ce-428c-bfe5-88b42c19b028"/>
   </ds:schemaRefs>
 </ds:datastoreItem>
-</file>
-
-<file path=customXml/itemProps4.xml><?xml version="1.0" encoding="utf-8"?>
-<ds:datastoreItem xmlns:ds="http://schemas.openxmlformats.org/officeDocument/2006/customXml" ds:itemID="{D90610A3-46C4-4F81-9E64-DC2831C2CCF9}">
-  <ds:schemaRefs>
-    <ds:schemaRef ds:uri="http://schemas.openxmlformats.org/officeDocument/2006/bibliography"/>
-  </ds:schemaRefs>
-</ds:datastoreItem>
 </file>
--- a/fuentes/41410002_CF02_CFA.docx
+++ b/fuentes/41410002_CF02_CFA.docx
@@ -1,6 +1,6 @@
 
 <file path=word/document.xml><?xml version="1.0" encoding="utf-8"?>
-<w:document xmlns:wpc="http://schemas.microsoft.com/office/word/2010/wordprocessingCanvas" xmlns:cx="http://schemas.microsoft.com/office/drawing/2014/chartex" xmlns:cx1="http://schemas.microsoft.com/office/drawing/2015/9/8/chartex" xmlns:cx2="http://schemas.microsoft.com/office/drawing/2015/10/21/chartex" xmlns:cx3="http://schemas.microsoft.com/office/drawing/2016/5/9/chartex" xmlns:cx4="http://schemas.microsoft.com/office/drawing/2016/5/10/chartex" xmlns:cx5="http://schemas.microsoft.com/office/drawing/2016/5/11/chartex" xmlns:cx6="http://schemas.microsoft.com/office/drawing/2016/5/12/chartex" xmlns:cx7="http://schemas.microsoft.com/office/drawing/2016/5/13/chartex" xmlns:cx8="http://schemas.microsoft.com/office/drawing/2016/5/14/chartex" xmlns:mc="http://schemas.openxmlformats.org/markup-compatibility/2006" xmlns:aink="http://schemas.microsoft.com/office/drawing/2016/ink" xmlns:am3d="http://schemas.microsoft.com/office/drawing/2017/model3d" xmlns:o="urn:schemas-microsoft-com:office:office" xmlns:r="http://schemas.openxmlformats.org/officeDocument/2006/relationships" xmlns:m="http://schemas.openxmlformats.org/officeDocument/2006/math" xmlns:v="urn:schemas-microsoft-com:vml" xmlns:wp14="http://schemas.microsoft.com/office/word/2010/wordprocessingDrawing" xmlns:wp="http://schemas.openxmlformats.org/drawingml/2006/wordprocessingDrawing" xmlns:w10="urn:schemas-microsoft-com:office:word" xmlns:w="http://schemas.openxmlformats.org/wordprocessingml/2006/main" xmlns:w14="http://schemas.microsoft.com/office/word/2010/wordml" xmlns:w15="http://schemas.microsoft.com/office/word/2012/wordml" xmlns:w16cex="http://schemas.microsoft.com/office/word/2018/wordml/cex" xmlns:w16cid="http://schemas.microsoft.com/office/word/2016/wordml/cid" xmlns:w16="http://schemas.microsoft.com/office/word/2018/wordml" xmlns:w16sdtdh="http://schemas.microsoft.com/office/word/2020/wordml/sdtdatahash" xmlns:w16se="http://schemas.microsoft.com/office/word/2015/wordml/symex" xmlns:wpg="http://schemas.microsoft.com/office/word/2010/wordprocessingGroup" xmlns:wpi="http://schemas.microsoft.com/office/word/2010/wordprocessingInk" xmlns:wne="http://schemas.microsoft.com/office/word/2006/wordml" xmlns:wps="http://schemas.microsoft.com/office/word/2010/wordprocessingShape" mc:Ignorable="w14 w15 w16se w16cid w16 w16cex w16sdtdh wp14">
+<w:document xmlns:wpc="http://schemas.microsoft.com/office/word/2010/wordprocessingCanvas" xmlns:cx="http://schemas.microsoft.com/office/drawing/2014/chartex" xmlns:cx1="http://schemas.microsoft.com/office/drawing/2015/9/8/chartex" xmlns:cx2="http://schemas.microsoft.com/office/drawing/2015/10/21/chartex" xmlns:cx3="http://schemas.microsoft.com/office/drawing/2016/5/9/chartex" xmlns:cx4="http://schemas.microsoft.com/office/drawing/2016/5/10/chartex" xmlns:cx5="http://schemas.microsoft.com/office/drawing/2016/5/11/chartex" xmlns:cx6="http://schemas.microsoft.com/office/drawing/2016/5/12/chartex" xmlns:cx7="http://schemas.microsoft.com/office/drawing/2016/5/13/chartex" xmlns:cx8="http://schemas.microsoft.com/office/drawing/2016/5/14/chartex" xmlns:mc="http://schemas.openxmlformats.org/markup-compatibility/2006" xmlns:aink="http://schemas.microsoft.com/office/drawing/2016/ink" xmlns:am3d="http://schemas.microsoft.com/office/drawing/2017/model3d" xmlns:o="urn:schemas-microsoft-com:office:office" xmlns:r="http://schemas.openxmlformats.org/officeDocument/2006/relationships" xmlns:m="http://schemas.openxmlformats.org/officeDocument/2006/math" xmlns:v="urn:schemas-microsoft-com:vml" xmlns:wp14="http://schemas.microsoft.com/office/word/2010/wordprocessingDrawing" xmlns:wp="http://schemas.openxmlformats.org/drawingml/2006/wordprocessingDrawing" xmlns:w10="urn:schemas-microsoft-com:office:word" xmlns:w="http://schemas.openxmlformats.org/wordprocessingml/2006/main" xmlns:w14="http://schemas.microsoft.com/office/word/2010/wordml" xmlns:w15="http://schemas.microsoft.com/office/word/2012/wordml" xmlns:w16cid="http://schemas.microsoft.com/office/word/2016/wordml/cid" xmlns:w16se="http://schemas.microsoft.com/office/word/2015/wordml/symex" xmlns:wpg="http://schemas.microsoft.com/office/word/2010/wordprocessingGroup" xmlns:wpi="http://schemas.microsoft.com/office/word/2010/wordprocessingInk" xmlns:wne="http://schemas.microsoft.com/office/word/2006/wordml" xmlns:wps="http://schemas.microsoft.com/office/word/2010/wordprocessingShape" mc:Ignorable="w14 w15 w16se w16cid wp14">
   <w:body>
     <w:p>
       <w:pPr>
@@ -205,7 +205,7 @@
               </wp:anchor>
             </w:drawing>
           </mc:Choice>
-          <mc:Fallback xmlns:oel="http://schemas.microsoft.com/office/2019/extlst">
+          <mc:Fallback xmlns:w16sdtdh="http://schemas.microsoft.com/office/word/2020/wordml/sdtdatahash" xmlns:w16="http://schemas.microsoft.com/office/word/2018/wordml" xmlns:w16cex="http://schemas.microsoft.com/office/word/2018/wordml/cex" xmlns:oel="http://schemas.microsoft.com/office/2019/extlst">
             <w:pict>
               <v:rect w14:anchorId="4C256C62" id="Rectángulo 3" o:spid="_x0000_s1026" alt="&quot;&quot;" style="position:absolute;margin-left:-55.95pt;margin-top:26.4pt;width:613.85pt;height:164.25pt;z-index:-251655168;visibility:visible;mso-wrap-style:square;mso-height-percent:0;mso-wrap-distance-left:9pt;mso-wrap-distance-top:0;mso-wrap-distance-right:9pt;mso-wrap-distance-bottom:0;mso-position-horizontal:absolute;mso-position-horizontal-relative:text;mso-position-vertical:absolute;mso-position-vertical-relative:text;mso-height-percent:0;mso-height-relative:margin;v-text-anchor:middle" o:gfxdata="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" fillcolor="#00314d" stroked="f" strokeweight="1pt"/>
             </w:pict>
@@ -540,7 +540,6 @@
           <w:docPartUnique/>
         </w:docPartObj>
       </w:sdtPr>
-      <w:sdtEndPr/>
       <w:sdtContent>
         <w:p>
           <w:pPr>
@@ -577,7 +576,7 @@
           <w:r>
             <w:fldChar w:fldCharType="separate"/>
           </w:r>
-          <w:hyperlink w:anchor="_Toc243638907" w:history="1">
+          <w:hyperlink w:anchor="_Toc244004354" w:history="1">
             <w:r>
               <w:rPr>
                 <w:rStyle w:val="Hipervnculo"/>
@@ -604,7 +603,7 @@
                 <w:noProof/>
                 <w:webHidden/>
               </w:rPr>
-              <w:instrText xml:space="preserve"> PAGEREF _Toc243638907 \h </w:instrText>
+              <w:instrText xml:space="preserve"> PAGEREF _Toc244004354 \h </w:instrText>
             </w:r>
             <w:r>
               <w:rPr>
@@ -650,7 +649,7 @@
               <w14:ligatures w14:val="none"/>
             </w:rPr>
           </w:pPr>
-          <w:hyperlink w:anchor="_Toc243638908" w:history="1">
+          <w:hyperlink w:anchor="_Toc244004355" w:history="1">
             <w:r>
               <w:rPr>
                 <w:rStyle w:val="Hipervnculo"/>
@@ -677,7 +676,7 @@
                 <w:noProof/>
                 <w:webHidden/>
               </w:rPr>
-              <w:instrText xml:space="preserve"> PAGEREF _Toc243638908 \h </w:instrText>
+              <w:instrText xml:space="preserve"> PAGEREF _Toc244004355 \h </w:instrText>
             </w:r>
             <w:r>
               <w:rPr>
@@ -723,7 +722,7 @@
               <w14:ligatures w14:val="none"/>
             </w:rPr>
           </w:pPr>
-          <w:hyperlink w:anchor="_Toc243638909" w:history="1">
+          <w:hyperlink w:anchor="_Toc244004356" w:history="1">
             <w:r>
               <w:rPr>
                 <w:rStyle w:val="Hipervnculo"/>
@@ -750,7 +749,7 @@
                 <w:noProof/>
                 <w:webHidden/>
               </w:rPr>
-              <w:instrText xml:space="preserve"> PAGEREF _Toc243638909 \h </w:instrText>
+              <w:instrText xml:space="preserve"> PAGEREF _Toc244004356 \h </w:instrText>
             </w:r>
             <w:r>
               <w:rPr>
@@ -796,7 +795,7 @@
               <w14:ligatures w14:val="none"/>
             </w:rPr>
           </w:pPr>
-          <w:hyperlink w:anchor="_Toc243638910" w:history="1">
+          <w:hyperlink w:anchor="_Toc244004357" w:history="1">
             <w:r>
               <w:rPr>
                 <w:rStyle w:val="Hipervnculo"/>
@@ -823,7 +822,7 @@
                 <w:noProof/>
                 <w:webHidden/>
               </w:rPr>
-              <w:instrText xml:space="preserve"> PAGEREF _Toc243638910 \h </w:instrText>
+              <w:instrText xml:space="preserve"> PAGEREF _Toc244004357 \h </w:instrText>
             </w:r>
             <w:r>
               <w:rPr>
@@ -869,7 +868,7 @@
               <w14:ligatures w14:val="none"/>
             </w:rPr>
           </w:pPr>
-          <w:hyperlink w:anchor="_Toc243638911" w:history="1">
+          <w:hyperlink w:anchor="_Toc244004358" w:history="1">
             <w:r>
               <w:rPr>
                 <w:rStyle w:val="Hipervnculo"/>
@@ -896,7 +895,7 @@
                 <w:noProof/>
                 <w:webHidden/>
               </w:rPr>
-              <w:instrText xml:space="preserve"> PAGEREF _Toc243638911 \h </w:instrText>
+              <w:instrText xml:space="preserve"> PAGEREF _Toc244004358 \h </w:instrText>
             </w:r>
             <w:r>
               <w:rPr>
@@ -917,6 +916,153 @@
                 <w:webHidden/>
               </w:rPr>
               <w:t>12</w:t>
+            </w:r>
+            <w:r>
+              <w:rPr>
+                <w:noProof/>
+                <w:webHidden/>
+              </w:rPr>
+              <w:fldChar w:fldCharType="end"/>
+            </w:r>
+          </w:hyperlink>
+        </w:p>
+        <w:p>
+          <w:pPr>
+            <w:pStyle w:val="TDC2"/>
+            <w:tabs>
+              <w:tab w:val="right" w:leader="dot" w:pos="9962"/>
+            </w:tabs>
+            <w:ind w:left="708" w:firstLine="281"/>
+            <w:rPr>
+              <w:rFonts w:eastAsiaTheme="minorEastAsia"/>
+              <w:noProof/>
+              <w:kern w:val="0"/>
+              <w:sz w:val="22"/>
+              <w:lang w:eastAsia="es-CO"/>
+              <w14:ligatures w14:val="none"/>
+            </w:rPr>
+          </w:pPr>
+          <w:hyperlink w:anchor="_Toc244004359" w:history="1">
+            <w:r>
+              <w:rPr>
+                <w:rStyle w:val="Hipervnculo"/>
+                <w:noProof/>
+              </w:rPr>
+              <w:t>1.4. Articulación entre competencias, resultados de aprendizaje, actividades y evaluación</w:t>
+            </w:r>
+            <w:r>
+              <w:rPr>
+                <w:noProof/>
+                <w:webHidden/>
+              </w:rPr>
+              <w:tab/>
+            </w:r>
+            <w:r>
+              <w:rPr>
+                <w:noProof/>
+                <w:webHidden/>
+              </w:rPr>
+              <w:fldChar w:fldCharType="begin"/>
+            </w:r>
+            <w:r>
+              <w:rPr>
+                <w:noProof/>
+                <w:webHidden/>
+              </w:rPr>
+              <w:instrText xml:space="preserve"> PAGEREF _Toc244004359 \h </w:instrText>
+            </w:r>
+            <w:r>
+              <w:rPr>
+                <w:noProof/>
+                <w:webHidden/>
+              </w:rPr>
+            </w:r>
+            <w:r>
+              <w:rPr>
+                <w:noProof/>
+                <w:webHidden/>
+              </w:rPr>
+              <w:fldChar w:fldCharType="separate"/>
+            </w:r>
+            <w:r>
+              <w:rPr>
+                <w:noProof/>
+                <w:webHidden/>
+              </w:rPr>
+              <w:t>13</w:t>
+            </w:r>
+            <w:r>
+              <w:rPr>
+                <w:noProof/>
+                <w:webHidden/>
+              </w:rPr>
+              <w:fldChar w:fldCharType="end"/>
+            </w:r>
+          </w:hyperlink>
+        </w:p>
+        <w:p>
+          <w:pPr>
+            <w:pStyle w:val="TDC1"/>
+            <w:tabs>
+              <w:tab w:val="right" w:leader="dot" w:pos="9962"/>
+            </w:tabs>
+            <w:rPr>
+              <w:rFonts w:eastAsiaTheme="minorEastAsia"/>
+              <w:noProof/>
+              <w:kern w:val="0"/>
+              <w:sz w:val="22"/>
+              <w:lang w:eastAsia="es-CO"/>
+              <w14:ligatures w14:val="none"/>
+            </w:rPr>
+          </w:pPr>
+          <w:hyperlink w:anchor="_Toc244004360" w:history="1">
+            <w:r>
+              <w:rPr>
+                <w:rStyle w:val="Hipervnculo"/>
+                <w:noProof/>
+              </w:rPr>
+              <w:t>2. Material educativo</w:t>
+            </w:r>
+            <w:r>
+              <w:rPr>
+                <w:noProof/>
+                <w:webHidden/>
+              </w:rPr>
+              <w:tab/>
+            </w:r>
+            <w:r>
+              <w:rPr>
+                <w:noProof/>
+                <w:webHidden/>
+              </w:rPr>
+              <w:fldChar w:fldCharType="begin"/>
+            </w:r>
+            <w:r>
+              <w:rPr>
+                <w:noProof/>
+                <w:webHidden/>
+              </w:rPr>
+              <w:instrText xml:space="preserve"> PAGEREF _Toc244004360 \h </w:instrText>
+            </w:r>
+            <w:r>
+              <w:rPr>
+                <w:noProof/>
+                <w:webHidden/>
+              </w:rPr>
+            </w:r>
+            <w:r>
+              <w:rPr>
+                <w:noProof/>
+                <w:webHidden/>
+              </w:rPr>
+              <w:fldChar w:fldCharType="separate"/>
+            </w:r>
+            <w:r>
+              <w:rPr>
+                <w:noProof/>
+                <w:webHidden/>
+              </w:rPr>
+              <w:t>16</w:t>
             </w:r>
             <w:r>
               <w:rPr>
@@ -942,13 +1088,13 @@
               <w14:ligatures w14:val="none"/>
             </w:rPr>
           </w:pPr>
-          <w:hyperlink w:anchor="_Toc243638912" w:history="1">
+          <w:hyperlink w:anchor="_Toc244004361" w:history="1">
             <w:r>
               <w:rPr>
                 <w:rStyle w:val="Hipervnculo"/>
                 <w:noProof/>
               </w:rPr>
-              <w:t>1.4. Articulación entre competencias, resultados de aprendizaje, actividades y evaluación</w:t>
+              <w:t>2.1. Clasificación de los materiales educativos</w:t>
             </w:r>
             <w:r>
               <w:rPr>
@@ -969,7 +1115,7 @@
                 <w:noProof/>
                 <w:webHidden/>
               </w:rPr>
-              <w:instrText xml:space="preserve"> PAGEREF _Toc243638912 \h </w:instrText>
+              <w:instrText xml:space="preserve"> PAGEREF _Toc244004361 \h </w:instrText>
             </w:r>
             <w:r>
               <w:rPr>
@@ -989,7 +1135,226 @@
                 <w:noProof/>
                 <w:webHidden/>
               </w:rPr>
-              <w:t>13</w:t>
+              <w:t>17</w:t>
+            </w:r>
+            <w:r>
+              <w:rPr>
+                <w:noProof/>
+                <w:webHidden/>
+              </w:rPr>
+              <w:fldChar w:fldCharType="end"/>
+            </w:r>
+          </w:hyperlink>
+        </w:p>
+        <w:p>
+          <w:pPr>
+            <w:pStyle w:val="TDC2"/>
+            <w:tabs>
+              <w:tab w:val="right" w:leader="dot" w:pos="9962"/>
+            </w:tabs>
+            <w:rPr>
+              <w:rFonts w:eastAsiaTheme="minorEastAsia"/>
+              <w:noProof/>
+              <w:kern w:val="0"/>
+              <w:sz w:val="22"/>
+              <w:lang w:eastAsia="es-CO"/>
+              <w14:ligatures w14:val="none"/>
+            </w:rPr>
+          </w:pPr>
+          <w:hyperlink w:anchor="_Toc244004362" w:history="1">
+            <w:r>
+              <w:rPr>
+                <w:rStyle w:val="Hipervnculo"/>
+                <w:noProof/>
+              </w:rPr>
+              <w:t>2.2. Materiales educativos impresos, audiovisuales, digitales e interactivos</w:t>
+            </w:r>
+            <w:r>
+              <w:rPr>
+                <w:noProof/>
+                <w:webHidden/>
+              </w:rPr>
+              <w:tab/>
+            </w:r>
+            <w:r>
+              <w:rPr>
+                <w:noProof/>
+                <w:webHidden/>
+              </w:rPr>
+              <w:fldChar w:fldCharType="begin"/>
+            </w:r>
+            <w:r>
+              <w:rPr>
+                <w:noProof/>
+                <w:webHidden/>
+              </w:rPr>
+              <w:instrText xml:space="preserve"> PAGEREF _Toc244004362 \h </w:instrText>
+            </w:r>
+            <w:r>
+              <w:rPr>
+                <w:noProof/>
+                <w:webHidden/>
+              </w:rPr>
+            </w:r>
+            <w:r>
+              <w:rPr>
+                <w:noProof/>
+                <w:webHidden/>
+              </w:rPr>
+              <w:fldChar w:fldCharType="separate"/>
+            </w:r>
+            <w:r>
+              <w:rPr>
+                <w:noProof/>
+                <w:webHidden/>
+              </w:rPr>
+              <w:t>18</w:t>
+            </w:r>
+            <w:r>
+              <w:rPr>
+                <w:noProof/>
+                <w:webHidden/>
+              </w:rPr>
+              <w:fldChar w:fldCharType="end"/>
+            </w:r>
+          </w:hyperlink>
+        </w:p>
+        <w:p>
+          <w:pPr>
+            <w:pStyle w:val="TDC2"/>
+            <w:tabs>
+              <w:tab w:val="right" w:leader="dot" w:pos="9962"/>
+            </w:tabs>
+            <w:rPr>
+              <w:rFonts w:eastAsiaTheme="minorEastAsia"/>
+              <w:noProof/>
+              <w:kern w:val="0"/>
+              <w:sz w:val="22"/>
+              <w:lang w:eastAsia="es-CO"/>
+              <w14:ligatures w14:val="none"/>
+            </w:rPr>
+          </w:pPr>
+          <w:hyperlink w:anchor="_Toc244004363" w:history="1">
+            <w:r>
+              <w:rPr>
+                <w:rStyle w:val="Hipervnculo"/>
+                <w:noProof/>
+              </w:rPr>
+              <w:t>2.3. Funcionamiento de los recursos tecnológicos en ambientes de aprendizaje</w:t>
+            </w:r>
+            <w:r>
+              <w:rPr>
+                <w:noProof/>
+                <w:webHidden/>
+              </w:rPr>
+              <w:tab/>
+            </w:r>
+            <w:r>
+              <w:rPr>
+                <w:noProof/>
+                <w:webHidden/>
+              </w:rPr>
+              <w:fldChar w:fldCharType="begin"/>
+            </w:r>
+            <w:r>
+              <w:rPr>
+                <w:noProof/>
+                <w:webHidden/>
+              </w:rPr>
+              <w:instrText xml:space="preserve"> PAGEREF _Toc244004363 \h </w:instrText>
+            </w:r>
+            <w:r>
+              <w:rPr>
+                <w:noProof/>
+                <w:webHidden/>
+              </w:rPr>
+            </w:r>
+            <w:r>
+              <w:rPr>
+                <w:noProof/>
+                <w:webHidden/>
+              </w:rPr>
+              <w:fldChar w:fldCharType="separate"/>
+            </w:r>
+            <w:r>
+              <w:rPr>
+                <w:noProof/>
+                <w:webHidden/>
+              </w:rPr>
+              <w:t>22</w:t>
+            </w:r>
+            <w:r>
+              <w:rPr>
+                <w:noProof/>
+                <w:webHidden/>
+              </w:rPr>
+              <w:fldChar w:fldCharType="end"/>
+            </w:r>
+          </w:hyperlink>
+        </w:p>
+        <w:p>
+          <w:pPr>
+            <w:pStyle w:val="TDC2"/>
+            <w:tabs>
+              <w:tab w:val="right" w:leader="dot" w:pos="9962"/>
+            </w:tabs>
+            <w:rPr>
+              <w:rFonts w:eastAsiaTheme="minorEastAsia"/>
+              <w:noProof/>
+              <w:kern w:val="0"/>
+              <w:sz w:val="22"/>
+              <w:lang w:eastAsia="es-CO"/>
+              <w14:ligatures w14:val="none"/>
+            </w:rPr>
+          </w:pPr>
+          <w:hyperlink w:anchor="_Toc244004364" w:history="1">
+            <w:r>
+              <w:rPr>
+                <w:rStyle w:val="Hipervnculo"/>
+                <w:noProof/>
+              </w:rPr>
+              <w:t>2.4. Criterios para seleccionar materiales educativos</w:t>
+            </w:r>
+            <w:r>
+              <w:rPr>
+                <w:noProof/>
+                <w:webHidden/>
+              </w:rPr>
+              <w:tab/>
+            </w:r>
+            <w:r>
+              <w:rPr>
+                <w:noProof/>
+                <w:webHidden/>
+              </w:rPr>
+              <w:fldChar w:fldCharType="begin"/>
+            </w:r>
+            <w:r>
+              <w:rPr>
+                <w:noProof/>
+                <w:webHidden/>
+              </w:rPr>
+              <w:instrText xml:space="preserve"> PAGEREF _Toc244004364 \h </w:instrText>
+            </w:r>
+            <w:r>
+              <w:rPr>
+                <w:noProof/>
+                <w:webHidden/>
+              </w:rPr>
+            </w:r>
+            <w:r>
+              <w:rPr>
+                <w:noProof/>
+                <w:webHidden/>
+              </w:rPr>
+              <w:fldChar w:fldCharType="separate"/>
+            </w:r>
+            <w:r>
+              <w:rPr>
+                <w:noProof/>
+                <w:webHidden/>
+              </w:rPr>
+              <w:t>26</w:t>
             </w:r>
             <w:r>
               <w:rPr>
@@ -1015,13 +1380,13 @@
               <w14:ligatures w14:val="none"/>
             </w:rPr>
           </w:pPr>
-          <w:hyperlink w:anchor="_Toc243638913" w:history="1">
+          <w:hyperlink w:anchor="_Toc244004365" w:history="1">
             <w:r>
               <w:rPr>
                 <w:rStyle w:val="Hipervnculo"/>
                 <w:noProof/>
               </w:rPr>
-              <w:t>2. Material educativo</w:t>
+              <w:t>3. Planeación didáctica de una clase</w:t>
             </w:r>
             <w:r>
               <w:rPr>
@@ -1042,7 +1407,7 @@
                 <w:noProof/>
                 <w:webHidden/>
               </w:rPr>
-              <w:instrText xml:space="preserve"> PAGEREF _Toc243638913 \h </w:instrText>
+              <w:instrText xml:space="preserve"> PAGEREF _Toc244004365 \h </w:instrText>
             </w:r>
             <w:r>
               <w:rPr>
@@ -1062,7 +1427,7 @@
                 <w:noProof/>
                 <w:webHidden/>
               </w:rPr>
-              <w:t>16</w:t>
+              <w:t>30</w:t>
             </w:r>
             <w:r>
               <w:rPr>
@@ -1088,13 +1453,13 @@
               <w14:ligatures w14:val="none"/>
             </w:rPr>
           </w:pPr>
-          <w:hyperlink w:anchor="_Toc243638914" w:history="1">
+          <w:hyperlink w:anchor="_Toc244004366" w:history="1">
             <w:r>
               <w:rPr>
                 <w:rStyle w:val="Hipervnculo"/>
                 <w:noProof/>
               </w:rPr>
-              <w:t>2.1. Clasificación de los materiales educativos</w:t>
+              <w:t>3.1. Secuencia didáctica</w:t>
             </w:r>
             <w:r>
               <w:rPr>
@@ -1115,7 +1480,7 @@
                 <w:noProof/>
                 <w:webHidden/>
               </w:rPr>
-              <w:instrText xml:space="preserve"> PAGEREF _Toc243638914 \h </w:instrText>
+              <w:instrText xml:space="preserve"> PAGEREF _Toc244004366 \h </w:instrText>
             </w:r>
             <w:r>
               <w:rPr>
@@ -1135,7 +1500,7 @@
                 <w:noProof/>
                 <w:webHidden/>
               </w:rPr>
-              <w:t>17</w:t>
+              <w:t>31</w:t>
             </w:r>
             <w:r>
               <w:rPr>
@@ -1161,13 +1526,13 @@
               <w14:ligatures w14:val="none"/>
             </w:rPr>
           </w:pPr>
-          <w:hyperlink w:anchor="_Toc243638915" w:history="1">
+          <w:hyperlink w:anchor="_Toc244004367" w:history="1">
             <w:r>
               <w:rPr>
                 <w:rStyle w:val="Hipervnculo"/>
                 <w:noProof/>
               </w:rPr>
-              <w:t>2.2. Materiales educativos impresos, audiovisuales, digitales e interactivos</w:t>
+              <w:t>3.2. Articulación de actividades, estrategias, materiales y evaluación</w:t>
             </w:r>
             <w:r>
               <w:rPr>
@@ -1188,7 +1553,7 @@
                 <w:noProof/>
                 <w:webHidden/>
               </w:rPr>
-              <w:instrText xml:space="preserve"> PAGEREF _Toc243638915 \h </w:instrText>
+              <w:instrText xml:space="preserve"> PAGEREF _Toc244004367 \h </w:instrText>
             </w:r>
             <w:r>
               <w:rPr>
@@ -1208,7 +1573,7 @@
                 <w:noProof/>
                 <w:webHidden/>
               </w:rPr>
-              <w:t>18</w:t>
+              <w:t>34</w:t>
             </w:r>
             <w:r>
               <w:rPr>
@@ -1234,13 +1599,13 @@
               <w14:ligatures w14:val="none"/>
             </w:rPr>
           </w:pPr>
-          <w:hyperlink w:anchor="_Toc243638916" w:history="1">
+          <w:hyperlink w:anchor="_Toc244004368" w:history="1">
             <w:r>
               <w:rPr>
                 <w:rStyle w:val="Hipervnculo"/>
                 <w:noProof/>
               </w:rPr>
-              <w:t>2.3. Funcionamiento de los recursos tecnológicos en ambientes de aprendizaje</w:t>
+              <w:t>3.3. Lineamientos institucionales para la planeación de clases</w:t>
             </w:r>
             <w:r>
               <w:rPr>
@@ -1261,7 +1626,7 @@
                 <w:noProof/>
                 <w:webHidden/>
               </w:rPr>
-              <w:instrText xml:space="preserve"> PAGEREF _Toc243638916 \h </w:instrText>
+              <w:instrText xml:space="preserve"> PAGEREF _Toc244004368 \h </w:instrText>
             </w:r>
             <w:r>
               <w:rPr>
@@ -1281,7 +1646,7 @@
                 <w:noProof/>
                 <w:webHidden/>
               </w:rPr>
-              <w:t>22</w:t>
+              <w:t>36</w:t>
             </w:r>
             <w:r>
               <w:rPr>
@@ -1307,13 +1672,13 @@
               <w14:ligatures w14:val="none"/>
             </w:rPr>
           </w:pPr>
-          <w:hyperlink w:anchor="_Toc243638917" w:history="1">
+          <w:hyperlink w:anchor="_Toc244004369" w:history="1">
             <w:r>
               <w:rPr>
                 <w:rStyle w:val="Hipervnculo"/>
                 <w:noProof/>
               </w:rPr>
-              <w:t>2.4. Criterios para seleccionar materiales educativos</w:t>
+              <w:t>3.4. Ejemplo integrador de planeación didáctica con recursos tecnológicos</w:t>
             </w:r>
             <w:r>
               <w:rPr>
@@ -1334,7 +1699,7 @@
                 <w:noProof/>
                 <w:webHidden/>
               </w:rPr>
-              <w:instrText xml:space="preserve"> PAGEREF _Toc243638917 \h </w:instrText>
+              <w:instrText xml:space="preserve"> PAGEREF _Toc244004369 \h </w:instrText>
             </w:r>
             <w:r>
               <w:rPr>
@@ -1354,7 +1719,7 @@
                 <w:noProof/>
                 <w:webHidden/>
               </w:rPr>
-              <w:t>26</w:t>
+              <w:t>38</w:t>
             </w:r>
             <w:r>
               <w:rPr>
@@ -1380,13 +1745,13 @@
               <w14:ligatures w14:val="none"/>
             </w:rPr>
           </w:pPr>
-          <w:hyperlink w:anchor="_Toc243638918" w:history="1">
+          <w:hyperlink w:anchor="_Toc244004370" w:history="1">
             <w:r>
               <w:rPr>
                 <w:rStyle w:val="Hipervnculo"/>
                 <w:noProof/>
               </w:rPr>
-              <w:t>3. Planeación didáctica de una clase</w:t>
+              <w:t>Síntesis</w:t>
             </w:r>
             <w:r>
               <w:rPr>
@@ -1407,7 +1772,7 @@
                 <w:noProof/>
                 <w:webHidden/>
               </w:rPr>
-              <w:instrText xml:space="preserve"> PAGEREF _Toc243638918 \h </w:instrText>
+              <w:instrText xml:space="preserve"> PAGEREF _Toc244004370 \h </w:instrText>
             </w:r>
             <w:r>
               <w:rPr>
@@ -1427,299 +1792,7 @@
                 <w:noProof/>
                 <w:webHidden/>
               </w:rPr>
-              <w:t>30</w:t>
-            </w:r>
-            <w:r>
-              <w:rPr>
-                <w:noProof/>
-                <w:webHidden/>
-              </w:rPr>
-              <w:fldChar w:fldCharType="end"/>
-            </w:r>
-          </w:hyperlink>
-        </w:p>
-        <w:p>
-          <w:pPr>
-            <w:pStyle w:val="TDC2"/>
-            <w:tabs>
-              <w:tab w:val="right" w:leader="dot" w:pos="9962"/>
-            </w:tabs>
-            <w:rPr>
-              <w:rFonts w:eastAsiaTheme="minorEastAsia"/>
-              <w:noProof/>
-              <w:kern w:val="0"/>
-              <w:sz w:val="22"/>
-              <w:lang w:eastAsia="es-CO"/>
-              <w14:ligatures w14:val="none"/>
-            </w:rPr>
-          </w:pPr>
-          <w:hyperlink w:anchor="_Toc243638919" w:history="1">
-            <w:r>
-              <w:rPr>
-                <w:rStyle w:val="Hipervnculo"/>
-                <w:noProof/>
-              </w:rPr>
-              <w:t>3.1. Secuencia didáctica</w:t>
-            </w:r>
-            <w:r>
-              <w:rPr>
-                <w:noProof/>
-                <w:webHidden/>
-              </w:rPr>
-              <w:tab/>
-            </w:r>
-            <w:r>
-              <w:rPr>
-                <w:noProof/>
-                <w:webHidden/>
-              </w:rPr>
-              <w:fldChar w:fldCharType="begin"/>
-            </w:r>
-            <w:r>
-              <w:rPr>
-                <w:noProof/>
-                <w:webHidden/>
-              </w:rPr>
-              <w:instrText xml:space="preserve"> PAGEREF _Toc243638919 \h </w:instrText>
-            </w:r>
-            <w:r>
-              <w:rPr>
-                <w:noProof/>
-                <w:webHidden/>
-              </w:rPr>
-            </w:r>
-            <w:r>
-              <w:rPr>
-                <w:noProof/>
-                <w:webHidden/>
-              </w:rPr>
-              <w:fldChar w:fldCharType="separate"/>
-            </w:r>
-            <w:r>
-              <w:rPr>
-                <w:noProof/>
-                <w:webHidden/>
-              </w:rPr>
-              <w:t>31</w:t>
-            </w:r>
-            <w:r>
-              <w:rPr>
-                <w:noProof/>
-                <w:webHidden/>
-              </w:rPr>
-              <w:fldChar w:fldCharType="end"/>
-            </w:r>
-          </w:hyperlink>
-        </w:p>
-        <w:p>
-          <w:pPr>
-            <w:pStyle w:val="TDC2"/>
-            <w:tabs>
-              <w:tab w:val="right" w:leader="dot" w:pos="9962"/>
-            </w:tabs>
-            <w:rPr>
-              <w:rFonts w:eastAsiaTheme="minorEastAsia"/>
-              <w:noProof/>
-              <w:kern w:val="0"/>
-              <w:sz w:val="22"/>
-              <w:lang w:eastAsia="es-CO"/>
-              <w14:ligatures w14:val="none"/>
-            </w:rPr>
-          </w:pPr>
-          <w:hyperlink w:anchor="_Toc243638920" w:history="1">
-            <w:r>
-              <w:rPr>
-                <w:rStyle w:val="Hipervnculo"/>
-                <w:noProof/>
-              </w:rPr>
-              <w:t>3.2. Articulación de actividades, estrategias, materiales y evaluación</w:t>
-            </w:r>
-            <w:r>
-              <w:rPr>
-                <w:noProof/>
-                <w:webHidden/>
-              </w:rPr>
-              <w:tab/>
-            </w:r>
-            <w:r>
-              <w:rPr>
-                <w:noProof/>
-                <w:webHidden/>
-              </w:rPr>
-              <w:fldChar w:fldCharType="begin"/>
-            </w:r>
-            <w:r>
-              <w:rPr>
-                <w:noProof/>
-                <w:webHidden/>
-              </w:rPr>
-              <w:instrText xml:space="preserve"> PAGEREF _Toc243638920 \h </w:instrText>
-            </w:r>
-            <w:r>
-              <w:rPr>
-                <w:noProof/>
-                <w:webHidden/>
-              </w:rPr>
-            </w:r>
-            <w:r>
-              <w:rPr>
-                <w:noProof/>
-                <w:webHidden/>
-              </w:rPr>
-              <w:fldChar w:fldCharType="separate"/>
-            </w:r>
-            <w:r>
-              <w:rPr>
-                <w:noProof/>
-                <w:webHidden/>
-              </w:rPr>
-              <w:t>34</w:t>
-            </w:r>
-            <w:r>
-              <w:rPr>
-                <w:noProof/>
-                <w:webHidden/>
-              </w:rPr>
-              <w:fldChar w:fldCharType="end"/>
-            </w:r>
-          </w:hyperlink>
-        </w:p>
-        <w:p>
-          <w:pPr>
-            <w:pStyle w:val="TDC2"/>
-            <w:tabs>
-              <w:tab w:val="right" w:leader="dot" w:pos="9962"/>
-            </w:tabs>
-            <w:rPr>
-              <w:rFonts w:eastAsiaTheme="minorEastAsia"/>
-              <w:noProof/>
-              <w:kern w:val="0"/>
-              <w:sz w:val="22"/>
-              <w:lang w:eastAsia="es-CO"/>
-              <w14:ligatures w14:val="none"/>
-            </w:rPr>
-          </w:pPr>
-          <w:hyperlink w:anchor="_Toc243638921" w:history="1">
-            <w:r>
-              <w:rPr>
-                <w:rStyle w:val="Hipervnculo"/>
-                <w:noProof/>
-              </w:rPr>
-              <w:t>3.3. Lineamientos institucionales para la planeación de clases</w:t>
-            </w:r>
-            <w:r>
-              <w:rPr>
-                <w:noProof/>
-                <w:webHidden/>
-              </w:rPr>
-              <w:tab/>
-            </w:r>
-            <w:r>
-              <w:rPr>
-                <w:noProof/>
-                <w:webHidden/>
-              </w:rPr>
-              <w:fldChar w:fldCharType="begin"/>
-            </w:r>
-            <w:r>
-              <w:rPr>
-                <w:noProof/>
-                <w:webHidden/>
-              </w:rPr>
-              <w:instrText xml:space="preserve"> PAGEREF _Toc243638921 \h </w:instrText>
-            </w:r>
-            <w:r>
-              <w:rPr>
-                <w:noProof/>
-                <w:webHidden/>
-              </w:rPr>
-            </w:r>
-            <w:r>
-              <w:rPr>
-                <w:noProof/>
-                <w:webHidden/>
-              </w:rPr>
-              <w:fldChar w:fldCharType="separate"/>
-            </w:r>
-            <w:r>
-              <w:rPr>
-                <w:noProof/>
-                <w:webHidden/>
-              </w:rPr>
-              <w:t>36</w:t>
-            </w:r>
-            <w:r>
-              <w:rPr>
-                <w:noProof/>
-                <w:webHidden/>
-              </w:rPr>
-              <w:fldChar w:fldCharType="end"/>
-            </w:r>
-          </w:hyperlink>
-        </w:p>
-        <w:p>
-          <w:pPr>
-            <w:pStyle w:val="TDC2"/>
-            <w:tabs>
-              <w:tab w:val="right" w:leader="dot" w:pos="9962"/>
-            </w:tabs>
-            <w:rPr>
-              <w:rFonts w:eastAsiaTheme="minorEastAsia"/>
-              <w:noProof/>
-              <w:kern w:val="0"/>
-              <w:sz w:val="22"/>
-              <w:lang w:eastAsia="es-CO"/>
-              <w14:ligatures w14:val="none"/>
-            </w:rPr>
-          </w:pPr>
-          <w:hyperlink w:anchor="_Toc243638922" w:history="1">
-            <w:r>
-              <w:rPr>
-                <w:rStyle w:val="Hipervnculo"/>
-                <w:noProof/>
-              </w:rPr>
-              <w:t>3.4. Ejemplo integrador de planeación didáctica con recursos tecnológicos</w:t>
-            </w:r>
-            <w:r>
-              <w:rPr>
-                <w:noProof/>
-                <w:webHidden/>
-              </w:rPr>
-              <w:tab/>
-            </w:r>
-            <w:r>
-              <w:rPr>
-                <w:noProof/>
-                <w:webHidden/>
-              </w:rPr>
-              <w:fldChar w:fldCharType="begin"/>
-            </w:r>
-            <w:r>
-              <w:rPr>
-                <w:noProof/>
-                <w:webHidden/>
-              </w:rPr>
-              <w:instrText xml:space="preserve"> PAGEREF _Toc243638922 \h </w:instrText>
-            </w:r>
-            <w:r>
-              <w:rPr>
-                <w:noProof/>
-                <w:webHidden/>
-              </w:rPr>
-            </w:r>
-            <w:r>
-              <w:rPr>
-                <w:noProof/>
-                <w:webHidden/>
-              </w:rPr>
-              <w:fldChar w:fldCharType="separate"/>
-            </w:r>
-            <w:r>
-              <w:rPr>
-                <w:noProof/>
-                <w:webHidden/>
-              </w:rPr>
-              <w:t>38</w:t>
+              <w:t>43</w:t>
             </w:r>
             <w:r>
               <w:rPr>
@@ -1745,13 +1818,13 @@
               <w14:ligatures w14:val="none"/>
             </w:rPr>
           </w:pPr>
-          <w:hyperlink w:anchor="_Toc243638923" w:history="1">
+          <w:hyperlink w:anchor="_Toc244004371" w:history="1">
             <w:r>
               <w:rPr>
                 <w:rStyle w:val="Hipervnculo"/>
                 <w:noProof/>
               </w:rPr>
-              <w:t>Síntesis</w:t>
+              <w:t>Glosario</w:t>
             </w:r>
             <w:r>
               <w:rPr>
@@ -1772,7 +1845,7 @@
                 <w:noProof/>
                 <w:webHidden/>
               </w:rPr>
-              <w:instrText xml:space="preserve"> PAGEREF _Toc243638923 \h </w:instrText>
+              <w:instrText xml:space="preserve"> PAGEREF _Toc244004371 \h </w:instrText>
             </w:r>
             <w:r>
               <w:rPr>
@@ -1792,7 +1865,7 @@
                 <w:noProof/>
                 <w:webHidden/>
               </w:rPr>
-              <w:t>43</w:t>
+              <w:t>44</w:t>
             </w:r>
             <w:r>
               <w:rPr>
@@ -1818,13 +1891,13 @@
               <w14:ligatures w14:val="none"/>
             </w:rPr>
           </w:pPr>
-          <w:hyperlink w:anchor="_Toc243638924" w:history="1">
+          <w:hyperlink w:anchor="_Toc244004372" w:history="1">
             <w:r>
               <w:rPr>
                 <w:rStyle w:val="Hipervnculo"/>
                 <w:noProof/>
               </w:rPr>
-              <w:t>Glosario</w:t>
+              <w:t>Referencias bibliográficas</w:t>
             </w:r>
             <w:r>
               <w:rPr>
@@ -1845,7 +1918,7 @@
                 <w:noProof/>
                 <w:webHidden/>
               </w:rPr>
-              <w:instrText xml:space="preserve"> PAGEREF _Toc243638924 \h </w:instrText>
+              <w:instrText xml:space="preserve"> PAGEREF _Toc244004372 \h </w:instrText>
             </w:r>
             <w:r>
               <w:rPr>
@@ -1865,7 +1938,7 @@
                 <w:noProof/>
                 <w:webHidden/>
               </w:rPr>
-              <w:t>44</w:t>
+              <w:t>46</w:t>
             </w:r>
             <w:r>
               <w:rPr>
@@ -1891,13 +1964,13 @@
               <w14:ligatures w14:val="none"/>
             </w:rPr>
           </w:pPr>
-          <w:hyperlink w:anchor="_Toc243638925" w:history="1">
+          <w:hyperlink w:anchor="_Toc244004373" w:history="1">
             <w:r>
               <w:rPr>
                 <w:rStyle w:val="Hipervnculo"/>
                 <w:noProof/>
               </w:rPr>
-              <w:t>Referencias bibliográficas</w:t>
+              <w:t>Créditos</w:t>
             </w:r>
             <w:r>
               <w:rPr>
@@ -1918,80 +1991,7 @@
                 <w:noProof/>
                 <w:webHidden/>
               </w:rPr>
-              <w:instrText xml:space="preserve"> PAGEREF _Toc243638925 \h </w:instrText>
-            </w:r>
-            <w:r>
-              <w:rPr>
-                <w:noProof/>
-                <w:webHidden/>
-              </w:rPr>
-            </w:r>
-            <w:r>
-              <w:rPr>
-                <w:noProof/>
-                <w:webHidden/>
-              </w:rPr>
-              <w:fldChar w:fldCharType="separate"/>
-            </w:r>
-            <w:r>
-              <w:rPr>
-                <w:noProof/>
-                <w:webHidden/>
-              </w:rPr>
-              <w:t>46</w:t>
-            </w:r>
-            <w:r>
-              <w:rPr>
-                <w:noProof/>
-                <w:webHidden/>
-              </w:rPr>
-              <w:fldChar w:fldCharType="end"/>
-            </w:r>
-          </w:hyperlink>
-        </w:p>
-        <w:p>
-          <w:pPr>
-            <w:pStyle w:val="TDC1"/>
-            <w:tabs>
-              <w:tab w:val="right" w:leader="dot" w:pos="9962"/>
-            </w:tabs>
-            <w:rPr>
-              <w:rFonts w:eastAsiaTheme="minorEastAsia"/>
-              <w:noProof/>
-              <w:kern w:val="0"/>
-              <w:sz w:val="22"/>
-              <w:lang w:eastAsia="es-CO"/>
-              <w14:ligatures w14:val="none"/>
-            </w:rPr>
-          </w:pPr>
-          <w:hyperlink w:anchor="_Toc243638926" w:history="1">
-            <w:r>
-              <w:rPr>
-                <w:rStyle w:val="Hipervnculo"/>
-                <w:noProof/>
-              </w:rPr>
-              <w:t>Créditos</w:t>
-            </w:r>
-            <w:r>
-              <w:rPr>
-                <w:noProof/>
-                <w:webHidden/>
-              </w:rPr>
-              <w:tab/>
-            </w:r>
-            <w:r>
-              <w:rPr>
-                <w:noProof/>
-                <w:webHidden/>
-              </w:rPr>
-              <w:fldChar w:fldCharType="begin"/>
-            </w:r>
-            <w:r>
-              <w:rPr>
-                <w:noProof/>
-                <w:webHidden/>
-              </w:rPr>
-              <w:instrText xml:space="preserve"> PAGEREF _Toc243638926 \h </w:instrText>
+              <w:instrText xml:space="preserve"> PAGEREF _Toc244004373 \h </w:instrText>
             </w:r>
             <w:r>
               <w:rPr>
@@ -2033,17 +2033,20 @@
             <w:fldChar w:fldCharType="end"/>
           </w:r>
         </w:p>
+        <w:bookmarkStart w:id="0" w:name="_GoBack" w:displacedByCustomXml="next"/>
+        <w:bookmarkEnd w:id="0" w:displacedByCustomXml="next"/>
       </w:sdtContent>
     </w:sdt>
     <w:p>
       <w:pPr>
         <w:pStyle w:val="Titulosgenerales"/>
       </w:pPr>
-      <w:bookmarkStart w:id="0" w:name="_Toc243638907"/>
-      <w:r>
+      <w:bookmarkStart w:id="1" w:name="_Toc244004354"/>
+      <w:r>
+        <w:lastRenderedPageBreak/>
         <w:t>Introducción</w:t>
       </w:r>
-      <w:bookmarkEnd w:id="0"/>
+      <w:bookmarkEnd w:id="1"/>
     </w:p>
     <w:p>
       <w:r>
@@ -2072,17 +2075,15 @@
     </w:p>
     <w:p>
       <w:r>
-        <w:t>Para complementar la comprensión de los temas abordados, se recomienda acceder al siguiente video</w:t>
-      </w:r>
-      <w:r>
-        <w:t>:</w:t>
+        <w:lastRenderedPageBreak/>
+        <w:t>Para complementar la comprensión de los temas abordados, se recomienda acceder al siguiente video.</w:t>
       </w:r>
     </w:p>
     <w:p>
       <w:pPr>
         <w:pStyle w:val="Video"/>
       </w:pPr>
-      <w:bookmarkStart w:id="1" w:name="_Hlk243544635"/>
+      <w:bookmarkStart w:id="2" w:name="_Hlk243544635"/>
       <w:r>
         <w:t>Planeación de procesos formativos y recursos tecnológicos</w:t>
       </w:r>
@@ -2097,10 +2098,16 @@
           <w:noProof/>
         </w:rPr>
         <w:drawing>
-          <wp:inline distT="0" distB="0" distL="0" distR="0" wp14:anchorId="47160813" wp14:editId="5FA5885C">
+          <wp:inline distT="0" distB="0" distL="0" distR="0" wp14:anchorId="47160813" wp14:editId="68BF67A5">
             <wp:extent cx="4680000" cy="2631600"/>
             <wp:effectExtent l="0" t="0" r="6350" b="0"/>
-            <wp:docPr id="1" name="Imagen 1"/>
+            <wp:docPr id="1" name="Imagen 1">
+              <a:extLst xmlns:a="http://schemas.openxmlformats.org/drawingml/2006/main">
+                <a:ext uri="{C183D7F6-B498-43B3-948B-1728B52AA6E4}">
+                  <adec:decorative xmlns:adec="http://schemas.microsoft.com/office/drawing/2017/decorative" val="1"/>
+                </a:ext>
+              </a:extLst>
+            </wp:docPr>
             <wp:cNvGraphicFramePr>
               <a:graphicFrameLocks xmlns:a="http://schemas.openxmlformats.org/drawingml/2006/main" noChangeAspect="1"/>
             </wp:cNvGraphicFramePr>
@@ -2211,6 +2218,7 @@
           </w:p>
           <w:p>
             <w:r>
+              <w:lastRenderedPageBreak/>
               <w:t>A lo largo de la historia, enseñar ha implicado mucho más que transmitir información. Desde las conversaciones en las que se compartían saberes de generación en generación hasta los actuales ambientes digitales, la intención de orientar a otros ha requerido organización, creatividad y comprensión de las necesidades de quienes aprenden.</w:t>
             </w:r>
           </w:p>
@@ -2231,7 +2239,7 @@
           </w:p>
         </w:tc>
       </w:tr>
-      <w:bookmarkEnd w:id="1"/>
+      <w:bookmarkEnd w:id="2"/>
     </w:tbl>
     <w:p>
       <w:pPr>
@@ -2239,6 +2247,7 @@
         <w:ind w:firstLine="0"/>
       </w:pPr>
       <w:r>
+        <w:lastRenderedPageBreak/>
         <w:br w:type="page"/>
       </w:r>
     </w:p>
@@ -2246,11 +2255,12 @@
       <w:pPr>
         <w:pStyle w:val="Ttulo1"/>
       </w:pPr>
-      <w:bookmarkStart w:id="2" w:name="_Toc243638908"/>
-      <w:r>
+      <w:bookmarkStart w:id="3" w:name="_Toc244004355"/>
+      <w:r>
+        <w:lastRenderedPageBreak/>
         <w:t>Plan de formación</w:t>
       </w:r>
-      <w:bookmarkEnd w:id="2"/>
+      <w:bookmarkEnd w:id="3"/>
     </w:p>
     <w:p>
       <w:pPr>
@@ -2314,7 +2324,14 @@
         <w:rPr>
           <w:lang w:val="es-419" w:eastAsia="es-CO"/>
         </w:rPr>
-        <w:t>De esta manera, el plan de formación se convierte en una guía para orientar el proceso con intención pedagógica, realizar los ajustes necesarios y mantener la coherencia entre lo que se espera aprender, las actividades propuestas y los resultados que se busca alcanzar.</w:t>
+        <w:t xml:space="preserve">De esta manera, el plan de formación se convierte en una guía para orientar el proceso con intención pedagógica, realizar los ajustes necesarios y mantener la </w:t>
+      </w:r>
+      <w:r>
+        <w:rPr>
+          <w:lang w:val="es-419" w:eastAsia="es-CO"/>
+        </w:rPr>
+        <w:lastRenderedPageBreak/>
+        <w:t>coherencia entre lo que se espera aprender, las actividades propuestas y los resultados que se busca alcanzar.</w:t>
       </w:r>
     </w:p>
     <w:p>
@@ -2328,11 +2345,11 @@
       <w:pPr>
         <w:pStyle w:val="Ttulo2"/>
       </w:pPr>
-      <w:bookmarkStart w:id="3" w:name="_Toc243638909"/>
+      <w:bookmarkStart w:id="4" w:name="_Toc244004356"/>
       <w:r>
         <w:t>Elementos del plan de formación</w:t>
       </w:r>
-      <w:bookmarkEnd w:id="3"/>
+      <w:bookmarkEnd w:id="4"/>
     </w:p>
     <w:p>
       <w:pPr>
@@ -2476,6 +2493,7 @@
           <w:b/>
           <w:lang w:val="es-419" w:eastAsia="es-CO"/>
         </w:rPr>
+        <w:lastRenderedPageBreak/>
         <w:t>Materiales y recursos educativos</w:t>
       </w:r>
       <w:r>
@@ -2572,23 +2590,30 @@
       <w:pPr>
         <w:pStyle w:val="Ttulo2"/>
       </w:pPr>
-      <w:bookmarkStart w:id="4" w:name="_Toc243638910"/>
+      <w:bookmarkStart w:id="5" w:name="_Toc244004357"/>
       <w:r>
         <w:t>Procedimiento para estructurar un plan de formación</w:t>
       </w:r>
-      <w:bookmarkEnd w:id="4"/>
-    </w:p>
-    <w:p>
-      <w:pPr>
-        <w:rPr>
-          <w:lang w:val="es-419" w:eastAsia="es-CO"/>
-        </w:rPr>
-      </w:pPr>
-      <w:r>
-        <w:rPr>
-          <w:lang w:val="es-419" w:eastAsia="es-CO"/>
-        </w:rPr>
-        <w:t>La estructuración de un plan de formación requiere un proceso organizado de análisis, planificación y toma de decisiones. El punto de partida es el diseño curricular, ya que allí se establecen las competencias, los resultados de aprendizaje y los criterios de evaluación que orientan la formación. A partir de estos referentes, el instructor-tutor define las actividades, selecciona las estrategias metodológicas y los recursos educativos, y determina cómo se recogerán las evidencias del aprendizaje.</w:t>
+      <w:bookmarkEnd w:id="5"/>
+    </w:p>
+    <w:p>
+      <w:pPr>
+        <w:rPr>
+          <w:lang w:val="es-419" w:eastAsia="es-CO"/>
+        </w:rPr>
+      </w:pPr>
+      <w:r>
+        <w:rPr>
+          <w:lang w:val="es-419" w:eastAsia="es-CO"/>
+        </w:rPr>
+        <w:t xml:space="preserve">La estructuración de un plan de formación requiere un proceso organizado de análisis, planificación y toma de decisiones. El punto de partida es el diseño curricular, ya que allí se establecen las competencias, los resultados de aprendizaje y los criterios </w:t>
+      </w:r>
+      <w:r>
+        <w:rPr>
+          <w:lang w:val="es-419" w:eastAsia="es-CO"/>
+        </w:rPr>
+        <w:lastRenderedPageBreak/>
+        <w:t>de evaluación que orientan la formación. A partir de estos referentes, el instructor-tutor define las actividades, selecciona las estrategias metodológicas y los recursos educativos, y determina cómo se recogerán las evidencias del aprendizaje.</w:t>
       </w:r>
     </w:p>
     <w:p>
@@ -2864,6 +2889,7 @@
               </w:rPr>
             </w:pPr>
             <w:r>
+              <w:lastRenderedPageBreak/>
               <w:t>3</w:t>
             </w:r>
           </w:p>
@@ -3136,6 +3162,7 @@
         <w:rPr>
           <w:lang w:val="es-419" w:eastAsia="es-CO"/>
         </w:rPr>
+        <w:lastRenderedPageBreak/>
         <w:t>El procedimiento requiere mantener la coherencia entre cada uno de sus pasos. Los resultados del diagnóstico orientan la selección de las actividades; estas determinan las estrategias y los recursos necesarios, mientras que la evaluación permite establecer si las evidencias obtenidas corresponden a los aprendizajes esperados.</w:t>
       </w:r>
     </w:p>
@@ -3176,11 +3203,11 @@
       <w:pPr>
         <w:pStyle w:val="Ttulo2"/>
       </w:pPr>
-      <w:bookmarkStart w:id="5" w:name="_Toc243638911"/>
+      <w:bookmarkStart w:id="6" w:name="_Toc244004358"/>
       <w:r>
         <w:t>Caracterización de los aprendices y evaluación diagnóstica</w:t>
       </w:r>
-      <w:bookmarkEnd w:id="5"/>
+      <w:bookmarkEnd w:id="6"/>
     </w:p>
     <w:p>
       <w:pPr>
@@ -3317,6 +3344,7 @@
           <w:b/>
           <w:lang w:val="es-419" w:eastAsia="es-CO"/>
         </w:rPr>
+        <w:lastRenderedPageBreak/>
         <w:t>Necesidades de aprendizaje</w:t>
       </w:r>
       <w:r>
@@ -3503,23 +3531,30 @@
       <w:pPr>
         <w:pStyle w:val="Ttulo2"/>
       </w:pPr>
-      <w:bookmarkStart w:id="6" w:name="_Toc243638912"/>
+      <w:bookmarkStart w:id="7" w:name="_Toc244004359"/>
       <w:r>
         <w:t>Articulación entre competencias, resultados de aprendizaje, actividades y evaluación</w:t>
       </w:r>
-      <w:bookmarkEnd w:id="6"/>
-    </w:p>
-    <w:p>
-      <w:pPr>
-        <w:rPr>
-          <w:lang w:val="es-419" w:eastAsia="es-CO"/>
-        </w:rPr>
-      </w:pPr>
-      <w:r>
-        <w:rPr>
-          <w:lang w:val="es-419" w:eastAsia="es-CO"/>
-        </w:rPr>
-        <w:t>La planeación de un proceso formativo requiere mantener una relación coherente entre lo que se espera que el aprendiz logre, las actividades que desarrolla y la forma en que se valoran sus aprendizajes. Esta relación permite que cada actividad tenga un propósito claro y contribuya al desarrollo de las competencias previstas.</w:t>
+      <w:bookmarkEnd w:id="7"/>
+    </w:p>
+    <w:p>
+      <w:pPr>
+        <w:rPr>
+          <w:lang w:val="es-419" w:eastAsia="es-CO"/>
+        </w:rPr>
+      </w:pPr>
+      <w:r>
+        <w:rPr>
+          <w:lang w:val="es-419" w:eastAsia="es-CO"/>
+        </w:rPr>
+        <w:t xml:space="preserve">La planeación de un proceso formativo requiere mantener una relación coherente entre lo que se espera que el aprendiz logre, las actividades que desarrolla y </w:t>
+      </w:r>
+      <w:r>
+        <w:rPr>
+          <w:lang w:val="es-419" w:eastAsia="es-CO"/>
+        </w:rPr>
+        <w:lastRenderedPageBreak/>
+        <w:t>la forma en que se valoran sus aprendizajes. Esta relación permite que cada actividad tenga un propósito claro y contribuya al desarrollo de las competencias previstas.</w:t>
       </w:r>
     </w:p>
     <w:p>
@@ -3871,6 +3906,7 @@
               </w:rPr>
             </w:pPr>
             <w:r>
+              <w:lastRenderedPageBreak/>
               <w:t>Actividad de aprendizaje</w:t>
             </w:r>
           </w:p>
@@ -4124,11 +4160,12 @@
       <w:pPr>
         <w:pStyle w:val="Ttulo1"/>
       </w:pPr>
-      <w:bookmarkStart w:id="7" w:name="_Toc243638913"/>
-      <w:r>
+      <w:bookmarkStart w:id="8" w:name="_Toc244004360"/>
+      <w:r>
+        <w:lastRenderedPageBreak/>
         <w:t>Material educativo</w:t>
       </w:r>
-      <w:bookmarkEnd w:id="7"/>
+      <w:bookmarkEnd w:id="8"/>
     </w:p>
     <w:p>
       <w:pPr>
@@ -4179,7 +4216,14 @@
         <w:rPr>
           <w:lang w:val="es-419" w:eastAsia="es-CO"/>
         </w:rPr>
-        <w:t>En este sentido, el instructor-tutor debe conocer las características y funciones de los materiales educativos para seleccionarlos, adaptarlos o combinarlos de acuerdo con los propósitos de formación. Para ello, es necesario considerar su pertinencia, claridad, accesibilidad, calidad técnica y relación con las estrategias metodológicas y la evaluación. De esta manera, los materiales se convierten en apoyos pedagógicos que contribuyen al desarrollo de las competencias y mantienen la coherencia entre las actividades propuestas y los resultados de aprendizaje esperados.</w:t>
+        <w:t xml:space="preserve">En este sentido, el instructor-tutor debe conocer las características y funciones de los materiales educativos para seleccionarlos, adaptarlos o combinarlos de acuerdo con los propósitos de formación. Para ello, es necesario considerar su pertinencia, claridad, </w:t>
+      </w:r>
+      <w:r>
+        <w:rPr>
+          <w:lang w:val="es-419" w:eastAsia="es-CO"/>
+        </w:rPr>
+        <w:lastRenderedPageBreak/>
+        <w:t>accesibilidad, calidad técnica y relación con las estrategias metodológicas y la evaluación. De esta manera, los materiales se convierten en apoyos pedagógicos que contribuyen al desarrollo de las competencias y mantienen la coherencia entre las actividades propuestas y los resultados de aprendizaje esperados.</w:t>
       </w:r>
     </w:p>
     <w:p>
@@ -4193,11 +4237,11 @@
       <w:pPr>
         <w:pStyle w:val="Ttulo2"/>
       </w:pPr>
-      <w:bookmarkStart w:id="8" w:name="_Toc243638914"/>
+      <w:bookmarkStart w:id="9" w:name="_Toc244004361"/>
       <w:r>
         <w:t>Clasificación de los materiales educativos</w:t>
       </w:r>
-      <w:bookmarkEnd w:id="8"/>
+      <w:bookmarkEnd w:id="9"/>
     </w:p>
     <w:p>
       <w:pPr>
@@ -4253,7 +4297,21 @@
         <w:rPr>
           <w:lang w:val="es-419" w:eastAsia="es-CO"/>
         </w:rPr>
-        <w:t>roporcionan información organizada para facilitar la comprensión de los temas. Incluyen textos, documentos, presentaciones, videos explicativos, infografías y pódcast.</w:t>
+        <w:t xml:space="preserve">roporcionan información organizada para facilitar la comprensión de los temas. Incluyen textos, documentos, presentaciones, videos explicativos, infografías y </w:t>
+      </w:r>
+      <w:proofErr w:type="spellStart"/>
+      <w:r>
+        <w:rPr>
+          <w:lang w:val="es-419" w:eastAsia="es-CO"/>
+        </w:rPr>
+        <w:t>pódcast</w:t>
+      </w:r>
+      <w:proofErr w:type="spellEnd"/>
+      <w:r>
+        <w:rPr>
+          <w:lang w:val="es-419" w:eastAsia="es-CO"/>
+        </w:rPr>
+        <w:t>.</w:t>
       </w:r>
     </w:p>
     <w:p>
@@ -4341,6 +4399,7 @@
         <w:rPr>
           <w:lang w:val="es-419" w:eastAsia="es-CO"/>
         </w:rPr>
+        <w:lastRenderedPageBreak/>
         <w:t>Esta clasificación responde al propósito con el que se utiliza cada recurso, por lo que un mismo material puede cumplir varias funciones. Por ejemplo, un video puede presentar un concepto, servir de base para resolver un caso práctico y aportar información para una actividad evaluativa, siempre que se integre de manera intencionada a la estrategia pedagógica.</w:t>
       </w:r>
     </w:p>
@@ -4368,11 +4427,11 @@
       <w:pPr>
         <w:pStyle w:val="Ttulo2"/>
       </w:pPr>
-      <w:bookmarkStart w:id="9" w:name="_Toc243638915"/>
+      <w:bookmarkStart w:id="10" w:name="_Toc244004362"/>
       <w:r>
         <w:t>Materiales educativos impresos, audiovisuales, digitales e interactivos</w:t>
       </w:r>
-      <w:bookmarkEnd w:id="9"/>
+      <w:bookmarkEnd w:id="10"/>
     </w:p>
     <w:p>
       <w:pPr>
@@ -4415,7 +4474,14 @@
         <w:rPr>
           <w:lang w:val="es-419" w:eastAsia="es-CO"/>
         </w:rPr>
-        <w:t>omprenden recursos elaborados principalmente mediante texto e imágenes estáticas, como libros, cartillas, manuales, guías de aprendizaje, folletos y fichas de trabajo. Facilitan la consulta, la lectura detallada, la toma de apuntes y el desarrollo de ejercicios a un ritmo propio. En ambientes virtuales, estos materiales también pueden distribuirse en formatos digitales, como PDF, conservando una estructura similar a la de un documento impreso. Su efectividad depende de la claridad de la información, la organización del contenido y la pertinencia de las actividades que proponen.</w:t>
+        <w:t xml:space="preserve">omprenden recursos elaborados principalmente mediante texto e imágenes estáticas, como libros, cartillas, manuales, guías de aprendizaje, folletos y fichas de trabajo. Facilitan la consulta, la lectura detallada, la toma de apuntes y el desarrollo de ejercicios a un </w:t>
+      </w:r>
+      <w:r>
+        <w:rPr>
+          <w:lang w:val="es-419" w:eastAsia="es-CO"/>
+        </w:rPr>
+        <w:lastRenderedPageBreak/>
+        <w:t>ritmo propio. En ambientes virtuales, estos materiales también pueden distribuirse en formatos digitales, como PDF, conservando una estructura similar a la de un documento impreso. Su efectividad depende de la claridad de la información, la organización del contenido y la pertinencia de las actividades que proponen.</w:t>
       </w:r>
     </w:p>
     <w:p>
@@ -4446,7 +4512,21 @@
         <w:rPr>
           <w:lang w:val="es-419" w:eastAsia="es-CO"/>
         </w:rPr>
-        <w:t>ombinan imágenes, sonido, narración, música o movimiento para comunicar información y explicar conceptos o procedimientos. Entre ellos se encuentran los videos educativos, las animaciones, los documentales, las demostraciones grabadas y los pódcast. Estos recursos pueden facilitar la comprensión de procesos complejos, presentar situaciones del contexto laboral y complementar las explicaciones escritas. Para aprovecharlos pedagógicamente, conviene vincularlos con actividades como preguntas orientadoras, análisis de casos, toma de notas o ejercicios de aplicación, en lugar de utilizarlos únicamente como elementos de observación o escucha.</w:t>
+        <w:t xml:space="preserve">ombinan imágenes, sonido, narración, música o movimiento para comunicar información y explicar conceptos o procedimientos. Entre ellos se encuentran los videos educativos, las animaciones, los documentales, las demostraciones grabadas y los </w:t>
+      </w:r>
+      <w:proofErr w:type="spellStart"/>
+      <w:r>
+        <w:rPr>
+          <w:lang w:val="es-419" w:eastAsia="es-CO"/>
+        </w:rPr>
+        <w:t>pódcast</w:t>
+      </w:r>
+      <w:proofErr w:type="spellEnd"/>
+      <w:r>
+        <w:rPr>
+          <w:lang w:val="es-419" w:eastAsia="es-CO"/>
+        </w:rPr>
+        <w:t>. Estos recursos pueden facilitar la comprensión de procesos complejos, presentar situaciones del contexto laboral y complementar las explicaciones escritas. Para aprovecharlos pedagógicamente, conviene vincularlos con actividades como preguntas orientadoras, análisis de casos, toma de notas o ejercicios de aplicación, en lugar de utilizarlos únicamente como elementos de observación o escucha.</w:t>
       </w:r>
     </w:p>
     <w:p>
@@ -4477,7 +4557,14 @@
         <w:rPr>
           <w:lang w:val="es-419" w:eastAsia="es-CO"/>
         </w:rPr>
-        <w:t>on recursos creados, almacenados o distribuidos mediante dispositivos y plataformas tecnológicas. Incluyen documentos electrónicos, presentaciones digitales, infografías, libros electrónicos, bibliotecas virtuales y objetos virtuales de aprendizaje. Su uso facilita el acceso a la información, la actualización de contenidos y la integración de diferentes formatos en un mismo entorno. Además, pueden incorporarse a los sistemas de gestión del aprendizaje (LMS, por su sigla en inglés), donde se organizan los contenidos y las actividades de acuerdo con la secuencia formativa. Para utilizarlos adecuadamente, es necesario considerar su compatibilidad con los dispositivos, la facilidad de acceso y las condiciones de conectividad de los aprendices.</w:t>
+        <w:t xml:space="preserve">on recursos creados, almacenados o distribuidos mediante dispositivos y plataformas tecnológicas. Incluyen documentos electrónicos, presentaciones digitales, infografías, libros electrónicos, bibliotecas virtuales y objetos virtuales de aprendizaje. Su uso facilita el acceso a la información, la actualización de contenidos y la integración de diferentes formatos en un mismo entorno. Además, pueden incorporarse a los sistemas de gestión del aprendizaje (LMS, por su sigla en inglés), donde se organizan los contenidos y las actividades de acuerdo con la secuencia formativa. Para utilizarlos adecuadamente, es necesario considerar su </w:t>
+      </w:r>
+      <w:r>
+        <w:rPr>
+          <w:lang w:val="es-419" w:eastAsia="es-CO"/>
+        </w:rPr>
+        <w:lastRenderedPageBreak/>
+        <w:t>compatibilidad con los dispositivos, la facilidad de acceso y las condiciones de conectividad de los aprendices.</w:t>
       </w:r>
     </w:p>
     <w:p>
@@ -4684,7 +4771,11 @@
               </w:rPr>
             </w:pPr>
             <w:r>
-              <w:t>Consultar conceptos, seguir instrucciones y desarrollar ejercicios.</w:t>
+              <w:t xml:space="preserve">Consultar conceptos, seguir instrucciones y </w:t>
+            </w:r>
+            <w:r>
+              <w:lastRenderedPageBreak/>
+              <w:t>desarrollar ejercicios.</w:t>
             </w:r>
           </w:p>
         </w:tc>
@@ -4702,6 +4793,7 @@
               </w:rPr>
             </w:pPr>
             <w:r>
+              <w:lastRenderedPageBreak/>
               <w:t>Audiovisual</w:t>
             </w:r>
           </w:p>
@@ -4734,7 +4826,15 @@
               </w:rPr>
             </w:pPr>
             <w:r>
-              <w:t>Videos, animaciones y pódcast.</w:t>
+              <w:t xml:space="preserve">Videos, animaciones y </w:t>
+            </w:r>
+            <w:proofErr w:type="spellStart"/>
+            <w:r>
+              <w:t>pódcast</w:t>
+            </w:r>
+            <w:proofErr w:type="spellEnd"/>
+            <w:r>
+              <w:t>.</w:t>
             </w:r>
           </w:p>
         </w:tc>
@@ -4908,6 +5008,7 @@
         <w:rPr>
           <w:lang w:val="es-419" w:eastAsia="es-CO"/>
         </w:rPr>
+        <w:lastRenderedPageBreak/>
         <w:t>Es importante tener en cuenta que estas categorías no son excluyentes. Un material puede combinar varios formatos y funciones: por ejemplo, un objeto virtual de aprendizaje puede integrar textos, videos, actividades interactivas y cuestionarios. Por ello, la clasificación debe servir como orientación para seleccionar y combinar recursos, no como una separación rígida entre ellos.</w:t>
       </w:r>
     </w:p>
@@ -4935,11 +5036,11 @@
       <w:pPr>
         <w:pStyle w:val="Ttulo2"/>
       </w:pPr>
-      <w:bookmarkStart w:id="10" w:name="_Toc243638916"/>
+      <w:bookmarkStart w:id="11" w:name="_Toc244004363"/>
       <w:r>
         <w:t>Funcionamiento de los recursos tecnológicos en ambientes de aprendizaje</w:t>
       </w:r>
-      <w:bookmarkEnd w:id="10"/>
+      <w:bookmarkEnd w:id="11"/>
     </w:p>
     <w:p>
       <w:pPr>
@@ -4964,7 +5065,14 @@
         <w:rPr>
           <w:lang w:val="es-419" w:eastAsia="es-CO"/>
         </w:rPr>
-        <w:t>Uno de los recursos más utilizados son los sistemas de gestión del aprendizaje (LMS), plataformas que permiten organizar y administrar experiencias formativas en entornos digitales. En ellas, el instructor-tutor puede publicar documentos, incorporar videos, configurar cuestionarios, proponer tareas, habilitar foros y realizar seguimiento al progreso de los aprendices. Por su parte, los aprendices pueden consultar los contenidos, desarrollar las actividades, entregar evidencias y recibir orientaciones o retroalimentación. De esta manera, la plataforma funciona como un espacio que reúne diferentes recursos y facilita la organización del proceso formativo.</w:t>
+        <w:t xml:space="preserve">Uno de los recursos más utilizados son los sistemas de gestión del aprendizaje (LMS), plataformas que permiten organizar y administrar experiencias formativas en entornos digitales. En ellas, el instructor-tutor puede publicar documentos, incorporar </w:t>
+      </w:r>
+      <w:r>
+        <w:rPr>
+          <w:lang w:val="es-419" w:eastAsia="es-CO"/>
+        </w:rPr>
+        <w:lastRenderedPageBreak/>
+        <w:t>videos, configurar cuestionarios, proponer tareas, habilitar foros y realizar seguimiento al progreso de los aprendices. Por su parte, los aprendices pueden consultar los contenidos, desarrollar las actividades, entregar evidencias y recibir orientaciones o retroalimentación. De esta manera, la plataforma funciona como un espacio que reúne diferentes recursos y facilita la organización del proceso formativo.</w:t>
       </w:r>
     </w:p>
     <w:p>
@@ -5101,7 +5209,19 @@
         <w:rPr>
           <w:lang w:val="es-419" w:eastAsia="es-CO"/>
         </w:rPr>
-        <w:t>ocumentos compartidos, wikis y tableros digitales favorecen la construcción conjunta de productos y el intercambio de conocimientos.</w:t>
+        <w:t xml:space="preserve">ocumentos compartidos, </w:t>
+      </w:r>
+      <w:r>
+        <w:rPr>
+          <w:rStyle w:val="Extranjerismo"/>
+        </w:rPr>
+        <w:t>wikis</w:t>
+      </w:r>
+      <w:r>
+        <w:rPr>
+          <w:lang w:val="es-419" w:eastAsia="es-CO"/>
+        </w:rPr>
+        <w:t xml:space="preserve"> y tableros digitales favorecen la construcción conjunta de productos y el intercambio de conocimientos.</w:t>
       </w:r>
     </w:p>
     <w:p>
@@ -5145,7 +5265,14 @@
         <w:rPr>
           <w:lang w:val="es-419" w:eastAsia="es-CO"/>
         </w:rPr>
-        <w:t>Para comprender cómo se integran estos recursos, conviene reconocer que su uso no consiste simplemente en incorporar herramientas digitales a una actividad. Es necesario establecer qué función desempeñan, cómo se utilizarán y qué resultado se espera alcanzar. Por ejemplo, si la actividad busca desarrollar la capacidad de resolver una situación del contexto laboral, el instructor-tutor puede proponer un caso de estudio en la plataforma, facilitar un documento de consulta, organizar un foro de discusión y solicitar una propuesta de solución como evidencia de aprendizaje.</w:t>
+        <w:t xml:space="preserve">Para comprender cómo se integran estos recursos, conviene reconocer que su uso no consiste simplemente en incorporar herramientas digitales a una actividad. Es necesario establecer qué función desempeñan, cómo se utilizarán y qué resultado se </w:t>
+      </w:r>
+      <w:r>
+        <w:rPr>
+          <w:lang w:val="es-419" w:eastAsia="es-CO"/>
+        </w:rPr>
+        <w:lastRenderedPageBreak/>
+        <w:t>espera alcanzar. Por ejemplo, si la actividad busca desarrollar la capacidad de resolver una situación del contexto laboral, el instructor-tutor puede proponer un caso de estudio en la plataforma, facilitar un documento de consulta, organizar un foro de discusión y solicitar una propuesta de solución como evidencia de aprendizaje.</w:t>
       </w:r>
     </w:p>
     <w:p>
@@ -5462,6 +5589,7 @@
               </w:rPr>
             </w:pPr>
             <w:r>
+              <w:lastRenderedPageBreak/>
               <w:t>Herramienta colaborativa</w:t>
             </w:r>
           </w:p>
@@ -5587,11 +5715,12 @@
       <w:pPr>
         <w:pStyle w:val="Ttulo2"/>
       </w:pPr>
-      <w:bookmarkStart w:id="11" w:name="_Toc243638917"/>
-      <w:r>
+      <w:bookmarkStart w:id="12" w:name="_Toc244004364"/>
+      <w:r>
+        <w:lastRenderedPageBreak/>
         <w:t>Criterios para seleccionar materiales educativos</w:t>
       </w:r>
-      <w:bookmarkEnd w:id="11"/>
+      <w:bookmarkEnd w:id="12"/>
     </w:p>
     <w:p>
       <w:pPr>
@@ -5716,7 +5845,14 @@
         <w:rPr>
           <w:lang w:val="es-419" w:eastAsia="es-CO"/>
         </w:rPr>
-        <w:t>: el material debe considerar los conocimientos previos, las necesidades de aprendizaje, las experiencias y las características del grupo. Su lenguaje, nivel de complejidad y forma de presentación deben facilitar la comprensión.</w:t>
+        <w:t xml:space="preserve">: el material debe considerar los conocimientos previos, las necesidades de aprendizaje, las experiencias y </w:t>
+      </w:r>
+      <w:r>
+        <w:rPr>
+          <w:lang w:val="es-419" w:eastAsia="es-CO"/>
+        </w:rPr>
+        <w:lastRenderedPageBreak/>
+        <w:t>las características del grupo. Su lenguaje, nivel de complejidad y forma de presentación deben facilitar la comprensión.</w:t>
       </w:r>
     </w:p>
     <w:p>
@@ -5857,6 +5993,7 @@
         <w:rPr>
           <w:lang w:val="es-419" w:eastAsia="es-CO"/>
         </w:rPr>
+        <w:lastRenderedPageBreak/>
         <w:t>Criterios para la selección de materiales educativos</w:t>
       </w:r>
     </w:p>
@@ -6210,6 +6347,7 @@
         <w:rPr>
           <w:lang w:val="es-419" w:eastAsia="es-CO"/>
         </w:rPr>
+        <w:lastRenderedPageBreak/>
         <w:t>La aplicación de estos criterios permite tomar decisiones fundamentadas y evitar la incorporación de recursos que no aporten al propósito formativo. Por ejemplo, si se busca que los aprendices desarrollen un procedimiento técnico, un video demostrativo puede facilitar la comprensión inicial, mientras que un simulador o una práctica guiada puede favorecer la aplicación de los conocimientos. La elección dependerá de las condiciones de formación y de la evidencia que se espera obtener.</w:t>
       </w:r>
     </w:p>
@@ -6265,11 +6403,12 @@
       <w:pPr>
         <w:pStyle w:val="Ttulo1"/>
       </w:pPr>
-      <w:bookmarkStart w:id="12" w:name="_Toc243638918"/>
-      <w:r>
+      <w:bookmarkStart w:id="13" w:name="_Toc244004365"/>
+      <w:r>
+        <w:lastRenderedPageBreak/>
         <w:t>Planeación didáctica de una clase</w:t>
       </w:r>
-      <w:bookmarkEnd w:id="12"/>
+      <w:bookmarkEnd w:id="13"/>
     </w:p>
     <w:p>
       <w:pPr>
@@ -6327,6 +6466,7 @@
         <w:rPr>
           <w:lang w:val="es-419" w:eastAsia="es-CO"/>
         </w:rPr>
+        <w:lastRenderedPageBreak/>
         <w:t>Los recursos tecnológicos pueden enriquecer esta planeación mediante videos, presentaciones, simuladores, plataformas educativas y herramientas colaborativas, siempre que su uso responda a un propósito definido. Su incorporación debe facilitar la comprensión, la práctica, la interacción o la evaluación, sin convertirse en un fin en sí mismo. Una planeación didáctica efectiva integra de manera coherente los resultados de aprendizaje, las actividades, las estrategias, los materiales y la evaluación, de acuerdo con las características del grupo y las condiciones de formación.</w:t>
       </w:r>
     </w:p>
@@ -6341,11 +6481,11 @@
       <w:pPr>
         <w:pStyle w:val="Ttulo2"/>
       </w:pPr>
-      <w:bookmarkStart w:id="13" w:name="_Toc243638919"/>
+      <w:bookmarkStart w:id="14" w:name="_Toc244004366"/>
       <w:r>
         <w:t>Secuencia didáctica</w:t>
       </w:r>
-      <w:bookmarkEnd w:id="13"/>
+      <w:bookmarkEnd w:id="14"/>
     </w:p>
     <w:p>
       <w:pPr>
@@ -6390,6 +6530,7 @@
         <w:rPr>
           <w:lang w:val="es-419" w:eastAsia="es-CO"/>
         </w:rPr>
+        <w:lastRenderedPageBreak/>
         <w:t>Los momentos de la secuencia didáctica son:</w:t>
       </w:r>
     </w:p>
@@ -6510,6 +6651,7 @@
         <w:rPr>
           <w:lang w:val="es-419" w:eastAsia="es-CO"/>
         </w:rPr>
+        <w:lastRenderedPageBreak/>
         <w:t>La siguiente tabla resume los propósitos y las actividades que pueden desarrollarse en cada momento de la secuencia didáctica:</w:t>
       </w:r>
     </w:p>
@@ -6772,7 +6914,14 @@
         <w:rPr>
           <w:lang w:val="es-419" w:eastAsia="es-CO"/>
         </w:rPr>
-        <w:t>Los recursos tecnológicos pueden incorporarse en cualquiera de los tres momentos, siempre que cumplan una función definida. Por ejemplo, un video puede utilizarse en la apertura para plantear una situación, un simulador en el desarrollo para practicar un procedimiento y un cuestionario digital en el cierre para comprobar la comprensión. La clave está en articular cada recurso con una actividad y un propósito de aprendizaje, evitando su uso aislado o meramente decorativo.</w:t>
+        <w:t xml:space="preserve">Los recursos tecnológicos pueden incorporarse en cualquiera de los tres momentos, siempre que cumplan una función definida. Por ejemplo, un video puede </w:t>
+      </w:r>
+      <w:r>
+        <w:rPr>
+          <w:lang w:val="es-419" w:eastAsia="es-CO"/>
+        </w:rPr>
+        <w:lastRenderedPageBreak/>
+        <w:t>utilizarse en la apertura para plantear una situación, un simulador en el desarrollo para practicar un procedimiento y un cuestionario digital en el cierre para comprobar la comprensión. La clave está en articular cada recurso con una actividad y un propósito de aprendizaje, evitando su uso aislado o meramente decorativo.</w:t>
       </w:r>
     </w:p>
     <w:p>
@@ -6786,11 +6935,11 @@
       <w:pPr>
         <w:pStyle w:val="Ttulo2"/>
       </w:pPr>
-      <w:bookmarkStart w:id="14" w:name="_Toc243638920"/>
+      <w:bookmarkStart w:id="15" w:name="_Toc244004367"/>
       <w:r>
         <w:t>Articulación de actividades, estrategias, materiales y evaluación</w:t>
       </w:r>
-      <w:bookmarkEnd w:id="14"/>
+      <w:bookmarkEnd w:id="15"/>
     </w:p>
     <w:p>
       <w:pPr>
@@ -6872,6 +7021,7 @@
           <w:b/>
           <w:lang w:val="es-419" w:eastAsia="es-CO"/>
         </w:rPr>
+        <w:lastRenderedPageBreak/>
         <w:t>Actividad de aprendizaje</w:t>
       </w:r>
       <w:r>
@@ -7006,6 +7156,7 @@
         <w:rPr>
           <w:lang w:val="es-419" w:eastAsia="es-CO"/>
         </w:rPr>
+        <w:lastRenderedPageBreak/>
         <w:t>Para verificar esta coherencia, el instructor-tutor puede formularse las siguientes preguntas:</w:t>
       </w:r>
     </w:p>
@@ -7123,11 +7274,11 @@
       <w:pPr>
         <w:pStyle w:val="Ttulo2"/>
       </w:pPr>
-      <w:bookmarkStart w:id="15" w:name="_Toc243638921"/>
+      <w:bookmarkStart w:id="16" w:name="_Toc244004368"/>
       <w:r>
         <w:t>Lineamientos institucionales para la planeación de clases</w:t>
       </w:r>
-      <w:bookmarkEnd w:id="15"/>
+      <w:bookmarkEnd w:id="16"/>
     </w:p>
     <w:p>
       <w:pPr>
@@ -7152,7 +7303,14 @@
         <w:rPr>
           <w:lang w:val="es-419" w:eastAsia="es-CO"/>
         </w:rPr>
-        <w:t>En el contexto del SENA, el instructor-tutor debe tomar como referencia el diseño curricular del programa, las competencias, los resultados de aprendizaje y los criterios de evaluación correspondientes. La planeación de la clase debe contribuir al desarrollo de estos elementos y mantener relación con el plan de formación. Por ello, las actividades no deben plantearse de manera aislada, sino como parte de un proceso organizado que favorezca el desarrollo de las competencias previstas.</w:t>
+        <w:t xml:space="preserve">En el contexto del SENA, el instructor-tutor debe tomar como referencia el diseño curricular del programa, las competencias, los resultados de aprendizaje y los criterios de evaluación correspondientes. La planeación de la clase debe contribuir al desarrollo </w:t>
+      </w:r>
+      <w:r>
+        <w:rPr>
+          <w:lang w:val="es-419" w:eastAsia="es-CO"/>
+        </w:rPr>
+        <w:lastRenderedPageBreak/>
+        <w:t>de estos elementos y mantener relación con el plan de formación. Por ello, las actividades no deben plantearse de manera aislada, sino como parte de un proceso organizado que favorezca el desarrollo de las competencias previstas.</w:t>
       </w:r>
     </w:p>
     <w:p>
@@ -7333,19 +7491,6 @@
         <w:rPr>
           <w:lang w:val="es-419" w:eastAsia="es-CO"/>
         </w:rPr>
-        <w:t>Estos aspectos se fundamentan en los lineamientos descritos en el documento de referencia para la planeación didáctica.</w:t>
-      </w:r>
-    </w:p>
-    <w:p>
-      <w:pPr>
-        <w:rPr>
-          <w:lang w:val="es-419" w:eastAsia="es-CO"/>
-        </w:rPr>
-      </w:pPr>
-      <w:r>
-        <w:rPr>
-          <w:lang w:val="es-419" w:eastAsia="es-CO"/>
-        </w:rPr>
         <w:t>Es importante señalar que los lineamientos institucionales orientan la planeación, pero no eliminan la posibilidad de adaptar las estrategias y las actividades a las necesidades del grupo. El instructor-tutor puede proponer recursos, ejercicios y metodologías pertinentes, siempre que mantenga la coherencia con el diseño curricular y los resultados de aprendizaje.</w:t>
       </w:r>
     </w:p>
@@ -7359,6 +7504,7 @@
         <w:rPr>
           <w:lang w:val="es-419" w:eastAsia="es-CO"/>
         </w:rPr>
+        <w:lastRenderedPageBreak/>
         <w:t>En consecuencia, una planeación didáctica adecuada combina el cumplimiento de las orientaciones institucionales con decisiones pedagógicas fundamentadas. Esto permite organizar clases pertinentes, aprovechar los recursos disponibles y orientar las actividades hacia el desarrollo de las competencias previstas.</w:t>
       </w:r>
     </w:p>
@@ -7373,11 +7519,11 @@
       <w:pPr>
         <w:pStyle w:val="Ttulo2"/>
       </w:pPr>
-      <w:bookmarkStart w:id="16" w:name="_Toc243638922"/>
+      <w:bookmarkStart w:id="17" w:name="_Toc244004369"/>
       <w:r>
         <w:t>Ejemplo integrador de planeación didáctica con recursos tecnológicos</w:t>
       </w:r>
-      <w:bookmarkEnd w:id="16"/>
+      <w:bookmarkEnd w:id="17"/>
     </w:p>
     <w:p>
       <w:pPr>
@@ -7414,9 +7560,31 @@
     </w:p>
     <w:p>
       <w:pPr>
+        <w:rPr>
+          <w:lang w:val="es-419" w:eastAsia="es-CO"/>
+        </w:rPr>
+      </w:pPr>
+    </w:p>
+    <w:p>
+      <w:pPr>
+        <w:rPr>
+          <w:lang w:val="es-419" w:eastAsia="es-CO"/>
+        </w:rPr>
+      </w:pPr>
+    </w:p>
+    <w:p>
+      <w:pPr>
+        <w:rPr>
+          <w:lang w:val="es-419" w:eastAsia="es-CO"/>
+        </w:rPr>
+      </w:pPr>
+    </w:p>
+    <w:p>
+      <w:pPr>
         <w:pStyle w:val="Video"/>
       </w:pPr>
       <w:r>
+        <w:lastRenderedPageBreak/>
         <w:t>¿Cómo planear una clase con recursos tecnológicos?</w:t>
       </w:r>
     </w:p>
@@ -7430,10 +7598,16 @@
           <w:noProof/>
         </w:rPr>
         <w:drawing>
-          <wp:inline distT="0" distB="0" distL="0" distR="0" wp14:anchorId="74E56961" wp14:editId="655CE95E">
+          <wp:inline distT="0" distB="0" distL="0" distR="0" wp14:anchorId="74E56961" wp14:editId="6AA22056">
             <wp:extent cx="4680000" cy="2631600"/>
             <wp:effectExtent l="0" t="0" r="6350" b="0"/>
-            <wp:docPr id="2" name="Imagen 2"/>
+            <wp:docPr id="2" name="Imagen 2">
+              <a:extLst xmlns:a="http://schemas.openxmlformats.org/drawingml/2006/main">
+                <a:ext uri="{C183D7F6-B498-43B3-948B-1728B52AA6E4}">
+                  <adec:decorative xmlns:adec="http://schemas.microsoft.com/office/drawing/2017/decorative" val="1"/>
+                </a:ext>
+              </a:extLst>
+            </wp:docPr>
             <wp:cNvGraphicFramePr>
               <a:graphicFrameLocks xmlns:a="http://schemas.openxmlformats.org/drawingml/2006/main" noChangeAspect="1"/>
             </wp:cNvGraphicFramePr>
@@ -7570,6 +7744,7 @@
               </w:numPr>
             </w:pPr>
             <w:r>
+              <w:lastRenderedPageBreak/>
               <w:t xml:space="preserve">Seleccionar la estrategia metodológica: según el resultado esperado, se elige una estrategia pertinente. En este ejemplo, el aprendizaje basado en problemas permite analizar una situación y proponer alternativas de solución. </w:t>
             </w:r>
           </w:p>
@@ -7974,6 +8149,7 @@
               </w:rPr>
             </w:pPr>
             <w:r>
+              <w:lastRenderedPageBreak/>
               <w:t>Instrumento de evaluación</w:t>
             </w:r>
           </w:p>
@@ -8039,11 +8215,12 @@
           <w:u w:val="single"/>
         </w:rPr>
       </w:pPr>
-      <w:bookmarkStart w:id="17" w:name="_Toc243638923"/>
-      <w:r>
+      <w:bookmarkStart w:id="18" w:name="_Toc244004370"/>
+      <w:r>
+        <w:lastRenderedPageBreak/>
         <w:t>Síntesis</w:t>
       </w:r>
-      <w:bookmarkEnd w:id="17"/>
+      <w:bookmarkEnd w:id="18"/>
       <w:r>
         <w:t xml:space="preserve"> </w:t>
       </w:r>
@@ -8066,6 +8243,7 @@
     <w:p>
       <w:pPr>
         <w:ind w:firstLine="0"/>
+        <w:jc w:val="center"/>
         <w:rPr>
           <w:noProof/>
           <w:lang w:eastAsia="es-CO"/>
@@ -8077,10 +8255,10 @@
           <w:lang w:eastAsia="es-CO"/>
         </w:rPr>
         <w:drawing>
-          <wp:inline distT="0" distB="0" distL="0" distR="0" wp14:anchorId="1DD0A526" wp14:editId="2B13A3C6">
-            <wp:extent cx="6058500" cy="3724893"/>
-            <wp:effectExtent l="0" t="0" r="0" b="9525"/>
-            <wp:docPr id="22" name="Imagen 22" descr="En la síntesis se presenta la relación entre el plan de formación, los materiales educativos y la planeación didáctica de una clase, considerando sus elementos, procedimientos, recursos tecnológicos, estrategias metodológicas y evaluación para orientar el logro de los resultados de aprendizaje."/>
+          <wp:inline distT="0" distB="0" distL="0" distR="0" wp14:anchorId="3ABED74B" wp14:editId="1BAD544C">
+            <wp:extent cx="6332220" cy="3893185"/>
+            <wp:effectExtent l="0" t="0" r="0" b="0"/>
+            <wp:docPr id="3" name="Gráfico 3" descr="En la síntesis se presenta la relación entre el plan de formación, los materiales educativos y la planeación didáctica de una clase, considerando sus elementos, procedimientos, recursos tecnológicos, estrategias metodológicas y evaluación para orientar el logro de los resultados de aprendizaje."/>
             <wp:cNvGraphicFramePr>
               <a:graphicFrameLocks xmlns:a="http://schemas.openxmlformats.org/drawingml/2006/main" noChangeAspect="1"/>
             </wp:cNvGraphicFramePr>
@@ -8088,10 +8266,8 @@
               <a:graphicData uri="http://schemas.openxmlformats.org/drawingml/2006/picture">
                 <pic:pic xmlns:pic="http://schemas.openxmlformats.org/drawingml/2006/picture">
                   <pic:nvPicPr>
-                    <pic:cNvPr id="0" name="Picture 3"/>
-                    <pic:cNvPicPr>
-                      <a:picLocks noChangeAspect="1" noChangeArrowheads="1"/>
-                    </pic:cNvPicPr>
+                    <pic:cNvPr id="3" name="sintesis-CsV1rlnv.svg"/>
+                    <pic:cNvPicPr/>
                   </pic:nvPicPr>
                   <pic:blipFill>
                     <a:blip r:embed="rId16">
@@ -8099,22 +8275,23 @@
                         <a:ext uri="{28A0092B-C50C-407E-A947-70E740481C1C}">
                           <a14:useLocalDpi xmlns:a14="http://schemas.microsoft.com/office/drawing/2010/main" val="0"/>
                         </a:ext>
+                        <a:ext uri="{96DAC541-7B7A-43D3-8B79-37D633B846F1}">
+                          <asvg:svgBlip xmlns:asvg="http://schemas.microsoft.com/office/drawing/2016/SVG/main" r:embed="rId17"/>
+                        </a:ext>
                       </a:extLst>
                     </a:blip>
-                    <a:srcRect/>
                     <a:stretch>
                       <a:fillRect/>
                     </a:stretch>
                   </pic:blipFill>
-                  <pic:spPr bwMode="auto">
+                  <pic:spPr>
                     <a:xfrm>
                       <a:off x="0" y="0"/>
-                      <a:ext cx="6072191" cy="3733310"/>
+                      <a:ext cx="6332220" cy="3893185"/>
                     </a:xfrm>
                     <a:prstGeom prst="rect">
                       <a:avLst/>
                     </a:prstGeom>
-                    <a:noFill/>
                   </pic:spPr>
                 </pic:pic>
               </a:graphicData>
@@ -8125,21 +8302,14 @@
     </w:p>
     <w:p>
       <w:pPr>
-        <w:rPr>
-          <w:noProof/>
-          <w:lang w:eastAsia="es-CO"/>
-        </w:rPr>
-      </w:pPr>
-    </w:p>
-    <w:p>
-      <w:pPr>
         <w:pStyle w:val="Titulosgenerales"/>
       </w:pPr>
-      <w:bookmarkStart w:id="18" w:name="_Toc243638924"/>
-      <w:r>
+      <w:bookmarkStart w:id="19" w:name="_Toc244004371"/>
+      <w:r>
+        <w:lastRenderedPageBreak/>
         <w:t>Glosario</w:t>
       </w:r>
-      <w:bookmarkEnd w:id="18"/>
+      <w:bookmarkEnd w:id="19"/>
     </w:p>
     <w:p>
       <w:pPr>
@@ -8312,6 +8482,7 @@
           <w:b/>
           <w:bCs/>
         </w:rPr>
+        <w:lastRenderedPageBreak/>
         <w:t>Material educativo</w:t>
       </w:r>
       <w:r>
@@ -8452,11 +8623,12 @@
       <w:pPr>
         <w:pStyle w:val="Titulosgenerales"/>
       </w:pPr>
-      <w:bookmarkStart w:id="19" w:name="_Toc243638925"/>
-      <w:r>
+      <w:bookmarkStart w:id="20" w:name="_Toc244004372"/>
+      <w:r>
+        <w:lastRenderedPageBreak/>
         <w:t>Referencias bibliográficas</w:t>
       </w:r>
-      <w:bookmarkEnd w:id="19"/>
+      <w:bookmarkEnd w:id="20"/>
       <w:r>
         <w:t xml:space="preserve"> </w:t>
       </w:r>
@@ -8470,17 +8642,48 @@
       <w:r>
         <w:t xml:space="preserve">, J., &amp; Tang, C. (2011). </w:t>
       </w:r>
-      <w:r>
-        <w:rPr>
-          <w:lang w:val="en-US"/>
-        </w:rPr>
-        <w:t xml:space="preserve">Teaching for quality learning at university (4th ed.). </w:t>
-      </w:r>
-      <w:r>
-        <w:t xml:space="preserve">Open </w:t>
-      </w:r>
       <w:proofErr w:type="spellStart"/>
       <w:r>
+        <w:t>Teaching</w:t>
+      </w:r>
+      <w:proofErr w:type="spellEnd"/>
+      <w:r>
+        <w:t xml:space="preserve"> </w:t>
+      </w:r>
+      <w:proofErr w:type="spellStart"/>
+      <w:r>
+        <w:t>for</w:t>
+      </w:r>
+      <w:proofErr w:type="spellEnd"/>
+      <w:r>
+        <w:t xml:space="preserve"> </w:t>
+      </w:r>
+      <w:proofErr w:type="spellStart"/>
+      <w:r>
+        <w:t>quality</w:t>
+      </w:r>
+      <w:proofErr w:type="spellEnd"/>
+      <w:r>
+        <w:t xml:space="preserve"> </w:t>
+      </w:r>
+      <w:proofErr w:type="spellStart"/>
+      <w:r>
+        <w:t>learning</w:t>
+      </w:r>
+      <w:proofErr w:type="spellEnd"/>
+      <w:r>
+        <w:t xml:space="preserve"> at </w:t>
+      </w:r>
+      <w:proofErr w:type="spellStart"/>
+      <w:r>
+        <w:t>university</w:t>
+      </w:r>
+      <w:proofErr w:type="spellEnd"/>
+      <w:r>
+        <w:t xml:space="preserve"> (4th ed.). Open </w:t>
+      </w:r>
+      <w:proofErr w:type="spellStart"/>
+      <w:r>
         <w:t>University</w:t>
       </w:r>
       <w:proofErr w:type="spellEnd"/>
@@ -8497,74 +8700,129 @@
       </w:r>
     </w:p>
     <w:p>
-      <w:pPr>
-        <w:rPr>
-          <w:lang w:val="en-US"/>
-        </w:rPr>
-      </w:pPr>
-      <w:r>
-        <w:t xml:space="preserve">Díaz Barriga Arceo, F., &amp; Hernández Rojas, G. (2010). Estrategias docentes para un aprendizaje significativo: Una interpretación constructivista (3.ª ed.). </w:t>
-      </w:r>
-      <w:r>
-        <w:rPr>
-          <w:lang w:val="en-US"/>
-        </w:rPr>
-        <w:t xml:space="preserve">McGraw-Hill. </w:t>
-      </w:r>
-    </w:p>
-    <w:p>
-      <w:pPr>
-        <w:rPr>
-          <w:lang w:val="en-US"/>
-        </w:rPr>
-      </w:pPr>
+      <w:r>
+        <w:t xml:space="preserve">Díaz Barriga Arceo, F., &amp; Hernández Rojas, G. (2010). Estrategias docentes para un aprendizaje significativo: Una interpretación constructivista (3.ª ed.). McGraw-Hill. </w:t>
+      </w:r>
+    </w:p>
+    <w:p>
+      <w:r>
+        <w:t xml:space="preserve">Gagné, R. M., </w:t>
+      </w:r>
       <w:proofErr w:type="spellStart"/>
       <w:r>
-        <w:rPr>
-          <w:lang w:val="en-US"/>
-        </w:rPr>
-        <w:t>Gagné</w:t>
+        <w:t>Wager</w:t>
       </w:r>
       <w:proofErr w:type="spellEnd"/>
       <w:r>
-        <w:rPr>
-          <w:lang w:val="en-US"/>
-        </w:rPr>
-        <w:t xml:space="preserve">, R. M., Wager, W. W., </w:t>
+        <w:t xml:space="preserve">, W. W., Golas, K. C., &amp; Keller, J. M. (2005). </w:t>
       </w:r>
       <w:proofErr w:type="spellStart"/>
       <w:r>
-        <w:rPr>
-          <w:lang w:val="en-US"/>
-        </w:rPr>
-        <w:t>Golas</w:t>
+        <w:t>Principles</w:t>
       </w:r>
       <w:proofErr w:type="spellEnd"/>
       <w:r>
-        <w:rPr>
-          <w:lang w:val="en-US"/>
-        </w:rPr>
-        <w:t xml:space="preserve">, K. C., &amp; Keller, J. M. (2005). Principles of instructional design (5th ed.). Thomson/Wadsworth. </w:t>
-      </w:r>
-    </w:p>
-    <w:p>
-      <w:pPr>
-        <w:rPr>
-          <w:lang w:val="en-US"/>
-        </w:rPr>
-      </w:pPr>
-      <w:r>
-        <w:rPr>
-          <w:lang w:val="en-US"/>
-        </w:rPr>
-        <w:t>Merrill, M. D. (2002). First principles of instruction. Educational Technology Research and Development, 50, 43–59.</w:t>
+        <w:t xml:space="preserve"> </w:t>
+      </w:r>
+      <w:proofErr w:type="spellStart"/>
+      <w:r>
+        <w:t>of</w:t>
+      </w:r>
+      <w:proofErr w:type="spellEnd"/>
+      <w:r>
+        <w:t xml:space="preserve"> </w:t>
+      </w:r>
+      <w:proofErr w:type="spellStart"/>
+      <w:r>
+        <w:t>instructional</w:t>
+      </w:r>
+      <w:proofErr w:type="spellEnd"/>
+      <w:r>
+        <w:t xml:space="preserve"> </w:t>
+      </w:r>
+      <w:proofErr w:type="spellStart"/>
+      <w:r>
+        <w:t>design</w:t>
+      </w:r>
+      <w:proofErr w:type="spellEnd"/>
+      <w:r>
+        <w:t xml:space="preserve"> (5th ed.). Thomson/Wadsworth. </w:t>
+      </w:r>
+    </w:p>
+    <w:p>
+      <w:r>
+        <w:t xml:space="preserve">Merrill, M. D. (2002). </w:t>
+      </w:r>
+      <w:proofErr w:type="spellStart"/>
+      <w:r>
+        <w:t>First</w:t>
+      </w:r>
+      <w:proofErr w:type="spellEnd"/>
+      <w:r>
+        <w:t xml:space="preserve"> </w:t>
+      </w:r>
+      <w:proofErr w:type="spellStart"/>
+      <w:r>
+        <w:t>principles</w:t>
+      </w:r>
+      <w:proofErr w:type="spellEnd"/>
+      <w:r>
+        <w:t xml:space="preserve"> </w:t>
+      </w:r>
+      <w:proofErr w:type="spellStart"/>
+      <w:r>
+        <w:t>of</w:t>
+      </w:r>
+      <w:proofErr w:type="spellEnd"/>
+      <w:r>
+        <w:t xml:space="preserve"> </w:t>
+      </w:r>
+      <w:proofErr w:type="spellStart"/>
+      <w:r>
+        <w:t>instruction</w:t>
+      </w:r>
+      <w:proofErr w:type="spellEnd"/>
+      <w:r>
+        <w:t xml:space="preserve">. </w:t>
+      </w:r>
+      <w:proofErr w:type="spellStart"/>
+      <w:r>
+        <w:t>Educational</w:t>
+      </w:r>
+      <w:proofErr w:type="spellEnd"/>
+      <w:r>
+        <w:t xml:space="preserve"> </w:t>
+      </w:r>
+      <w:proofErr w:type="spellStart"/>
+      <w:r>
+        <w:t>Technology</w:t>
+      </w:r>
+      <w:proofErr w:type="spellEnd"/>
+      <w:r>
+        <w:t xml:space="preserve"> </w:t>
+      </w:r>
+      <w:proofErr w:type="spellStart"/>
+      <w:r>
+        <w:t>Research</w:t>
+      </w:r>
+      <w:proofErr w:type="spellEnd"/>
+      <w:r>
+        <w:t xml:space="preserve"> and </w:t>
+      </w:r>
+      <w:proofErr w:type="spellStart"/>
+      <w:r>
+        <w:t>Development</w:t>
+      </w:r>
+      <w:proofErr w:type="spellEnd"/>
+      <w:r>
+        <w:t>, 50, 43–59.</w:t>
       </w:r>
     </w:p>
     <w:p>
       <w:r>
         <w:t xml:space="preserve">UNESCO. (2023). Informe de seguimiento de la educación en el mundo 2023: Tecnología en la educación: ¿Una herramienta en los términos de quién? </w:t>
       </w:r>
-      <w:hyperlink r:id="rId17" w:history="1">
+      <w:hyperlink r:id="rId18" w:history="1">
         <w:r>
           <w:rPr>
             <w:rStyle w:val="Hipervnculo"/>
@@ -8586,11 +8844,12 @@
       <w:pPr>
         <w:pStyle w:val="Titulosgenerales"/>
       </w:pPr>
-      <w:bookmarkStart w:id="20" w:name="_Toc243638926"/>
-      <w:r>
+      <w:bookmarkStart w:id="21" w:name="_Toc244004373"/>
+      <w:r>
+        <w:lastRenderedPageBreak/>
         <w:t>Créditos</w:t>
       </w:r>
-      <w:bookmarkEnd w:id="20"/>
+      <w:bookmarkEnd w:id="21"/>
     </w:p>
     <w:tbl>
       <w:tblPr>
@@ -9167,8 +9426,8 @@
       </w:pPr>
     </w:p>
     <w:sectPr>
-      <w:headerReference w:type="default" r:id="rId18"/>
-      <w:footerReference w:type="default" r:id="rId19"/>
+      <w:headerReference w:type="default" r:id="rId19"/>
+      <w:footerReference w:type="default" r:id="rId20"/>
       <w:pgSz w:w="12240" w:h="15840"/>
       <w:pgMar w:top="1701" w:right="1134" w:bottom="1134" w:left="1134" w:header="709" w:footer="737" w:gutter="0"/>
       <w:pgNumType w:start="1"/>
@@ -9181,7 +9440,7 @@
 </file>
 
 <file path=word/endnotes.xml><?xml version="1.0" encoding="utf-8"?>
-<w:endnotes xmlns:wpc="http://schemas.microsoft.com/office/word/2010/wordprocessingCanvas" xmlns:cx="http://schemas.microsoft.com/office/drawing/2014/chartex" xmlns:cx1="http://schemas.microsoft.com/office/drawing/2015/9/8/chartex" xmlns:cx2="http://schemas.microsoft.com/office/drawing/2015/10/21/chartex" xmlns:cx3="http://schemas.microsoft.com/office/drawing/2016/5/9/chartex" xmlns:cx4="http://schemas.microsoft.com/office/drawing/2016/5/10/chartex" xmlns:cx5="http://schemas.microsoft.com/office/drawing/2016/5/11/chartex" xmlns:cx6="http://schemas.microsoft.com/office/drawing/2016/5/12/chartex" xmlns:cx7="http://schemas.microsoft.com/office/drawing/2016/5/13/chartex" xmlns:cx8="http://schemas.microsoft.com/office/drawing/2016/5/14/chartex" xmlns:mc="http://schemas.openxmlformats.org/markup-compatibility/2006" xmlns:aink="http://schemas.microsoft.com/office/drawing/2016/ink" xmlns:am3d="http://schemas.microsoft.com/office/drawing/2017/model3d" xmlns:o="urn:schemas-microsoft-com:office:office" xmlns:r="http://schemas.openxmlformats.org/officeDocument/2006/relationships" xmlns:m="http://schemas.openxmlformats.org/officeDocument/2006/math" xmlns:v="urn:schemas-microsoft-com:vml" xmlns:wp14="http://schemas.microsoft.com/office/word/2010/wordprocessingDrawing" xmlns:wp="http://schemas.openxmlformats.org/drawingml/2006/wordprocessingDrawing" xmlns:w10="urn:schemas-microsoft-com:office:word" xmlns:w="http://schemas.openxmlformats.org/wordprocessingml/2006/main" xmlns:w14="http://schemas.microsoft.com/office/word/2010/wordml" xmlns:w15="http://schemas.microsoft.com/office/word/2012/wordml" xmlns:w16cex="http://schemas.microsoft.com/office/word/2018/wordml/cex" xmlns:w16cid="http://schemas.microsoft.com/office/word/2016/wordml/cid" xmlns:w16="http://schemas.microsoft.com/office/word/2018/wordml" xmlns:w16sdtdh="http://schemas.microsoft.com/office/word/2020/wordml/sdtdatahash" xmlns:w16se="http://schemas.microsoft.com/office/word/2015/wordml/symex" xmlns:wpg="http://schemas.microsoft.com/office/word/2010/wordprocessingGroup" xmlns:wpi="http://schemas.microsoft.com/office/word/2010/wordprocessingInk" xmlns:wne="http://schemas.microsoft.com/office/word/2006/wordml" xmlns:wps="http://schemas.microsoft.com/office/word/2010/wordprocessingShape" mc:Ignorable="w14 w15 w16se w16cid w16 w16cex w16sdtdh wp14">
+<w:endnotes xmlns:wpc="http://schemas.microsoft.com/office/word/2010/wordprocessingCanvas" xmlns:cx="http://schemas.microsoft.com/office/drawing/2014/chartex" xmlns:cx1="http://schemas.microsoft.com/office/drawing/2015/9/8/chartex" xmlns:cx2="http://schemas.microsoft.com/office/drawing/2015/10/21/chartex" xmlns:cx3="http://schemas.microsoft.com/office/drawing/2016/5/9/chartex" xmlns:cx4="http://schemas.microsoft.com/office/drawing/2016/5/10/chartex" xmlns:cx5="http://schemas.microsoft.com/office/drawing/2016/5/11/chartex" xmlns:cx6="http://schemas.microsoft.com/office/drawing/2016/5/12/chartex" xmlns:cx7="http://schemas.microsoft.com/office/drawing/2016/5/13/chartex" xmlns:cx8="http://schemas.microsoft.com/office/drawing/2016/5/14/chartex" xmlns:mc="http://schemas.openxmlformats.org/markup-compatibility/2006" xmlns:aink="http://schemas.microsoft.com/office/drawing/2016/ink" xmlns:am3d="http://schemas.microsoft.com/office/drawing/2017/model3d" xmlns:o="urn:schemas-microsoft-com:office:office" xmlns:r="http://schemas.openxmlformats.org/officeDocument/2006/relationships" xmlns:m="http://schemas.openxmlformats.org/officeDocument/2006/math" xmlns:v="urn:schemas-microsoft-com:vml" xmlns:wp14="http://schemas.microsoft.com/office/word/2010/wordprocessingDrawing" xmlns:wp="http://schemas.openxmlformats.org/drawingml/2006/wordprocessingDrawing" xmlns:w10="urn:schemas-microsoft-com:office:word" xmlns:w="http://schemas.openxmlformats.org/wordprocessingml/2006/main" xmlns:w14="http://schemas.microsoft.com/office/word/2010/wordml" xmlns:w15="http://schemas.microsoft.com/office/word/2012/wordml" xmlns:w16cid="http://schemas.microsoft.com/office/word/2016/wordml/cid" xmlns:w16se="http://schemas.microsoft.com/office/word/2015/wordml/symex" xmlns:wpg="http://schemas.microsoft.com/office/word/2010/wordprocessingGroup" xmlns:wpi="http://schemas.microsoft.com/office/word/2010/wordprocessingInk" xmlns:wne="http://schemas.microsoft.com/office/word/2006/wordml" xmlns:wps="http://schemas.microsoft.com/office/word/2010/wordprocessingShape" mc:Ignorable="w14 w15 w16se w16cid wp14">
   <w:endnote w:type="separator" w:id="-1">
     <w:p>
       <w:pPr>
@@ -9206,7 +9465,7 @@
 </file>
 
 <file path=word/footer1.xml><?xml version="1.0" encoding="utf-8"?>
-<w:ftr xmlns:wpc="http://schemas.microsoft.com/office/word/2010/wordprocessingCanvas" xmlns:cx="http://schemas.microsoft.com/office/drawing/2014/chartex" xmlns:cx1="http://schemas.microsoft.com/office/drawing/2015/9/8/chartex" xmlns:cx2="http://schemas.microsoft.com/office/drawing/2015/10/21/chartex" xmlns:cx3="http://schemas.microsoft.com/office/drawing/2016/5/9/chartex" xmlns:cx4="http://schemas.microsoft.com/office/drawing/2016/5/10/chartex" xmlns:cx5="http://schemas.microsoft.com/office/drawing/2016/5/11/chartex" xmlns:cx6="http://schemas.microsoft.com/office/drawing/2016/5/12/chartex" xmlns:cx7="http://schemas.microsoft.com/office/drawing/2016/5/13/chartex" xmlns:cx8="http://schemas.microsoft.com/office/drawing/2016/5/14/chartex" xmlns:mc="http://schemas.openxmlformats.org/markup-compatibility/2006" xmlns:aink="http://schemas.microsoft.com/office/drawing/2016/ink" xmlns:am3d="http://schemas.microsoft.com/office/drawing/2017/model3d" xmlns:o="urn:schemas-microsoft-com:office:office" xmlns:r="http://schemas.openxmlformats.org/officeDocument/2006/relationships" xmlns:m="http://schemas.openxmlformats.org/officeDocument/2006/math" xmlns:v="urn:schemas-microsoft-com:vml" xmlns:wp14="http://schemas.microsoft.com/office/word/2010/wordprocessingDrawing" xmlns:wp="http://schemas.openxmlformats.org/drawingml/2006/wordprocessingDrawing" xmlns:w10="urn:schemas-microsoft-com:office:word" xmlns:w="http://schemas.openxmlformats.org/wordprocessingml/2006/main" xmlns:w14="http://schemas.microsoft.com/office/word/2010/wordml" xmlns:w15="http://schemas.microsoft.com/office/word/2012/wordml" xmlns:w16cex="http://schemas.microsoft.com/office/word/2018/wordml/cex" xmlns:w16cid="http://schemas.microsoft.com/office/word/2016/wordml/cid" xmlns:w16="http://schemas.microsoft.com/office/word/2018/wordml" xmlns:w16sdtdh="http://schemas.microsoft.com/office/word/2020/wordml/sdtdatahash" xmlns:w16se="http://schemas.microsoft.com/office/word/2015/wordml/symex" xmlns:wpg="http://schemas.microsoft.com/office/word/2010/wordprocessingGroup" xmlns:wpi="http://schemas.microsoft.com/office/word/2010/wordprocessingInk" xmlns:wne="http://schemas.microsoft.com/office/word/2006/wordml" xmlns:wps="http://schemas.microsoft.com/office/word/2010/wordprocessingShape" mc:Ignorable="w14 w15 w16se w16cid w16 w16cex w16sdtdh wp14">
+<w:ftr xmlns:wpc="http://schemas.microsoft.com/office/word/2010/wordprocessingCanvas" xmlns:cx="http://schemas.microsoft.com/office/drawing/2014/chartex" xmlns:cx1="http://schemas.microsoft.com/office/drawing/2015/9/8/chartex" xmlns:cx2="http://schemas.microsoft.com/office/drawing/2015/10/21/chartex" xmlns:cx3="http://schemas.microsoft.com/office/drawing/2016/5/9/chartex" xmlns:cx4="http://schemas.microsoft.com/office/drawing/2016/5/10/chartex" xmlns:cx5="http://schemas.microsoft.com/office/drawing/2016/5/11/chartex" xmlns:cx6="http://schemas.microsoft.com/office/drawing/2016/5/12/chartex" xmlns:cx7="http://schemas.microsoft.com/office/drawing/2016/5/13/chartex" xmlns:cx8="http://schemas.microsoft.com/office/drawing/2016/5/14/chartex" xmlns:mc="http://schemas.openxmlformats.org/markup-compatibility/2006" xmlns:aink="http://schemas.microsoft.com/office/drawing/2016/ink" xmlns:am3d="http://schemas.microsoft.com/office/drawing/2017/model3d" xmlns:o="urn:schemas-microsoft-com:office:office" xmlns:r="http://schemas.openxmlformats.org/officeDocument/2006/relationships" xmlns:m="http://schemas.openxmlformats.org/officeDocument/2006/math" xmlns:v="urn:schemas-microsoft-com:vml" xmlns:wp14="http://schemas.microsoft.com/office/word/2010/wordprocessingDrawing" xmlns:wp="http://schemas.openxmlformats.org/drawingml/2006/wordprocessingDrawing" xmlns:w10="urn:schemas-microsoft-com:office:word" xmlns:w="http://schemas.openxmlformats.org/wordprocessingml/2006/main" xmlns:w14="http://schemas.microsoft.com/office/word/2010/wordml" xmlns:w15="http://schemas.microsoft.com/office/word/2012/wordml" xmlns:w16cid="http://schemas.microsoft.com/office/word/2016/wordml/cid" xmlns:w16se="http://schemas.microsoft.com/office/word/2015/wordml/symex" xmlns:wpg="http://schemas.microsoft.com/office/word/2010/wordprocessingGroup" xmlns:wpi="http://schemas.microsoft.com/office/word/2010/wordprocessingInk" xmlns:wne="http://schemas.microsoft.com/office/word/2006/wordml" xmlns:wps="http://schemas.microsoft.com/office/word/2010/wordprocessingShape" mc:Ignorable="w14 w15 w16se w16cid wp14">
   <w:sdt>
     <w:sdtPr>
       <w:id w:val="-1465197936"/>
@@ -9215,7 +9474,6 @@
         <w:docPartUnique/>
       </w:docPartObj>
     </w:sdtPr>
-    <w:sdtEndPr/>
     <w:sdtContent>
       <w:p>
         <w:pPr>
@@ -9252,7 +9510,7 @@
 </file>
 
 <file path=word/footnotes.xml><?xml version="1.0" encoding="utf-8"?>
-<w:footnotes xmlns:wpc="http://schemas.microsoft.com/office/word/2010/wordprocessingCanvas" xmlns:cx="http://schemas.microsoft.com/office/drawing/2014/chartex" xmlns:cx1="http://schemas.microsoft.com/office/drawing/2015/9/8/chartex" xmlns:cx2="http://schemas.microsoft.com/office/drawing/2015/10/21/chartex" xmlns:cx3="http://schemas.microsoft.com/office/drawing/2016/5/9/chartex" xmlns:cx4="http://schemas.microsoft.com/office/drawing/2016/5/10/chartex" xmlns:cx5="http://schemas.microsoft.com/office/drawing/2016/5/11/chartex" xmlns:cx6="http://schemas.microsoft.com/office/drawing/2016/5/12/chartex" xmlns:cx7="http://schemas.microsoft.com/office/drawing/2016/5/13/chartex" xmlns:cx8="http://schemas.microsoft.com/office/drawing/2016/5/14/chartex" xmlns:mc="http://schemas.openxmlformats.org/markup-compatibility/2006" xmlns:aink="http://schemas.microsoft.com/office/drawing/2016/ink" xmlns:am3d="http://schemas.microsoft.com/office/drawing/2017/model3d" xmlns:o="urn:schemas-microsoft-com:office:office" xmlns:r="http://schemas.openxmlformats.org/officeDocument/2006/relationships" xmlns:m="http://schemas.openxmlformats.org/officeDocument/2006/math" xmlns:v="urn:schemas-microsoft-com:vml" xmlns:wp14="http://schemas.microsoft.com/office/word/2010/wordprocessingDrawing" xmlns:wp="http://schemas.openxmlformats.org/drawingml/2006/wordprocessingDrawing" xmlns:w10="urn:schemas-microsoft-com:office:word" xmlns:w="http://schemas.openxmlformats.org/wordprocessingml/2006/main" xmlns:w14="http://schemas.microsoft.com/office/word/2010/wordml" xmlns:w15="http://schemas.microsoft.com/office/word/2012/wordml" xmlns:w16cex="http://schemas.microsoft.com/office/word/2018/wordml/cex" xmlns:w16cid="http://schemas.microsoft.com/office/word/2016/wordml/cid" xmlns:w16="http://schemas.microsoft.com/office/word/2018/wordml" xmlns:w16sdtdh="http://schemas.microsoft.com/office/word/2020/wordml/sdtdatahash" xmlns:w16se="http://schemas.microsoft.com/office/word/2015/wordml/symex" xmlns:wpg="http://schemas.microsoft.com/office/word/2010/wordprocessingGroup" xmlns:wpi="http://schemas.microsoft.com/office/word/2010/wordprocessingInk" xmlns:wne="http://schemas.microsoft.com/office/word/2006/wordml" xmlns:wps="http://schemas.microsoft.com/office/word/2010/wordprocessingShape" mc:Ignorable="w14 w15 w16se w16cid w16 w16cex w16sdtdh wp14">
+<w:footnotes xmlns:wpc="http://schemas.microsoft.com/office/word/2010/wordprocessingCanvas" xmlns:cx="http://schemas.microsoft.com/office/drawing/2014/chartex" xmlns:cx1="http://schemas.microsoft.com/office/drawing/2015/9/8/chartex" xmlns:cx2="http://schemas.microsoft.com/office/drawing/2015/10/21/chartex" xmlns:cx3="http://schemas.microsoft.com/office/drawing/2016/5/9/chartex" xmlns:cx4="http://schemas.microsoft.com/office/drawing/2016/5/10/chartex" xmlns:cx5="http://schemas.microsoft.com/office/drawing/2016/5/11/chartex" xmlns:cx6="http://schemas.microsoft.com/office/drawing/2016/5/12/chartex" xmlns:cx7="http://schemas.microsoft.com/office/drawing/2016/5/13/chartex" xmlns:cx8="http://schemas.microsoft.com/office/drawing/2016/5/14/chartex" xmlns:mc="http://schemas.openxmlformats.org/markup-compatibility/2006" xmlns:aink="http://schemas.microsoft.com/office/drawing/2016/ink" xmlns:am3d="http://schemas.microsoft.com/office/drawing/2017/model3d" xmlns:o="urn:schemas-microsoft-com:office:office" xmlns:r="http://schemas.openxmlformats.org/officeDocument/2006/relationships" xmlns:m="http://schemas.openxmlformats.org/officeDocument/2006/math" xmlns:v="urn:schemas-microsoft-com:vml" xmlns:wp14="http://schemas.microsoft.com/office/word/2010/wordprocessingDrawing" xmlns:wp="http://schemas.openxmlformats.org/drawingml/2006/wordprocessingDrawing" xmlns:w10="urn:schemas-microsoft-com:office:word" xmlns:w="http://schemas.openxmlformats.org/wordprocessingml/2006/main" xmlns:w14="http://schemas.microsoft.com/office/word/2010/wordml" xmlns:w15="http://schemas.microsoft.com/office/word/2012/wordml" xmlns:w16cid="http://schemas.microsoft.com/office/word/2016/wordml/cid" xmlns:w16se="http://schemas.microsoft.com/office/word/2015/wordml/symex" xmlns:wpg="http://schemas.microsoft.com/office/word/2010/wordprocessingGroup" xmlns:wpi="http://schemas.microsoft.com/office/word/2010/wordprocessingInk" xmlns:wne="http://schemas.microsoft.com/office/word/2006/wordml" xmlns:wps="http://schemas.microsoft.com/office/word/2010/wordprocessingShape" mc:Ignorable="w14 w15 w16se w16cid wp14">
   <w:footnote w:type="separator" w:id="-1">
     <w:p>
       <w:pPr>
@@ -9277,7 +9535,7 @@
 </file>
 
 <file path=word/header1.xml><?xml version="1.0" encoding="utf-8"?>
-<w:hdr xmlns:wpc="http://schemas.microsoft.com/office/word/2010/wordprocessingCanvas" xmlns:cx="http://schemas.microsoft.com/office/drawing/2014/chartex" xmlns:cx1="http://schemas.microsoft.com/office/drawing/2015/9/8/chartex" xmlns:cx2="http://schemas.microsoft.com/office/drawing/2015/10/21/chartex" xmlns:cx3="http://schemas.microsoft.com/office/drawing/2016/5/9/chartex" xmlns:cx4="http://schemas.microsoft.com/office/drawing/2016/5/10/chartex" xmlns:cx5="http://schemas.microsoft.com/office/drawing/2016/5/11/chartex" xmlns:cx6="http://schemas.microsoft.com/office/drawing/2016/5/12/chartex" xmlns:cx7="http://schemas.microsoft.com/office/drawing/2016/5/13/chartex" xmlns:cx8="http://schemas.microsoft.com/office/drawing/2016/5/14/chartex" xmlns:mc="http://schemas.openxmlformats.org/markup-compatibility/2006" xmlns:aink="http://schemas.microsoft.com/office/drawing/2016/ink" xmlns:am3d="http://schemas.microsoft.com/office/drawing/2017/model3d" xmlns:o="urn:schemas-microsoft-com:office:office" xmlns:r="http://schemas.openxmlformats.org/officeDocument/2006/relationships" xmlns:m="http://schemas.openxmlformats.org/officeDocument/2006/math" xmlns:v="urn:schemas-microsoft-com:vml" xmlns:wp14="http://schemas.microsoft.com/office/word/2010/wordprocessingDrawing" xmlns:wp="http://schemas.openxmlformats.org/drawingml/2006/wordprocessingDrawing" xmlns:w10="urn:schemas-microsoft-com:office:word" xmlns:w="http://schemas.openxmlformats.org/wordprocessingml/2006/main" xmlns:w14="http://schemas.microsoft.com/office/word/2010/wordml" xmlns:w15="http://schemas.microsoft.com/office/word/2012/wordml" xmlns:w16cex="http://schemas.microsoft.com/office/word/2018/wordml/cex" xmlns:w16cid="http://schemas.microsoft.com/office/word/2016/wordml/cid" xmlns:w16="http://schemas.microsoft.com/office/word/2018/wordml" xmlns:w16sdtdh="http://schemas.microsoft.com/office/word/2020/wordml/sdtdatahash" xmlns:w16se="http://schemas.microsoft.com/office/word/2015/wordml/symex" xmlns:wpg="http://schemas.microsoft.com/office/word/2010/wordprocessingGroup" xmlns:wpi="http://schemas.microsoft.com/office/word/2010/wordprocessingInk" xmlns:wne="http://schemas.microsoft.com/office/word/2006/wordml" xmlns:wps="http://schemas.microsoft.com/office/word/2010/wordprocessingShape" mc:Ignorable="w14 w15 w16se w16cid w16 w16cex w16sdtdh wp14">
+<w:hdr xmlns:wpc="http://schemas.microsoft.com/office/word/2010/wordprocessingCanvas" xmlns:cx="http://schemas.microsoft.com/office/drawing/2014/chartex" xmlns:cx1="http://schemas.microsoft.com/office/drawing/2015/9/8/chartex" xmlns:cx2="http://schemas.microsoft.com/office/drawing/2015/10/21/chartex" xmlns:cx3="http://schemas.microsoft.com/office/drawing/2016/5/9/chartex" xmlns:cx4="http://schemas.microsoft.com/office/drawing/2016/5/10/chartex" xmlns:cx5="http://schemas.microsoft.com/office/drawing/2016/5/11/chartex" xmlns:cx6="http://schemas.microsoft.com/office/drawing/2016/5/12/chartex" xmlns:cx7="http://schemas.microsoft.com/office/drawing/2016/5/13/chartex" xmlns:cx8="http://schemas.microsoft.com/office/drawing/2016/5/14/chartex" xmlns:mc="http://schemas.openxmlformats.org/markup-compatibility/2006" xmlns:aink="http://schemas.microsoft.com/office/drawing/2016/ink" xmlns:am3d="http://schemas.microsoft.com/office/drawing/2017/model3d" xmlns:o="urn:schemas-microsoft-com:office:office" xmlns:r="http://schemas.openxmlformats.org/officeDocument/2006/relationships" xmlns:m="http://schemas.openxmlformats.org/officeDocument/2006/math" xmlns:v="urn:schemas-microsoft-com:vml" xmlns:wp14="http://schemas.microsoft.com/office/word/2010/wordprocessingDrawing" xmlns:wp="http://schemas.openxmlformats.org/drawingml/2006/wordprocessingDrawing" xmlns:w10="urn:schemas-microsoft-com:office:word" xmlns:w="http://schemas.openxmlformats.org/wordprocessingml/2006/main" xmlns:w14="http://schemas.microsoft.com/office/word/2010/wordml" xmlns:w15="http://schemas.microsoft.com/office/word/2012/wordml" xmlns:w16cid="http://schemas.microsoft.com/office/word/2016/wordml/cid" xmlns:w16se="http://schemas.microsoft.com/office/word/2015/wordml/symex" xmlns:wpg="http://schemas.microsoft.com/office/word/2010/wordprocessingGroup" xmlns:wpi="http://schemas.microsoft.com/office/word/2010/wordprocessingInk" xmlns:wne="http://schemas.microsoft.com/office/word/2006/wordml" xmlns:wps="http://schemas.microsoft.com/office/word/2010/wordprocessingShape" mc:Ignorable="w14 w15 w16se w16cid wp14">
   <w:p>
     <w:pPr>
       <w:pStyle w:val="Encabezado"/>
@@ -9363,7 +9621,7 @@
 </file>
 
 <file path=word/numbering.xml><?xml version="1.0" encoding="utf-8"?>
-<w:numbering xmlns:wpc="http://schemas.microsoft.com/office/word/2010/wordprocessingCanvas" xmlns:cx="http://schemas.microsoft.com/office/drawing/2014/chartex" xmlns:cx1="http://schemas.microsoft.com/office/drawing/2015/9/8/chartex" xmlns:cx2="http://schemas.microsoft.com/office/drawing/2015/10/21/chartex" xmlns:cx3="http://schemas.microsoft.com/office/drawing/2016/5/9/chartex" xmlns:cx4="http://schemas.microsoft.com/office/drawing/2016/5/10/chartex" xmlns:cx5="http://schemas.microsoft.com/office/drawing/2016/5/11/chartex" xmlns:cx6="http://schemas.microsoft.com/office/drawing/2016/5/12/chartex" xmlns:cx7="http://schemas.microsoft.com/office/drawing/2016/5/13/chartex" xmlns:cx8="http://schemas.microsoft.com/office/drawing/2016/5/14/chartex" xmlns:mc="http://schemas.openxmlformats.org/markup-compatibility/2006" xmlns:aink="http://schemas.microsoft.com/office/drawing/2016/ink" xmlns:am3d="http://schemas.microsoft.com/office/drawing/2017/model3d" xmlns:o="urn:schemas-microsoft-com:office:office" xmlns:r="http://schemas.openxmlformats.org/officeDocument/2006/relationships" xmlns:m="http://schemas.openxmlformats.org/officeDocument/2006/math" xmlns:v="urn:schemas-microsoft-com:vml" xmlns:wp14="http://schemas.microsoft.com/office/word/2010/wordprocessingDrawing" xmlns:wp="http://schemas.openxmlformats.org/drawingml/2006/wordprocessingDrawing" xmlns:w10="urn:schemas-microsoft-com:office:word" xmlns:w="http://schemas.openxmlformats.org/wordprocessingml/2006/main" xmlns:w14="http://schemas.microsoft.com/office/word/2010/wordml" xmlns:w15="http://schemas.microsoft.com/office/word/2012/wordml" xmlns:w16cex="http://schemas.microsoft.com/office/word/2018/wordml/cex" xmlns:w16cid="http://schemas.microsoft.com/office/word/2016/wordml/cid" xmlns:w16="http://schemas.microsoft.com/office/word/2018/wordml" xmlns:w16sdtdh="http://schemas.microsoft.com/office/word/2020/wordml/sdtdatahash" xmlns:w16se="http://schemas.microsoft.com/office/word/2015/wordml/symex" xmlns:wpg="http://schemas.microsoft.com/office/word/2010/wordprocessingGroup" xmlns:wpi="http://schemas.microsoft.com/office/word/2010/wordprocessingInk" xmlns:wne="http://schemas.microsoft.com/office/word/2006/wordml" xmlns:wps="http://schemas.microsoft.com/office/word/2010/wordprocessingShape" mc:Ignorable="w14 w15 w16se w16cid w16 w16cex w16sdtdh wp14">
+<w:numbering xmlns:wpc="http://schemas.microsoft.com/office/word/2010/wordprocessingCanvas" xmlns:cx="http://schemas.microsoft.com/office/drawing/2014/chartex" xmlns:cx1="http://schemas.microsoft.com/office/drawing/2015/9/8/chartex" xmlns:cx2="http://schemas.microsoft.com/office/drawing/2015/10/21/chartex" xmlns:cx3="http://schemas.microsoft.com/office/drawing/2016/5/9/chartex" xmlns:cx4="http://schemas.microsoft.com/office/drawing/2016/5/10/chartex" xmlns:cx5="http://schemas.microsoft.com/office/drawing/2016/5/11/chartex" xmlns:cx6="http://schemas.microsoft.com/office/drawing/2016/5/12/chartex" xmlns:cx7="http://schemas.microsoft.com/office/drawing/2016/5/13/chartex" xmlns:cx8="http://schemas.microsoft.com/office/drawing/2016/5/14/chartex" xmlns:mc="http://schemas.openxmlformats.org/markup-compatibility/2006" xmlns:aink="http://schemas.microsoft.com/office/drawing/2016/ink" xmlns:am3d="http://schemas.microsoft.com/office/drawing/2017/model3d" xmlns:o="urn:schemas-microsoft-com:office:office" xmlns:r="http://schemas.openxmlformats.org/officeDocument/2006/relationships" xmlns:m="http://schemas.openxmlformats.org/officeDocument/2006/math" xmlns:v="urn:schemas-microsoft-com:vml" xmlns:wp14="http://schemas.microsoft.com/office/word/2010/wordprocessingDrawing" xmlns:wp="http://schemas.openxmlformats.org/drawingml/2006/wordprocessingDrawing" xmlns:w10="urn:schemas-microsoft-com:office:word" xmlns:w="http://schemas.openxmlformats.org/wordprocessingml/2006/main" xmlns:w14="http://schemas.microsoft.com/office/word/2010/wordml" xmlns:w15="http://schemas.microsoft.com/office/word/2012/wordml" xmlns:w16cid="http://schemas.microsoft.com/office/word/2016/wordml/cid" xmlns:w16se="http://schemas.microsoft.com/office/word/2015/wordml/symex" xmlns:wpg="http://schemas.microsoft.com/office/word/2010/wordprocessingGroup" xmlns:wpi="http://schemas.microsoft.com/office/word/2010/wordprocessingInk" xmlns:wne="http://schemas.microsoft.com/office/word/2006/wordml" xmlns:wps="http://schemas.microsoft.com/office/word/2010/wordprocessingShape" mc:Ignorable="w14 w15 w16se w16cid wp14">
   <w:abstractNum w:abstractNumId="0" w15:restartNumberingAfterBreak="0">
     <w:nsid w:val="FFFFFF89"/>
     <w:multiLevelType w:val="singleLevel"/>
@@ -13279,7 +13537,7 @@
 </file>
 
 <file path=word/styles.xml><?xml version="1.0" encoding="utf-8"?>
-<w:styles xmlns:mc="http://schemas.openxmlformats.org/markup-compatibility/2006" xmlns:r="http://schemas.openxmlformats.org/officeDocument/2006/relationships" xmlns:w="http://schemas.openxmlformats.org/wordprocessingml/2006/main" xmlns:w14="http://schemas.microsoft.com/office/word/2010/wordml" xmlns:w15="http://schemas.microsoft.com/office/word/2012/wordml" xmlns:w16cex="http://schemas.microsoft.com/office/word/2018/wordml/cex" xmlns:w16cid="http://schemas.microsoft.com/office/word/2016/wordml/cid" xmlns:w16="http://schemas.microsoft.com/office/word/2018/wordml" xmlns:w16sdtdh="http://schemas.microsoft.com/office/word/2020/wordml/sdtdatahash" xmlns:w16se="http://schemas.microsoft.com/office/word/2015/wordml/symex" mc:Ignorable="w14 w15 w16se w16cid w16 w16cex w16sdtdh">
+<w:styles xmlns:mc="http://schemas.openxmlformats.org/markup-compatibility/2006" xmlns:r="http://schemas.openxmlformats.org/officeDocument/2006/relationships" xmlns:w="http://schemas.openxmlformats.org/wordprocessingml/2006/main" xmlns:w14="http://schemas.microsoft.com/office/word/2010/wordml" xmlns:w15="http://schemas.microsoft.com/office/word/2012/wordml" xmlns:w16cid="http://schemas.microsoft.com/office/word/2016/wordml/cid" xmlns:w16se="http://schemas.microsoft.com/office/word/2015/wordml/symex" mc:Ignorable="w14 w15 w16se w16cid">
   <w:docDefaults>
     <w:rPrDefault>
       <w:rPr>
@@ -13297,7 +13555,7 @@
       </w:pPr>
     </w:pPrDefault>
   </w:docDefaults>
-  <w:latentStyles w:defLockedState="0" w:defUIPriority="99" w:defSemiHidden="0" w:defUnhideWhenUsed="0" w:defQFormat="0" w:count="376">
+  <w:latentStyles w:defLockedState="0" w:defUIPriority="99" w:defSemiHidden="0" w:defUnhideWhenUsed="0" w:defQFormat="0" w:count="375">
     <w:lsdException w:name="Normal" w:uiPriority="0" w:qFormat="1"/>
     <w:lsdException w:name="heading 1" w:uiPriority="9" w:qFormat="1"/>
     <w:lsdException w:name="heading 2" w:semiHidden="1" w:uiPriority="9" w:unhideWhenUsed="1" w:qFormat="1"/>
@@ -13403,6 +13661,7 @@
     <w:lsdException w:name="HTML Sample" w:semiHidden="1" w:unhideWhenUsed="1"/>
     <w:lsdException w:name="HTML Typewriter" w:semiHidden="1" w:unhideWhenUsed="1"/>
     <w:lsdException w:name="HTML Variable" w:semiHidden="1" w:unhideWhenUsed="1"/>
+    <w:lsdException w:name="Normal Table" w:semiHidden="1" w:unhideWhenUsed="1"/>
     <w:lsdException w:name="annotation subject" w:semiHidden="1" w:unhideWhenUsed="1"/>
     <w:lsdException w:name="No List" w:semiHidden="1" w:unhideWhenUsed="1"/>
     <w:lsdException w:name="Outline List 1" w:semiHidden="1" w:unhideWhenUsed="1"/>
@@ -13449,8 +13708,10 @@
     <w:lsdException w:name="Table Subtle 2" w:semiHidden="1" w:unhideWhenUsed="1"/>
     <w:lsdException w:name="Table Web 1" w:semiHidden="1" w:unhideWhenUsed="1"/>
     <w:lsdException w:name="Table Web 2" w:semiHidden="1" w:unhideWhenUsed="1"/>
+    <w:lsdException w:name="Table Web 3" w:semiHidden="1" w:unhideWhenUsed="1"/>
     <w:lsdException w:name="Balloon Text" w:semiHidden="1" w:unhideWhenUsed="1"/>
     <w:lsdException w:name="Table Grid" w:uiPriority="39"/>
+    <w:lsdException w:name="Table Theme" w:semiHidden="1" w:unhideWhenUsed="1"/>
     <w:lsdException w:name="Placeholder Text" w:semiHidden="1"/>
     <w:lsdException w:name="No Spacing" w:uiPriority="1" w:qFormat="1"/>
     <w:lsdException w:name="Light Shading" w:uiPriority="60"/>
@@ -13670,7 +13931,6 @@
     <w:lsdException w:name="Smart Hyperlink" w:semiHidden="1" w:unhideWhenUsed="1"/>
     <w:lsdException w:name="Hashtag" w:semiHidden="1" w:unhideWhenUsed="1"/>
     <w:lsdException w:name="Unresolved Mention" w:semiHidden="1" w:unhideWhenUsed="1"/>
-    <w:lsdException w:name="Smart Link" w:semiHidden="1" w:unhideWhenUsed="1"/>
   </w:latentStyles>
   <w:style w:type="paragraph" w:default="1" w:styleId="Normal">
     <w:name w:val="Normal"/>
@@ -15261,10 +15521,6 @@
 </file>
 
 <file path=customXml/item3.xml><?xml version="1.0" encoding="utf-8"?>
-<b:Sources xmlns:b="http://schemas.openxmlformats.org/officeDocument/2006/bibliography" xmlns="http://schemas.openxmlformats.org/officeDocument/2006/bibliography" SelectedStyle="\APASixthEditionOfficeOnline.xsl" StyleName="APA" Version="6"/>
-</file>
-
-<file path=customXml/item4.xml><?xml version="1.0" encoding="utf-8"?>
 <p:properties xmlns:p="http://schemas.microsoft.com/office/2006/metadata/properties" xmlns:xsi="http://www.w3.org/2001/XMLSchema-instance" xmlns:pc="http://schemas.microsoft.com/office/infopath/2007/PartnerControls">
   <documentManagement>
     <TaxCatchAll xmlns="13c90a0b-73bc-4dc0-be5f-28d77b615beb" xsi:nil="true"/>
@@ -15273,6 +15529,10 @@
     </lcf76f155ced4ddcb4097134ff3c332f>
   </documentManagement>
 </p:properties>
+</file>
+
+<file path=customXml/item4.xml><?xml version="1.0" encoding="utf-8"?>
+<b:Sources xmlns:b="http://schemas.openxmlformats.org/officeDocument/2006/bibliography" xmlns="http://schemas.openxmlformats.org/officeDocument/2006/bibliography" SelectedStyle="\APASixthEditionOfficeOnline.xsl" StyleName="APA" Version="6"/>
 </file>
 
 <file path=customXml/itemProps1.xml><?xml version="1.0" encoding="utf-8"?>
@@ -15303,14 +15563,6 @@
 </file>
 
 <file path=customXml/itemProps3.xml><?xml version="1.0" encoding="utf-8"?>
-<ds:datastoreItem xmlns:ds="http://schemas.openxmlformats.org/officeDocument/2006/customXml" ds:itemID="{D90610A3-46C4-4F81-9E64-DC2831C2CCF9}">
-  <ds:schemaRefs>
-    <ds:schemaRef ds:uri="http://schemas.openxmlformats.org/officeDocument/2006/bibliography"/>
-  </ds:schemaRefs>
-</ds:datastoreItem>
-</file>
-
-<file path=customXml/itemProps4.xml><?xml version="1.0" encoding="utf-8"?>
 <ds:datastoreItem xmlns:ds="http://schemas.openxmlformats.org/officeDocument/2006/customXml" ds:itemID="{1279454D-02BE-4A9C-A117-DCD1573E2608}">
   <ds:schemaRefs>
     <ds:schemaRef ds:uri="http://schemas.microsoft.com/office/2006/metadata/properties"/>
@@ -15319,4 +15571,12 @@
     <ds:schemaRef ds:uri="13c93bba-48ce-428c-bfe5-88b42c19b028"/>
   </ds:schemaRefs>
 </ds:datastoreItem>
+</file>
+
+<file path=customXml/itemProps4.xml><?xml version="1.0" encoding="utf-8"?>
+<ds:datastoreItem xmlns:ds="http://schemas.openxmlformats.org/officeDocument/2006/customXml" ds:itemID="{76AB3548-CA59-4D4C-91C3-ED8725EE8864}">
+  <ds:schemaRefs>
+    <ds:schemaRef ds:uri="http://schemas.openxmlformats.org/officeDocument/2006/bibliography"/>
+  </ds:schemaRefs>
+</ds:datastoreItem>
 </file>
--- a/fuentes/41410002_CF02_CFA.docx
+++ b/fuentes/41410002_CF02_CFA.docx
@@ -540,6 +540,7 @@
           <w:docPartUnique/>
         </w:docPartObj>
       </w:sdtPr>
+      <w:sdtEndPr/>
       <w:sdtContent>
         <w:p>
           <w:pPr>
@@ -2033,20 +2034,18 @@
             <w:fldChar w:fldCharType="end"/>
           </w:r>
         </w:p>
-        <w:bookmarkStart w:id="0" w:name="_GoBack" w:displacedByCustomXml="next"/>
-        <w:bookmarkEnd w:id="0" w:displacedByCustomXml="next"/>
       </w:sdtContent>
     </w:sdt>
     <w:p>
       <w:pPr>
         <w:pStyle w:val="Titulosgenerales"/>
       </w:pPr>
-      <w:bookmarkStart w:id="1" w:name="_Toc244004354"/>
+      <w:bookmarkStart w:id="0" w:name="_Toc244004354"/>
       <w:r>
         <w:lastRenderedPageBreak/>
         <w:t>Introducción</w:t>
       </w:r>
-      <w:bookmarkEnd w:id="1"/>
+      <w:bookmarkEnd w:id="0"/>
     </w:p>
     <w:p>
       <w:r>
@@ -2083,7 +2082,7 @@
       <w:pPr>
         <w:pStyle w:val="Video"/>
       </w:pPr>
-      <w:bookmarkStart w:id="2" w:name="_Hlk243544635"/>
+      <w:bookmarkStart w:id="1" w:name="_Hlk243544635"/>
       <w:r>
         <w:t>Planeación de procesos formativos y recursos tecnológicos</w:t>
       </w:r>
@@ -2239,7 +2238,7 @@
           </w:p>
         </w:tc>
       </w:tr>
-      <w:bookmarkEnd w:id="2"/>
+      <w:bookmarkEnd w:id="1"/>
     </w:tbl>
     <w:p>
       <w:pPr>
@@ -2255,12 +2254,12 @@
       <w:pPr>
         <w:pStyle w:val="Ttulo1"/>
       </w:pPr>
-      <w:bookmarkStart w:id="3" w:name="_Toc244004355"/>
+      <w:bookmarkStart w:id="2" w:name="_Toc244004355"/>
       <w:r>
         <w:lastRenderedPageBreak/>
         <w:t>Plan de formación</w:t>
       </w:r>
-      <w:bookmarkEnd w:id="3"/>
+      <w:bookmarkEnd w:id="2"/>
     </w:p>
     <w:p>
       <w:pPr>
@@ -2345,11 +2344,11 @@
       <w:pPr>
         <w:pStyle w:val="Ttulo2"/>
       </w:pPr>
-      <w:bookmarkStart w:id="4" w:name="_Toc244004356"/>
+      <w:bookmarkStart w:id="3" w:name="_Toc244004356"/>
       <w:r>
         <w:t>Elementos del plan de formación</w:t>
       </w:r>
-      <w:bookmarkEnd w:id="4"/>
+      <w:bookmarkEnd w:id="3"/>
     </w:p>
     <w:p>
       <w:pPr>
@@ -2590,11 +2589,11 @@
       <w:pPr>
         <w:pStyle w:val="Ttulo2"/>
       </w:pPr>
-      <w:bookmarkStart w:id="5" w:name="_Toc244004357"/>
+      <w:bookmarkStart w:id="4" w:name="_Toc244004357"/>
       <w:r>
         <w:t>Procedimiento para estructurar un plan de formación</w:t>
       </w:r>
-      <w:bookmarkEnd w:id="5"/>
+      <w:bookmarkEnd w:id="4"/>
     </w:p>
     <w:p>
       <w:pPr>
@@ -3203,11 +3202,11 @@
       <w:pPr>
         <w:pStyle w:val="Ttulo2"/>
       </w:pPr>
-      <w:bookmarkStart w:id="6" w:name="_Toc244004358"/>
+      <w:bookmarkStart w:id="5" w:name="_Toc244004358"/>
       <w:r>
         <w:t>Caracterización de los aprendices y evaluación diagnóstica</w:t>
       </w:r>
-      <w:bookmarkEnd w:id="6"/>
+      <w:bookmarkEnd w:id="5"/>
     </w:p>
     <w:p>
       <w:pPr>
@@ -3531,11 +3530,11 @@
       <w:pPr>
         <w:pStyle w:val="Ttulo2"/>
       </w:pPr>
-      <w:bookmarkStart w:id="7" w:name="_Toc244004359"/>
+      <w:bookmarkStart w:id="6" w:name="_Toc244004359"/>
       <w:r>
         <w:t>Articulación entre competencias, resultados de aprendizaje, actividades y evaluación</w:t>
       </w:r>
-      <w:bookmarkEnd w:id="7"/>
+      <w:bookmarkEnd w:id="6"/>
     </w:p>
     <w:p>
       <w:pPr>
@@ -4160,12 +4159,12 @@
       <w:pPr>
         <w:pStyle w:val="Ttulo1"/>
       </w:pPr>
-      <w:bookmarkStart w:id="8" w:name="_Toc244004360"/>
+      <w:bookmarkStart w:id="7" w:name="_Toc244004360"/>
       <w:r>
         <w:lastRenderedPageBreak/>
         <w:t>Material educativo</w:t>
       </w:r>
-      <w:bookmarkEnd w:id="8"/>
+      <w:bookmarkEnd w:id="7"/>
     </w:p>
     <w:p>
       <w:pPr>
@@ -4237,11 +4236,11 @@
       <w:pPr>
         <w:pStyle w:val="Ttulo2"/>
       </w:pPr>
-      <w:bookmarkStart w:id="9" w:name="_Toc244004361"/>
+      <w:bookmarkStart w:id="8" w:name="_Toc244004361"/>
       <w:r>
         <w:t>Clasificación de los materiales educativos</w:t>
       </w:r>
-      <w:bookmarkEnd w:id="9"/>
+      <w:bookmarkEnd w:id="8"/>
     </w:p>
     <w:p>
       <w:pPr>
@@ -4427,11 +4426,11 @@
       <w:pPr>
         <w:pStyle w:val="Ttulo2"/>
       </w:pPr>
-      <w:bookmarkStart w:id="10" w:name="_Toc244004362"/>
+      <w:bookmarkStart w:id="9" w:name="_Toc244004362"/>
       <w:r>
         <w:t>Materiales educativos impresos, audiovisuales, digitales e interactivos</w:t>
       </w:r>
-      <w:bookmarkEnd w:id="10"/>
+      <w:bookmarkEnd w:id="9"/>
     </w:p>
     <w:p>
       <w:pPr>
@@ -5036,11 +5035,11 @@
       <w:pPr>
         <w:pStyle w:val="Ttulo2"/>
       </w:pPr>
-      <w:bookmarkStart w:id="11" w:name="_Toc244004363"/>
+      <w:bookmarkStart w:id="10" w:name="_Toc244004363"/>
       <w:r>
         <w:t>Funcionamiento de los recursos tecnológicos en ambientes de aprendizaje</w:t>
       </w:r>
-      <w:bookmarkEnd w:id="11"/>
+      <w:bookmarkEnd w:id="10"/>
     </w:p>
     <w:p>
       <w:pPr>
@@ -5715,12 +5714,12 @@
       <w:pPr>
         <w:pStyle w:val="Ttulo2"/>
       </w:pPr>
-      <w:bookmarkStart w:id="12" w:name="_Toc244004364"/>
+      <w:bookmarkStart w:id="11" w:name="_Toc244004364"/>
       <w:r>
         <w:lastRenderedPageBreak/>
         <w:t>Criterios para seleccionar materiales educativos</w:t>
       </w:r>
-      <w:bookmarkEnd w:id="12"/>
+      <w:bookmarkEnd w:id="11"/>
     </w:p>
     <w:p>
       <w:pPr>
@@ -6403,12 +6402,12 @@
       <w:pPr>
         <w:pStyle w:val="Ttulo1"/>
       </w:pPr>
-      <w:bookmarkStart w:id="13" w:name="_Toc244004365"/>
+      <w:bookmarkStart w:id="12" w:name="_Toc244004365"/>
       <w:r>
         <w:lastRenderedPageBreak/>
         <w:t>Planeación didáctica de una clase</w:t>
       </w:r>
-      <w:bookmarkEnd w:id="13"/>
+      <w:bookmarkEnd w:id="12"/>
     </w:p>
     <w:p>
       <w:pPr>
@@ -6481,11 +6480,11 @@
       <w:pPr>
         <w:pStyle w:val="Ttulo2"/>
       </w:pPr>
-      <w:bookmarkStart w:id="14" w:name="_Toc244004366"/>
+      <w:bookmarkStart w:id="13" w:name="_Toc244004366"/>
       <w:r>
         <w:t>Secuencia didáctica</w:t>
       </w:r>
-      <w:bookmarkEnd w:id="14"/>
+      <w:bookmarkEnd w:id="13"/>
     </w:p>
     <w:p>
       <w:pPr>
@@ -6935,11 +6934,11 @@
       <w:pPr>
         <w:pStyle w:val="Ttulo2"/>
       </w:pPr>
-      <w:bookmarkStart w:id="15" w:name="_Toc244004367"/>
+      <w:bookmarkStart w:id="14" w:name="_Toc244004367"/>
       <w:r>
         <w:t>Articulación de actividades, estrategias, materiales y evaluación</w:t>
       </w:r>
-      <w:bookmarkEnd w:id="15"/>
+      <w:bookmarkEnd w:id="14"/>
     </w:p>
     <w:p>
       <w:pPr>
@@ -7274,11 +7273,11 @@
       <w:pPr>
         <w:pStyle w:val="Ttulo2"/>
       </w:pPr>
-      <w:bookmarkStart w:id="16" w:name="_Toc244004368"/>
+      <w:bookmarkStart w:id="15" w:name="_Toc244004368"/>
       <w:r>
         <w:t>Lineamientos institucionales para la planeación de clases</w:t>
       </w:r>
-      <w:bookmarkEnd w:id="16"/>
+      <w:bookmarkEnd w:id="15"/>
     </w:p>
     <w:p>
       <w:pPr>
@@ -7519,11 +7518,11 @@
       <w:pPr>
         <w:pStyle w:val="Ttulo2"/>
       </w:pPr>
-      <w:bookmarkStart w:id="17" w:name="_Toc244004369"/>
+      <w:bookmarkStart w:id="16" w:name="_Toc244004369"/>
       <w:r>
         <w:t>Ejemplo integrador de planeación didáctica con recursos tecnológicos</w:t>
       </w:r>
-      <w:bookmarkEnd w:id="17"/>
+      <w:bookmarkEnd w:id="16"/>
     </w:p>
     <w:p>
       <w:pPr>
@@ -8215,12 +8214,12 @@
           <w:u w:val="single"/>
         </w:rPr>
       </w:pPr>
-      <w:bookmarkStart w:id="18" w:name="_Toc244004370"/>
+      <w:bookmarkStart w:id="17" w:name="_Toc244004370"/>
       <w:r>
         <w:lastRenderedPageBreak/>
         <w:t>Síntesis</w:t>
       </w:r>
-      <w:bookmarkEnd w:id="18"/>
+      <w:bookmarkEnd w:id="17"/>
       <w:r>
         <w:t xml:space="preserve"> </w:t>
       </w:r>
@@ -8243,7 +8242,6 @@
     <w:p>
       <w:pPr>
         <w:ind w:firstLine="0"/>
-        <w:jc w:val="center"/>
         <w:rPr>
           <w:noProof/>
           <w:lang w:eastAsia="es-CO"/>
@@ -8255,10 +8253,10 @@
           <w:lang w:eastAsia="es-CO"/>
         </w:rPr>
         <w:drawing>
-          <wp:inline distT="0" distB="0" distL="0" distR="0" wp14:anchorId="3ABED74B" wp14:editId="1BAD544C">
-            <wp:extent cx="6332220" cy="3893185"/>
+          <wp:inline distT="0" distB="0" distL="0" distR="0" wp14:anchorId="655CB7E7" wp14:editId="577D725E">
+            <wp:extent cx="6136451" cy="3772818"/>
             <wp:effectExtent l="0" t="0" r="0" b="0"/>
-            <wp:docPr id="3" name="Gráfico 3" descr="En la síntesis se presenta la relación entre el plan de formación, los materiales educativos y la planeación didáctica de una clase, considerando sus elementos, procedimientos, recursos tecnológicos, estrategias metodológicas y evaluación para orientar el logro de los resultados de aprendizaje."/>
+            <wp:docPr id="4" name="Imagen 4" descr="En la síntesis se presenta la relación entre el plan de formación, los materiales educativos y la planeación didáctica de una clase, considerando sus elementos, procedimientos, recursos tecnológicos, estrategias metodológicas y evaluación para orientar el logro de los resultados de aprendizaje."/>
             <wp:cNvGraphicFramePr>
               <a:graphicFrameLocks xmlns:a="http://schemas.openxmlformats.org/drawingml/2006/main" noChangeAspect="1"/>
             </wp:cNvGraphicFramePr>
@@ -8266,8 +8264,10 @@
               <a:graphicData uri="http://schemas.openxmlformats.org/drawingml/2006/picture">
                 <pic:pic xmlns:pic="http://schemas.openxmlformats.org/drawingml/2006/picture">
                   <pic:nvPicPr>
-                    <pic:cNvPr id="3" name="sintesis-CsV1rlnv.svg"/>
-                    <pic:cNvPicPr/>
+                    <pic:cNvPr id="0" name="Picture 2"/>
+                    <pic:cNvPicPr>
+                      <a:picLocks noChangeAspect="1" noChangeArrowheads="1"/>
+                    </pic:cNvPicPr>
                   </pic:nvPicPr>
                   <pic:blipFill>
                     <a:blip r:embed="rId16">
@@ -8275,23 +8275,22 @@
                         <a:ext uri="{28A0092B-C50C-407E-A947-70E740481C1C}">
                           <a14:useLocalDpi xmlns:a14="http://schemas.microsoft.com/office/drawing/2010/main" val="0"/>
                         </a:ext>
-                        <a:ext uri="{96DAC541-7B7A-43D3-8B79-37D633B846F1}">
-                          <asvg:svgBlip xmlns:asvg="http://schemas.microsoft.com/office/drawing/2016/SVG/main" r:embed="rId17"/>
-                        </a:ext>
                       </a:extLst>
                     </a:blip>
+                    <a:srcRect/>
                     <a:stretch>
                       <a:fillRect/>
                     </a:stretch>
                   </pic:blipFill>
-                  <pic:spPr>
+                  <pic:spPr bwMode="auto">
                     <a:xfrm>
                       <a:off x="0" y="0"/>
-                      <a:ext cx="6332220" cy="3893185"/>
+                      <a:ext cx="6159609" cy="3787056"/>
                     </a:xfrm>
                     <a:prstGeom prst="rect">
                       <a:avLst/>
                     </a:prstGeom>
+                    <a:noFill/>
                   </pic:spPr>
                 </pic:pic>
               </a:graphicData>
@@ -8302,6 +8301,18 @@
     </w:p>
     <w:p>
       <w:pPr>
+        <w:ind w:firstLine="0"/>
+        <w:jc w:val="center"/>
+        <w:rPr>
+          <w:noProof/>
+          <w:lang w:eastAsia="es-CO"/>
+        </w:rPr>
+      </w:pPr>
+      <w:bookmarkStart w:id="18" w:name="_GoBack"/>
+      <w:bookmarkEnd w:id="18"/>
+    </w:p>
+    <w:p>
+      <w:pPr>
         <w:pStyle w:val="Titulosgenerales"/>
       </w:pPr>
       <w:bookmarkStart w:id="19" w:name="_Toc244004371"/>
@@ -8822,7 +8833,7 @@
       <w:r>
         <w:t xml:space="preserve">UNESCO. (2023). Informe de seguimiento de la educación en el mundo 2023: Tecnología en la educación: ¿Una herramienta en los términos de quién? </w:t>
       </w:r>
-      <w:hyperlink r:id="rId18" w:history="1">
+      <w:hyperlink r:id="rId17" w:history="1">
         <w:r>
           <w:rPr>
             <w:rStyle w:val="Hipervnculo"/>
@@ -9426,8 +9437,8 @@
       </w:pPr>
     </w:p>
     <w:sectPr>
-      <w:headerReference w:type="default" r:id="rId19"/>
-      <w:footerReference w:type="default" r:id="rId20"/>
+      <w:headerReference w:type="default" r:id="rId18"/>
+      <w:footerReference w:type="default" r:id="rId19"/>
       <w:pgSz w:w="12240" w:h="15840"/>
       <w:pgMar w:top="1701" w:right="1134" w:bottom="1134" w:left="1134" w:header="709" w:footer="737" w:gutter="0"/>
       <w:pgNumType w:start="1"/>
@@ -9474,6 +9485,7 @@
         <w:docPartUnique/>
       </w:docPartObj>
     </w:sdtPr>
+    <w:sdtEndPr/>
     <w:sdtContent>
       <w:p>
         <w:pPr>
@@ -15574,7 +15586,7 @@
 </file>
 
 <file path=customXml/itemProps4.xml><?xml version="1.0" encoding="utf-8"?>
-<ds:datastoreItem xmlns:ds="http://schemas.openxmlformats.org/officeDocument/2006/customXml" ds:itemID="{76AB3548-CA59-4D4C-91C3-ED8725EE8864}">
+<ds:datastoreItem xmlns:ds="http://schemas.openxmlformats.org/officeDocument/2006/customXml" ds:itemID="{96D19D93-0C91-4C82-A7C7-E625B59C15A4}">
   <ds:schemaRefs>
     <ds:schemaRef ds:uri="http://schemas.openxmlformats.org/officeDocument/2006/bibliography"/>
   </ds:schemaRefs>
